--- a/assets/Nguyen_Tra_CV.docx
+++ b/assets/Nguyen_Tra_CV.docx
@@ -736,37 +736,6 @@
       <w:pPr>
         <w:keepNext/>
         <w:spacing w:before="360"/>
-        <w:rPr>
-          <w:bCs/>
-          <w:i/>
-          <w:iCs/>
-        </w:rPr>
-      </w:pPr>
-      <w:r>
-        <w:rPr>
-          <w:b/>
-        </w:rPr>
-        <w:t>Referee Service:</w:t>
-      </w:r>
-      <w:r>
-        <w:rPr>
-          <w:b/>
-        </w:rPr>
-        <w:t xml:space="preserve"> </w:t>
-      </w:r>
-      <w:r>
-        <w:rPr>
-          <w:bCs/>
-          <w:i/>
-          <w:iCs/>
-        </w:rPr>
-        <w:t>Review of World Economics</w:t>
-      </w:r>
-    </w:p>
-    <w:p>
-      <w:pPr>
-        <w:keepNext/>
-        <w:spacing w:before="360"/>
       </w:pPr>
       <w:r>
         <w:rPr>
@@ -865,7 +834,12 @@
             </w:r>
             <w:r>
               <w:br/>
-              <w:t>Phone:</w:t>
+            </w:r>
+            <w:r>
+              <w:t>Email</w:t>
+            </w:r>
+            <w:r>
+              <w:t>:</w:t>
             </w:r>
             <w:r>
               <w:br/>
@@ -913,7 +887,12 @@
             </w:r>
             <w:r>
               <w:br/>
-              <w:t>Phone:</w:t>
+            </w:r>
+            <w:r>
+              <w:t>Email</w:t>
+            </w:r>
+            <w:r>
+              <w:t>:</w:t>
             </w:r>
             <w:r>
               <w:br/>
@@ -961,7 +940,12 @@
             </w:r>
             <w:r>
               <w:br/>
-              <w:t>Phone:</w:t>
+            </w:r>
+            <w:r>
+              <w:t>Email</w:t>
+            </w:r>
+            <w:r>
+              <w:t>:</w:t>
             </w:r>
             <w:r>
               <w:br/>
@@ -982,7 +966,7 @@
     <w:p>
       <w:pPr>
         <w:pageBreakBefore/>
-        <w:spacing w:after="120"/>
+        <w:spacing w:before="480" w:after="120"/>
         <w:jc w:val="center"/>
         <w:rPr>
           <w:b/>
@@ -1056,22 +1040,7 @@
         <w:spacing w:after="120"/>
       </w:pPr>
       <w:r>
-        <w:rPr>
-          <w:sz w:val="22"/>
-        </w:rPr>
-        <w:t xml:space="preserve">There is growing concern that workforce aging may negatively affect economic growth, along with continuing debate over policies to ameliorate labor-force aging. One major determinant of productivity growth is the speed at which new technologies are adopted. A common hypothesis is that older workers may be less inclined or less able to adopt new technologies, but there is little systematic quantitative evidence on this phenomenon. This paper examines the relationship between worker age and technology adoption by estimating the effect of local workforce age composition on firms' adoption of newly released software technologies. Using novel data based on Lightcast job postings and 15 matched legacy and new software technologies released between 2012 and 2016, the analysis quantifies the causal effect of the local share of college-educated workers ages 50 to 65 on firm demand for the newest software technologies. To address the concern that regional age structure may be endogenous, </w:t>
-      </w:r>
-      <w:r>
-        <w:rPr>
-          <w:sz w:val="22"/>
-        </w:rPr>
-        <w:t xml:space="preserve">we instrument the </w:t>
-      </w:r>
-      <w:r>
-        <w:rPr>
-          <w:sz w:val="22"/>
-        </w:rPr>
-        <w:t>local old-worker share using a shift-share measure based on historical commuting-zone age composition and national survival rates, while allowing for a rich set of controls.</w:t>
+        <w:t>Workforce aging is often viewed as a drag on economic growth because it reduces labor supply and raises old-age dependency. But aging may also affect growth through a less studied channel: the speed at which economies adopt new technologies. If older workers are less likely to learn new tools, then older labor markets may adapt more slowly when new technologies arrive. Despite the importance of this channel for productivity growth, there is little systematic quantitative evidence on whether workforce age composition affects technology adoption.</w:t>
       </w:r>
     </w:p>
     <w:p>
@@ -1079,10 +1048,7 @@
         <w:spacing w:after="120"/>
       </w:pPr>
       <w:r>
-        <w:rPr>
-          <w:sz w:val="22"/>
-        </w:rPr>
-        <w:t>The empirical results show that firms are significantly less likely to seek new workers with skills in the newest technologies when they are located in labor markets where younger workers are more scarce and thus command higher wages. Moreover, based on a survey of computer scientists that elicited information on the productivity gains from the new software technologies and their learning challenges, the estimates indicate that worker age has a stronger negative effect on adoption when the new software is more difficult to master. The evidence is weaker that aging is a barrier to adoption for new software that is relatively more productive compared with its legacy counterpart.</w:t>
+        <w:t>This paper fills the gap by estimating the causal effect of local workforce age composition on firms’ adoption of newly released software technologies, instrumenting the local old-worker share with a Bartik-style measure constructed from historical commuting-zone age composition and national survival rates. We use Lightcast job postings to track local employer demand for 15 newly released software technologies between 2012 and 2016, each matched to an older technology used for similar tasks. Technology adoption is measured by employer demand for frontier software skills, and workforce age composition is measured by the local share of college-educated workers ages 50 to 69.</w:t>
       </w:r>
     </w:p>
     <w:p>
@@ -1090,10 +1056,7 @@
         <w:spacing w:after="120"/>
       </w:pPr>
       <w:r>
-        <w:rPr>
-          <w:sz w:val="22"/>
-        </w:rPr>
-        <w:t>The empirical findings are used to construct and calibrate a model of worker and firm behavior. In the model, firms choose between production using an incumbent technology and a more productive frontier technology, while workers decide whether to pay a cost to acquire the skill needed to use the frontier technology. The model incorporates three mechanisms that differentiate the behavior of young and old workers. First, older workers have shorter time horizons than younger workers, given finite working lives, which reduces the benefits they receive from costly investments. Second, older workers have more experience with legacy technologies, so the gains from adopting new technologies are lower for them than for younger workers. Third, older workers may be inherently less able than younger workers to learn new technologies.</w:t>
+        <w:t>The empirical results show that, within five years of release, employers in older labor markets post increasingly fewer vacancies requiring the newest software technologies. Moreover, the estimates indicate that the age-related adoption gap is larger when the new software is more difficult to master, consistent with older workers facing higher effective retraining costs because learning time has a higher opportunity cost late in the career and shorter remaining horizons make the same learning investment less attractive.</w:t>
       </w:r>
     </w:p>
     <w:p>
@@ -1101,16 +1064,8 @@
         <w:spacing w:after="120"/>
       </w:pPr>
       <w:r>
-        <w:rPr>
-          <w:sz w:val="22"/>
-        </w:rPr>
-        <w:t>The calibrated model permits counterfactuals showing that policies affecting the age composition of the workforce, such as increased immigration of younger workers, increased fertility rates, and altered incentives for retirement, have different effects on technology adoption. In particular, aging caused by weak inflows of young workers, as under low fertility or low migration, can slow adoption by reducing the share of workers with long retraining horizons. By contrast, longer expected working lives, as under delayed retirement, can mitigate this force in the model by increasing older workers' return to skill investment.</w:t>
-      </w:r>
-    </w:p>
-    <w:p>
-      <w:pPr>
-        <w:spacing w:after="120"/>
-      </w:pPr>
+        <w:t>To explain the adoption gap and evaluate policy counterfactuals, we develop and calibrate a simple model linking workers’ retraining decisions to firms’ demand for frontier-technology skills. The key mechanism is finite-horizon retraining: because older workers have shorter remaining careers, they have less time to recover learning costs, making the same skill investment less attractive late in the career. The calibrated model shows that policy margins changing workforce age structure can have different implications for technology adoption. Aging caused by weak inflows of young workers, as under low fertility or low migration, slows adoption by reducing the share of workers with long retraining horizons. By contrast, longer expected working lives, as under delayed retirement, can mitigate this force by increasing older workers’ return to skill investment.</w:t>
+      </w:r>
     </w:p>
     <w:p>
       <w:pPr>
@@ -1157,17 +1112,16 @@
         <w:spacing w:after="120"/>
       </w:pPr>
       <w:r>
-        <w:rPr>
-          <w:sz w:val="22"/>
-        </w:rPr>
-        <w:t xml:space="preserve">This project studies how expectations about migration shape educational investment in origin countries. In high-migration settings, families decide how much to invest in children’s schooling while facing uncertainty about earnings abroad, migration risks, and returns to schooling if children remain at home. The study uses a randomized information experiment with caretakers of children ages 12 to 14 in El Salvador, recruited through public schools and local partners. Participants receive experimentally varied information about U.S. wages for Salvadorans, migration success probabilities, wage uncertainty, and education returns. The design then measures how information changes beliefs, migration intentions, and willingness to invest </w:t>
-      </w:r>
-      <w:r>
-        <w:rPr>
-          <w:sz w:val="22"/>
-        </w:rPr>
+        <w:t>Migration is a central economic strategy for many Salvadoran households, including families whose children may later consider migrating to the United States. The possibility of migration can shape educational investment long before migration occurs by changing how families perceive the returns to schooling. In a household survey conducted with IPA in El Salvador, we find that caretakers of children ages 8 to 12 substantially overestimate wages in the United States, especially for workers with secondary schooling, by more than 300 percent. Respondents also overestimate the return to education in the United States relative to El Salvador, and these perceived U.S. returns are strongly associated with the amount of time parents spend helping children with schoolwork. These patterns suggest that beliefs about foreign labor-market opportunities may already shape human-capital investment at home.</w:t>
+      </w:r>
+    </w:p>
+    <w:p>
+      <w:pPr>
+        <w:spacing w:after="120"/>
+      </w:pPr>
+      <w:r>
         <w:lastRenderedPageBreak/>
-        <w:t>in supplemental education. The project tests a central mechanism in the brain-gain hypothesis: the idea that the possibility of migration can increase schooling investment before migration occurs.</w:t>
+        <w:t>Building on this evidence, the project studies how perceived returns to education abroad, perceived migration costs and barriers, and domestic education returns jointly affect children’s schooling investments and household migration decisions. The empirical design uses a randomized information experiment with caretakers of school-age children in El Salvador. Participants receive experimentally varied information about U.S. wages for Salvadorans, migration success probabilities, wage uncertainty, and returns to education in El Salvador. The experiment measures how these information treatments change beliefs, migration intentions, and willingness to invest in supplemental education. The project tests a central mechanism in the brain-gain hypothesis: whether the possibility of migration raises education investment before migration occurs, and whether families respond more strongly to information about foreign earnings, migration risk, or domestic returns to schooling.</w:t>
       </w:r>
     </w:p>
     <w:sectPr>
@@ -1638,6 +1592,7 @@
   <w:style w:type="character" w:default="1" w:styleId="DefaultParagraphFont">
     <w:name w:val="Default Paragraph Font"/>
     <w:uiPriority w:val="1"/>
+    <w:semiHidden/>
     <w:unhideWhenUsed/>
   </w:style>
   <w:style w:type="table" w:default="1" w:styleId="TableNormal">
@@ -2153,6 +2108,21 @@
 </file>
 
 <file path=customXml/item1.xml><?xml version="1.0" encoding="utf-8"?>
+<p:properties xmlns:p="http://schemas.microsoft.com/office/2006/metadata/properties" xmlns:xsi="http://www.w3.org/2001/XMLSchema-instance" xmlns:pc="http://schemas.microsoft.com/office/infopath/2007/PartnerControls">
+  <documentManagement/>
+</p:properties>
+</file>
+
+<file path=customXml/item2.xml><?xml version="1.0" encoding="utf-8"?>
+<?mso-contentType ?>
+<FormTemplates xmlns="http://schemas.microsoft.com/sharepoint/v3/contenttype/forms">
+  <Display>DocumentLibraryForm</Display>
+  <Edit>DocumentLibraryForm</Edit>
+  <New>DocumentLibraryForm</New>
+</FormTemplates>
+</file>
+
+<file path=customXml/item3.xml><?xml version="1.0" encoding="utf-8"?>
 <ct:contentTypeSchema xmlns:ct="http://schemas.microsoft.com/office/2006/metadata/contentType" xmlns:ma="http://schemas.microsoft.com/office/2006/metadata/properties/metaAttributes" ct:_="" ma:_="" ma:contentTypeName="Document" ma:contentTypeID="0x01010007FC644F770EBB4593783ED8D49DD1E9" ma:contentTypeVersion="0" ma:contentTypeDescription="Create a new document." ma:contentTypeScope="" ma:versionID="3080d9b11825addb7e1a7356b8c375ef">
   <xsd:schema xmlns:xsd="http://www.w3.org/2001/XMLSchema" xmlns:xs="http://www.w3.org/2001/XMLSchema" xmlns:p="http://schemas.microsoft.com/office/2006/metadata/properties" targetNamespace="http://schemas.microsoft.com/office/2006/metadata/properties" ma:root="true" ma:fieldsID="500c6692915ba10984c0aabd49f31b22">
     <xsd:element name="properties">
@@ -2266,32 +2236,10 @@
 </ct:contentTypeSchema>
 </file>
 
-<file path=customXml/item2.xml><?xml version="1.0" encoding="utf-8"?>
-<?mso-contentType ?>
-<FormTemplates xmlns="http://schemas.microsoft.com/sharepoint/v3/contenttype/forms">
-  <Display>DocumentLibraryForm</Display>
-  <Edit>DocumentLibraryForm</Edit>
-  <New>DocumentLibraryForm</New>
-</FormTemplates>
-</file>
-
-<file path=customXml/item3.xml><?xml version="1.0" encoding="utf-8"?>
-<p:properties xmlns:p="http://schemas.microsoft.com/office/2006/metadata/properties" xmlns:xsi="http://www.w3.org/2001/XMLSchema-instance" xmlns:pc="http://schemas.microsoft.com/office/infopath/2007/PartnerControls">
-  <documentManagement/>
-</p:properties>
-</file>
-
 <file path=customXml/itemProps1.xml><?xml version="1.0" encoding="utf-8"?>
-<ds:datastoreItem xmlns:ds="http://schemas.openxmlformats.org/officeDocument/2006/customXml" ds:itemID="{B636C937-F529-4C3E-AE48-ABCDC19C7117}">
+<ds:datastoreItem xmlns:ds="http://schemas.openxmlformats.org/officeDocument/2006/customXml" ds:itemID="{D0124FFD-1CE1-4B77-84DE-59500854D475}">
   <ds:schemaRefs>
-    <ds:schemaRef ds:uri="http://schemas.microsoft.com/office/2006/metadata/contentType"/>
-    <ds:schemaRef ds:uri="http://schemas.microsoft.com/office/2006/metadata/properties/metaAttributes"/>
-    <ds:schemaRef ds:uri="http://www.w3.org/2001/XMLSchema"/>
     <ds:schemaRef ds:uri="http://schemas.microsoft.com/office/2006/metadata/properties"/>
-    <ds:schemaRef ds:uri="http://schemas.openxmlformats.org/package/2006/metadata/core-properties"/>
-    <ds:schemaRef ds:uri="http://purl.org/dc/elements/1.1/"/>
-    <ds:schemaRef ds:uri="http://purl.org/dc/terms/"/>
-    <ds:schemaRef ds:uri="http://schemas.microsoft.com/internal/obd"/>
     <ds:schemaRef ds:uri="http://schemas.microsoft.com/office/infopath/2007/PartnerControls"/>
   </ds:schemaRefs>
 </ds:datastoreItem>
@@ -2306,9 +2254,16 @@
 </file>
 
 <file path=customXml/itemProps3.xml><?xml version="1.0" encoding="utf-8"?>
-<ds:datastoreItem xmlns:ds="http://schemas.openxmlformats.org/officeDocument/2006/customXml" ds:itemID="{D0124FFD-1CE1-4B77-84DE-59500854D475}">
+<ds:datastoreItem xmlns:ds="http://schemas.openxmlformats.org/officeDocument/2006/customXml" ds:itemID="{B636C937-F529-4C3E-AE48-ABCDC19C7117}">
   <ds:schemaRefs>
+    <ds:schemaRef ds:uri="http://schemas.microsoft.com/office/2006/metadata/contentType"/>
+    <ds:schemaRef ds:uri="http://schemas.microsoft.com/office/2006/metadata/properties/metaAttributes"/>
+    <ds:schemaRef ds:uri="http://www.w3.org/2001/XMLSchema"/>
     <ds:schemaRef ds:uri="http://schemas.microsoft.com/office/2006/metadata/properties"/>
+    <ds:schemaRef ds:uri="http://schemas.openxmlformats.org/package/2006/metadata/core-properties"/>
+    <ds:schemaRef ds:uri="http://purl.org/dc/elements/1.1/"/>
+    <ds:schemaRef ds:uri="http://purl.org/dc/terms/"/>
+    <ds:schemaRef ds:uri="http://schemas.microsoft.com/internal/obd"/>
     <ds:schemaRef ds:uri="http://schemas.microsoft.com/office/infopath/2007/PartnerControls"/>
   </ds:schemaRefs>
 </ds:datastoreItem>

--- a/assets/Nguyen_Tra_CV.docx
+++ b/assets/Nguyen_Tra_CV.docx
@@ -398,6 +398,40 @@
         <w:gridCol w:w="792"/>
         <w:gridCol w:w="8352"/>
       </w:tblGrid>
+      <w:tr>
+        <w:tc>
+          <w:tcPr>
+            <w:tcW w:w="792" w:type="dxa"/>
+            <w:tcMar>
+              <w:top w:w="0" w:type="dxa"/>
+              <w:left w:w="0" w:type="dxa"/>
+              <w:bottom w:w="0" w:type="dxa"/>
+              <w:right w:w="0" w:type="dxa"/>
+            </w:tcMar>
+          </w:tcPr>
+          <w:p>
+            <w:r>
+              <w:t>2025</w:t>
+            </w:r>
+          </w:p>
+        </w:tc>
+        <w:tc>
+          <w:tcPr>
+            <w:tcW w:w="8352" w:type="dxa"/>
+            <w:tcMar>
+              <w:top w:w="0" w:type="dxa"/>
+              <w:left w:w="0" w:type="dxa"/>
+              <w:bottom w:w="0" w:type="dxa"/>
+              <w:right w:w="0" w:type="dxa"/>
+            </w:tcMar>
+          </w:tcPr>
+          <w:p>
+            <w:r>
+              <w:t>Cowles Foundation Research Grant, $30,000</w:t>
+            </w:r>
+          </w:p>
+        </w:tc>
+      </w:tr>
       <w:tr>
         <w:tc>
           <w:tcPr>

--- a/assets/Nguyen_Tra_CV.docx
+++ b/assets/Nguyen_Tra_CV.docx
@@ -464,6 +464,8 @@
               <w:t>Robin E. Evenson Fund, Economic Growth Center, $2,500 USD</w:t>
             </w:r>
           </w:p>
+          <w:p/>
+          <w:p/>
         </w:tc>
       </w:tr>
     </w:tbl>
@@ -763,7 +765,23 @@
         <w:ind w:left="792"/>
       </w:pPr>
       <w:r>
-        <w:t>“Perceived Education Returns Abroad and Investment at Home,” with Emma Naslund-Hadley, Siu Yuat Wong, and Qianyao Ye, November 2026.</w:t>
+        <w:t xml:space="preserve">“Perceived Education Returns Abroad and Investment at Home,” with Emma Naslund-Hadley, Siu </w:t>
+      </w:r>
+      <w:proofErr w:type="spellStart"/>
+      <w:r>
+        <w:t>Yuat</w:t>
+      </w:r>
+      <w:proofErr w:type="spellEnd"/>
+      <w:r>
+        <w:t xml:space="preserve"> Wong, and </w:t>
+      </w:r>
+      <w:proofErr w:type="spellStart"/>
+      <w:r>
+        <w:t>Qianyao</w:t>
+      </w:r>
+      <w:proofErr w:type="spellEnd"/>
+      <w:r>
+        <w:t xml:space="preserve"> Ye, November 2026.</w:t>
       </w:r>
     </w:p>
     <w:p>
@@ -1082,7 +1100,15 @@
         <w:spacing w:after="120"/>
       </w:pPr>
       <w:r>
-        <w:t>This paper fills the gap by estimating the causal effect of local workforce age composition on firms’ adoption of newly released software technologies, instrumenting the local old-worker share with a Bartik-style measure constructed from historical commuting-zone age composition and national survival rates. We use Lightcast job postings to track local employer demand for 15 newly released software technologies between 2012 and 2016, each matched to an older technology used for similar tasks. Technology adoption is measured by employer demand for frontier software skills, and workforce age composition is measured by the local share of college-educated workers ages 50 to 69.</w:t>
+        <w:t xml:space="preserve">This paper fills the gap by estimating the causal effect of local workforce age composition on firms’ adoption of newly released software technologies, instrumenting the local old-worker share with a Bartik-style measure constructed from historical commuting-zone age composition and national survival rates. We use </w:t>
+      </w:r>
+      <w:proofErr w:type="spellStart"/>
+      <w:r>
+        <w:t>Lightcast</w:t>
+      </w:r>
+      <w:proofErr w:type="spellEnd"/>
+      <w:r>
+        <w:t xml:space="preserve"> job postings to track local employer demand for 15 newly released software technologies between 2012 and 2016, each matched to an older technology used for similar tasks. Technology adoption is measured by employer demand for frontier software skills, and workforce age composition is measured by the local share of college-educated workers ages 50 to 69.</w:t>
       </w:r>
     </w:p>
     <w:p>
@@ -1124,7 +1150,35 @@
         <w:rPr>
           <w:sz w:val="22"/>
         </w:rPr>
-        <w:t>” with Emma Naslund-Hadley, Siu Yuat Wong, and Qianyao Ye [</w:t>
+        <w:t xml:space="preserve">” with Emma Naslund-Hadley, Siu </w:t>
+      </w:r>
+      <w:proofErr w:type="spellStart"/>
+      <w:r>
+        <w:rPr>
+          <w:sz w:val="22"/>
+        </w:rPr>
+        <w:t>Yuat</w:t>
+      </w:r>
+      <w:proofErr w:type="spellEnd"/>
+      <w:r>
+        <w:rPr>
+          <w:sz w:val="22"/>
+        </w:rPr>
+        <w:t xml:space="preserve"> Wong, and </w:t>
+      </w:r>
+      <w:proofErr w:type="spellStart"/>
+      <w:r>
+        <w:rPr>
+          <w:sz w:val="22"/>
+        </w:rPr>
+        <w:t>Qianyao</w:t>
+      </w:r>
+      <w:proofErr w:type="spellEnd"/>
+      <w:r>
+        <w:rPr>
+          <w:sz w:val="22"/>
+        </w:rPr>
+        <w:t xml:space="preserve"> Ye [</w:t>
       </w:r>
       <w:r>
         <w:rPr>
@@ -2142,21 +2196,6 @@
 </file>
 
 <file path=customXml/item1.xml><?xml version="1.0" encoding="utf-8"?>
-<p:properties xmlns:p="http://schemas.microsoft.com/office/2006/metadata/properties" xmlns:xsi="http://www.w3.org/2001/XMLSchema-instance" xmlns:pc="http://schemas.microsoft.com/office/infopath/2007/PartnerControls">
-  <documentManagement/>
-</p:properties>
-</file>
-
-<file path=customXml/item2.xml><?xml version="1.0" encoding="utf-8"?>
-<?mso-contentType ?>
-<FormTemplates xmlns="http://schemas.microsoft.com/sharepoint/v3/contenttype/forms">
-  <Display>DocumentLibraryForm</Display>
-  <Edit>DocumentLibraryForm</Edit>
-  <New>DocumentLibraryForm</New>
-</FormTemplates>
-</file>
-
-<file path=customXml/item3.xml><?xml version="1.0" encoding="utf-8"?>
 <ct:contentTypeSchema xmlns:ct="http://schemas.microsoft.com/office/2006/metadata/contentType" xmlns:ma="http://schemas.microsoft.com/office/2006/metadata/properties/metaAttributes" ct:_="" ma:_="" ma:contentTypeName="Document" ma:contentTypeID="0x01010007FC644F770EBB4593783ED8D49DD1E9" ma:contentTypeVersion="0" ma:contentTypeDescription="Create a new document." ma:contentTypeScope="" ma:versionID="3080d9b11825addb7e1a7356b8c375ef">
   <xsd:schema xmlns:xsd="http://www.w3.org/2001/XMLSchema" xmlns:xs="http://www.w3.org/2001/XMLSchema" xmlns:p="http://schemas.microsoft.com/office/2006/metadata/properties" targetNamespace="http://schemas.microsoft.com/office/2006/metadata/properties" ma:root="true" ma:fieldsID="500c6692915ba10984c0aabd49f31b22">
     <xsd:element name="properties">
@@ -2270,10 +2309,32 @@
 </ct:contentTypeSchema>
 </file>
 
+<file path=customXml/item2.xml><?xml version="1.0" encoding="utf-8"?>
+<?mso-contentType ?>
+<FormTemplates xmlns="http://schemas.microsoft.com/sharepoint/v3/contenttype/forms">
+  <Display>DocumentLibraryForm</Display>
+  <Edit>DocumentLibraryForm</Edit>
+  <New>DocumentLibraryForm</New>
+</FormTemplates>
+</file>
+
+<file path=customXml/item3.xml><?xml version="1.0" encoding="utf-8"?>
+<p:properties xmlns:p="http://schemas.microsoft.com/office/2006/metadata/properties" xmlns:xsi="http://www.w3.org/2001/XMLSchema-instance" xmlns:pc="http://schemas.microsoft.com/office/infopath/2007/PartnerControls">
+  <documentManagement/>
+</p:properties>
+</file>
+
 <file path=customXml/itemProps1.xml><?xml version="1.0" encoding="utf-8"?>
-<ds:datastoreItem xmlns:ds="http://schemas.openxmlformats.org/officeDocument/2006/customXml" ds:itemID="{D0124FFD-1CE1-4B77-84DE-59500854D475}">
+<ds:datastoreItem xmlns:ds="http://schemas.openxmlformats.org/officeDocument/2006/customXml" ds:itemID="{B636C937-F529-4C3E-AE48-ABCDC19C7117}">
   <ds:schemaRefs>
+    <ds:schemaRef ds:uri="http://schemas.microsoft.com/office/2006/metadata/contentType"/>
+    <ds:schemaRef ds:uri="http://schemas.microsoft.com/office/2006/metadata/properties/metaAttributes"/>
+    <ds:schemaRef ds:uri="http://www.w3.org/2001/XMLSchema"/>
     <ds:schemaRef ds:uri="http://schemas.microsoft.com/office/2006/metadata/properties"/>
+    <ds:schemaRef ds:uri="http://schemas.openxmlformats.org/package/2006/metadata/core-properties"/>
+    <ds:schemaRef ds:uri="http://purl.org/dc/elements/1.1/"/>
+    <ds:schemaRef ds:uri="http://purl.org/dc/terms/"/>
+    <ds:schemaRef ds:uri="http://schemas.microsoft.com/internal/obd"/>
     <ds:schemaRef ds:uri="http://schemas.microsoft.com/office/infopath/2007/PartnerControls"/>
   </ds:schemaRefs>
 </ds:datastoreItem>
@@ -2288,16 +2349,9 @@
 </file>
 
 <file path=customXml/itemProps3.xml><?xml version="1.0" encoding="utf-8"?>
-<ds:datastoreItem xmlns:ds="http://schemas.openxmlformats.org/officeDocument/2006/customXml" ds:itemID="{B636C937-F529-4C3E-AE48-ABCDC19C7117}">
+<ds:datastoreItem xmlns:ds="http://schemas.openxmlformats.org/officeDocument/2006/customXml" ds:itemID="{D0124FFD-1CE1-4B77-84DE-59500854D475}">
   <ds:schemaRefs>
-    <ds:schemaRef ds:uri="http://schemas.microsoft.com/office/2006/metadata/contentType"/>
-    <ds:schemaRef ds:uri="http://schemas.microsoft.com/office/2006/metadata/properties/metaAttributes"/>
-    <ds:schemaRef ds:uri="http://www.w3.org/2001/XMLSchema"/>
     <ds:schemaRef ds:uri="http://schemas.microsoft.com/office/2006/metadata/properties"/>
-    <ds:schemaRef ds:uri="http://schemas.openxmlformats.org/package/2006/metadata/core-properties"/>
-    <ds:schemaRef ds:uri="http://purl.org/dc/elements/1.1/"/>
-    <ds:schemaRef ds:uri="http://purl.org/dc/terms/"/>
-    <ds:schemaRef ds:uri="http://schemas.microsoft.com/internal/obd"/>
     <ds:schemaRef ds:uri="http://schemas.microsoft.com/office/infopath/2007/PartnerControls"/>
   </ds:schemaRefs>
 </ds:datastoreItem>

--- a/assets/Nguyen_Tra_CV.docx
+++ b/assets/Nguyen_Tra_CV.docx
@@ -1100,15 +1100,7 @@
         <w:spacing w:after="120"/>
       </w:pPr>
       <w:r>
-        <w:t xml:space="preserve">This paper fills the gap by estimating the causal effect of local workforce age composition on firms’ adoption of newly released software technologies, instrumenting the local old-worker share with a Bartik-style measure constructed from historical commuting-zone age composition and national survival rates. We use </w:t>
-      </w:r>
-      <w:proofErr w:type="spellStart"/>
-      <w:r>
-        <w:t>Lightcast</w:t>
-      </w:r>
-      <w:proofErr w:type="spellEnd"/>
-      <w:r>
-        <w:t xml:space="preserve"> job postings to track local employer demand for 15 newly released software technologies between 2012 and 2016, each matched to an older technology used for similar tasks. Technology adoption is measured by employer demand for frontier software skills, and workforce age composition is measured by the local share of college-educated workers ages 50 to 69.</w:t>
+        <w:t>This paper fills this gap by estimating the causal effect of local workforce age composition on firms’ adoption of newly released software technologies, instrumenting the local old-worker share with a Bartik-style measure constructed from historical commuting-zone age composition and national survival rates while allowing for a rich set of controls. We use Lightcast job postings to track local employer demand for 15 newly released software technologies between 2012 and 2016, each matched to an older technology used for similar tasks. Technology adoption is measured by employer demand for frontier software skills, and workforce age composition is measured by the local share of college-educated workers ages 50 to 69.</w:t>
       </w:r>
     </w:p>
     <w:p>
@@ -1116,7 +1108,7 @@
         <w:spacing w:after="120"/>
       </w:pPr>
       <w:r>
-        <w:t>The empirical results show that, within five years of release, employers in older labor markets post increasingly fewer vacancies requiring the newest software technologies. Moreover, the estimates indicate that the age-related adoption gap is larger when the new software is more difficult to master, consistent with older workers facing higher effective retraining costs because learning time has a higher opportunity cost late in the career and shorter remaining horizons make the same learning investment less attractive.</w:t>
+        <w:t>The empirical results show that, within five years of release, employers in older labor markets post increasingly fewer vacancies requiring the newest software technologies. Moreover, the estimates indicate that the age-related adoption gap is larger when the new software is more difficult to master.</w:t>
       </w:r>
     </w:p>
     <w:p>
@@ -1124,7 +1116,7 @@
         <w:spacing w:after="120"/>
       </w:pPr>
       <w:r>
-        <w:t>To explain the adoption gap and evaluate policy counterfactuals, we develop and calibrate a simple model linking workers’ retraining decisions to firms’ demand for frontier-technology skills. The key mechanism is finite-horizon retraining: because older workers have shorter remaining careers, they have less time to recover learning costs, making the same skill investment less attractive late in the career. The calibrated model shows that policy margins changing workforce age structure can have different implications for technology adoption. Aging caused by weak inflows of young workers, as under low fertility or low migration, slows adoption by reducing the share of workers with long retraining horizons. By contrast, longer expected working lives, as under delayed retirement, can mitigate this force by increasing older workers’ return to skill investment.</w:t>
+        <w:t>To explain our empirical findings and evaluate policy counterfactuals, we develop and calibrate a simple model linking workers’ retraining decisions to firms’ demand for frontier-technology skills. The key mechanism is finite-horizon retraining: because older workers have shorter remaining careers, they have less time to recover learning costs, making the same skill investment less attractive late in the career. The calibrated model shows that policy margins changing workforce age structure can have different implications for technology adoption. Aging caused by weak inflows of young workers, as under low fertility or low migration, slows adoption by reducing the share of workers with long retraining horizons. By contrast, longer expected working lives, as under delayed retirement, can mitigate this force by increasing older workers’ return to skill investment.</w:t>
       </w:r>
     </w:p>
     <w:p>

--- a/assets/Nguyen_Tra_CV.docx
+++ b/assets/Nguyen_Tra_CV.docx
@@ -1,6 +1,6 @@
 
 <file path=word/document.xml><?xml version="1.0" encoding="utf-8"?>
-<w:document xmlns:wpc="http://schemas.microsoft.com/office/word/2010/wordprocessingCanvas" xmlns:cx="http://schemas.microsoft.com/office/drawing/2014/chartex" xmlns:cx1="http://schemas.microsoft.com/office/drawing/2015/9/8/chartex" xmlns:cx2="http://schemas.microsoft.com/office/drawing/2015/10/21/chartex" xmlns:cx3="http://schemas.microsoft.com/office/drawing/2016/5/9/chartex" xmlns:cx4="http://schemas.microsoft.com/office/drawing/2016/5/10/chartex" xmlns:cx5="http://schemas.microsoft.com/office/drawing/2016/5/11/chartex" xmlns:cx6="http://schemas.microsoft.com/office/drawing/2016/5/12/chartex" xmlns:cx7="http://schemas.microsoft.com/office/drawing/2016/5/13/chartex" xmlns:cx8="http://schemas.microsoft.com/office/drawing/2016/5/14/chartex" xmlns:mc="http://schemas.openxmlformats.org/markup-compatibility/2006" xmlns:m="http://schemas.openxmlformats.org/officeDocument/2006/math" xmlns:aink="http://schemas.microsoft.com/office/drawing/2016/ink" xmlns:am3d="http://schemas.microsoft.com/office/drawing/2017/model3d" xmlns:oel="http://schemas.microsoft.com/office/2019/extlst" xmlns:r="http://schemas.openxmlformats.org/officeDocument/2006/relationships" xmlns:wp14="http://schemas.microsoft.com/office/word/2010/wordprocessingDrawing" xmlns:wp="http://schemas.openxmlformats.org/drawingml/2006/wordprocessingDrawing" xmlns:wpg="http://schemas.microsoft.com/office/word/2010/wordprocessingGroup" xmlns:wpi="http://schemas.microsoft.com/office/word/2010/wordprocessingInk" xmlns:wps="http://schemas.microsoft.com/office/word/2010/wordprocessingShape" xmlns:o="urn:schemas-microsoft-com:office:office" xmlns:v="urn:schemas-microsoft-com:vml" xmlns:w10="urn:schemas-microsoft-com:office:word" xmlns:w="http://schemas.openxmlformats.org/wordprocessingml/2006/main" xmlns:w14="http://schemas.microsoft.com/office/word/2010/wordml" xmlns:w15="http://schemas.microsoft.com/office/word/2012/wordml" xmlns:w16cei="http://schemas.microsoft.com/office/word/2026/wordml/cei" xmlns:w16cex="http://schemas.microsoft.com/office/word/2018/wordml/cex" xmlns:w16cid="http://schemas.microsoft.com/office/word/2016/wordml/cid" xmlns:w16="http://schemas.microsoft.com/office/word/2018/wordml" xmlns:w16sdtdh="http://schemas.microsoft.com/office/word/2020/wordml/sdtdatahash" xmlns:w16sdtfl="http://schemas.microsoft.com/office/word/2024/wordml/sdtformatlock" xmlns:w16se="http://schemas.microsoft.com/office/word/2015/wordml/symex" xmlns:w16du="http://schemas.microsoft.com/office/word/2023/wordml/word16du" xmlns:wne="http://schemas.microsoft.com/office/word/2006/wordml" mc:Ignorable="w14 w15 w16se w16cid w16 w16cex w16sdtdh w16sdtfl w16du wp14">
+<w:document xmlns:wpc="http://schemas.microsoft.com/office/word/2010/wordprocessingCanvas" xmlns:cx="http://schemas.microsoft.com/office/drawing/2014/chartex" xmlns:cx1="http://schemas.microsoft.com/office/drawing/2015/9/8/chartex" xmlns:cx2="http://schemas.microsoft.com/office/drawing/2015/10/21/chartex" xmlns:cx3="http://schemas.microsoft.com/office/drawing/2016/5/9/chartex" xmlns:cx4="http://schemas.microsoft.com/office/drawing/2016/5/10/chartex" xmlns:cx5="http://schemas.microsoft.com/office/drawing/2016/5/11/chartex" xmlns:cx6="http://schemas.microsoft.com/office/drawing/2016/5/12/chartex" xmlns:cx7="http://schemas.microsoft.com/office/drawing/2016/5/13/chartex" xmlns:cx8="http://schemas.microsoft.com/office/drawing/2016/5/14/chartex" xmlns:mc="http://schemas.openxmlformats.org/markup-compatibility/2006" xmlns:aink="http://schemas.microsoft.com/office/drawing/2016/ink" xmlns:am3d="http://schemas.microsoft.com/office/drawing/2017/model3d" xmlns:o="urn:schemas-microsoft-com:office:office" xmlns:oel="http://schemas.microsoft.com/office/2019/extlst" xmlns:r="http://schemas.openxmlformats.org/officeDocument/2006/relationships" xmlns:m="http://schemas.openxmlformats.org/officeDocument/2006/math" xmlns:v="urn:schemas-microsoft-com:vml" xmlns:wp14="http://schemas.microsoft.com/office/word/2010/wordprocessingDrawing" xmlns:wp="http://schemas.openxmlformats.org/drawingml/2006/wordprocessingDrawing" xmlns:w10="urn:schemas-microsoft-com:office:word" xmlns:w="http://schemas.openxmlformats.org/wordprocessingml/2006/main" xmlns:w14="http://schemas.microsoft.com/office/word/2010/wordml" xmlns:w15="http://schemas.microsoft.com/office/word/2012/wordml" xmlns:w16cex="http://schemas.microsoft.com/office/word/2018/wordml/cex" xmlns:w16cid="http://schemas.microsoft.com/office/word/2016/wordml/cid" xmlns:w16="http://schemas.microsoft.com/office/word/2018/wordml" xmlns:w16du="http://schemas.microsoft.com/office/word/2023/wordml/word16du" xmlns:w16sdtdh="http://schemas.microsoft.com/office/word/2020/wordml/sdtdatahash" xmlns:w16sdtfl="http://schemas.microsoft.com/office/word/2024/wordml/sdtformatlock" xmlns:w16se="http://schemas.microsoft.com/office/word/2015/wordml/symex" xmlns:wpg="http://schemas.microsoft.com/office/word/2010/wordprocessingGroup" xmlns:wpi="http://schemas.microsoft.com/office/word/2010/wordprocessingInk" xmlns:wne="http://schemas.microsoft.com/office/word/2006/wordml" xmlns:wps="http://schemas.microsoft.com/office/word/2010/wordprocessingShape" mc:Ignorable="w14 w15 w16se w16cid w16 w16cex w16sdtdh w16sdtfl w16du wp14">
   <w:body>
     <w:p>
       <w:pPr>
@@ -155,7 +155,15 @@
         <w:ind w:left="792"/>
       </w:pPr>
       <w:r>
-        <w:t>Primary Field(s): Labor Economics</w:t>
+        <w:t>Primary Field</w:t>
+      </w:r>
+      <w:del w:id="0" w:author="Khandelwal, Amit" w:date="2026-08-13T12:37:00Z" w16du:dateUtc="2026-08-13T16:37:00Z">
+        <w:r>
+          <w:delText>(s)</w:delText>
+        </w:r>
+      </w:del>
+      <w:r>
+        <w:t>: Labor Economics</w:t>
       </w:r>
     </w:p>
     <w:p>
@@ -163,7 +171,15 @@
         <w:ind w:left="792"/>
       </w:pPr>
       <w:r>
-        <w:t>Secondary Field(s): Development Economics</w:t>
+        <w:t>Secondary Field</w:t>
+      </w:r>
+      <w:del w:id="1" w:author="Khandelwal, Amit" w:date="2026-08-13T12:37:00Z" w16du:dateUtc="2026-08-13T16:37:00Z">
+        <w:r>
+          <w:delText>(s)</w:delText>
+        </w:r>
+      </w:del>
+      <w:r>
+        <w:t>: Development Economics</w:t>
       </w:r>
     </w:p>
     <w:p>
@@ -1100,7 +1116,7 @@
         <w:spacing w:after="120"/>
       </w:pPr>
       <w:r>
-        <w:t>This paper fills this gap by estimating the causal effect of local workforce age composition on firms’ adoption of newly released software technologies, instrumenting the local old-worker share with a Bartik-style measure constructed from historical commuting-zone age composition and national survival rates while allowing for a rich set of controls. We use Lightcast job postings to track local employer demand for 15 newly released software technologies between 2012 and 2016, each matched to an older technology used for similar tasks. Technology adoption is measured by employer demand for frontier software skills, and workforce age composition is measured by the local share of college-educated workers ages 50 to 69.</w:t>
+        <w:t>This paper fills this gap by estimating the causal effect of local workforce age composition on firms’ adoption of newly released software technologies in the United States, instrumenting the local old-worker share with a Bartik-style measure constructed from historical commuting-zone age composition and national survival rates while allowing for a rich set of controls. We use Lightcast job postings to track local employer demand for 15 newly released software technologies between 2012 and 2016, each matched to an older technology used for similar tasks. Technology adoption is measured by employer demand for frontier software skills, and workforce age composition is measured by the local share of college-educated workers ages 50 to 69.</w:t>
       </w:r>
     </w:p>
     <w:p>
@@ -1108,7 +1124,35 @@
         <w:spacing w:after="120"/>
       </w:pPr>
       <w:r>
-        <w:t>The empirical results show that, within five years of release, employers in older labor markets post increasingly fewer vacancies requiring the newest software technologies. Moreover, the estimates indicate that the age-related adoption gap is larger when the new software is more difficult to master.</w:t>
+        <w:t xml:space="preserve">The empirical results show that, within five years of release, employers in older labor markets post </w:t>
+      </w:r>
+      <w:commentRangeStart w:id="8"/>
+      <w:r>
+        <w:t xml:space="preserve">increasingly fewer vacancies requiring </w:t>
+      </w:r>
+      <w:commentRangeEnd w:id="8"/>
+      <w:r>
+        <w:rPr>
+          <w:rStyle w:val="CommentReference"/>
+        </w:rPr>
+        <w:commentReference w:id="8"/>
+      </w:r>
+      <w:r>
+        <w:t xml:space="preserve">the newest software technologies. Moreover, the estimates indicate that the age-related adoption gap is larger when the </w:t>
+      </w:r>
+      <w:commentRangeStart w:id="9"/>
+      <w:r>
+        <w:t>new software is more difficult to master</w:t>
+      </w:r>
+      <w:commentRangeEnd w:id="9"/>
+      <w:r>
+        <w:rPr>
+          <w:rStyle w:val="CommentReference"/>
+        </w:rPr>
+        <w:commentReference w:id="9"/>
+      </w:r>
+      <w:r>
+        <w:t>.</w:t>
       </w:r>
     </w:p>
     <w:p>
@@ -1116,7 +1160,21 @@
         <w:spacing w:after="120"/>
       </w:pPr>
       <w:r>
-        <w:t>To explain our empirical findings and evaluate policy counterfactuals, we develop and calibrate a simple model linking workers’ retraining decisions to firms’ demand for frontier-technology skills. The key mechanism is finite-horizon retraining: because older workers have shorter remaining careers, they have less time to recover learning costs, making the same skill investment less attractive late in the career. The calibrated model shows that policy margins changing workforce age structure can have different implications for technology adoption. Aging caused by weak inflows of young workers, as under low fertility or low migration, slows adoption by reducing the share of workers with long retraining horizons. By contrast, longer expected working lives, as under delayed retirement, can mitigate this force by increasing older workers’ return to skill investment.</w:t>
+        <w:t xml:space="preserve">To explain our empirical findings and evaluate policy counterfactuals, we develop and calibrate a simple model linking workers’ retraining decisions to firms’ demand for frontier-technology skills. The key mechanism is finite-horizon retraining: because older workers have shorter remaining careers, they have less time to recover learning costs, making the same skill investment less attractive late in the career. </w:t>
+      </w:r>
+      <w:commentRangeStart w:id="10"/>
+      <w:r>
+        <w:t>The calibrated model shows that policy margins changing workforce age structure can have different implications for technology adoption</w:t>
+      </w:r>
+      <w:commentRangeEnd w:id="10"/>
+      <w:r>
+        <w:rPr>
+          <w:rStyle w:val="CommentReference"/>
+        </w:rPr>
+        <w:commentReference w:id="10"/>
+      </w:r>
+      <w:r>
+        <w:t>. Aging caused by weak inflows of young workers, as under low fertility or low migration, slows adoption by reducing the share of workers with long retraining horizons. By contrast, longer expected working lives, as under delayed retirement, can mitigate this force by increasing older workers’ return to skill investment.</w:t>
       </w:r>
     </w:p>
     <w:p>
@@ -1192,7 +1250,7 @@
         <w:spacing w:after="120"/>
       </w:pPr>
       <w:r>
-        <w:t>Migration is a central economic strategy for many Salvadoran households, including families whose children may later consider migrating to the United States. The possibility of migration can shape educational investment long before migration occurs by changing how families perceive the returns to schooling. In a household survey conducted with IPA in El Salvador, we find that caretakers of children ages 8 to 12 substantially overestimate wages in the United States, especially for workers with secondary schooling, by more than 300 percent. Respondents also overestimate the return to education in the United States relative to El Salvador, and these perceived U.S. returns are strongly associated with the amount of time parents spend helping children with schoolwork. These patterns suggest that beliefs about foreign labor-market opportunities may already shape human-capital investment at home.</w:t>
+        <w:t>Migration is a central economic strategy for many Central American households, including Salvadoran families whose children may later consider migrating to the United States. The possibility of migration can shape educational investment long before migration occurs by changing how families perceive the returns to schooling. In a household survey conducted in El Salvador, we find that caretakers of children ages 8 to 12 substantially overestimate wages in the United States, especially for workers with secondary schooling, by more than 300 percent. Respondents also overestimate the return to education in the United States relative to El Salvador, and these perceived U.S. returns are strongly associated with the amount of time parents spend helping children with schoolwork. These patterns suggest that beliefs about foreign labor-market opportunities may shape human-capital investment at home.</w:t>
       </w:r>
     </w:p>
     <w:p>
@@ -1200,12 +1258,15 @@
         <w:spacing w:after="120"/>
       </w:pPr>
       <w:r>
+        <w:t xml:space="preserve">Building on this evidence, the project studies how perceived returns to education abroad, perceived migration costs and barriers, and domestic education returns jointly affect children’s schooling investments and household migration decisions. The empirical design uses a </w:t>
+      </w:r>
+      <w:r>
         <w:lastRenderedPageBreak/>
-        <w:t>Building on this evidence, the project studies how perceived returns to education abroad, perceived migration costs and barriers, and domestic education returns jointly affect children’s schooling investments and household migration decisions. The empirical design uses a randomized information experiment with caretakers of school-age children in El Salvador. Participants receive experimentally varied information about U.S. wages for Salvadorans, migration success probabilities, wage uncertainty, and returns to education in El Salvador. The experiment measures how these information treatments change beliefs, migration intentions, and willingness to invest in supplemental education. The project tests a central mechanism in the brain-gain hypothesis: whether the possibility of migration raises education investment before migration occurs, and whether families respond more strongly to information about foreign earnings, migration risk, or domestic returns to schooling.</w:t>
+        <w:t>randomized information experiment with caretakers of school-age children in El Salvador. Participants receive experimentally varied information about U.S. wages for Salvadorans, migration success probabilities, wage uncertainty, and returns to education in El Salvador. The experiment measures how these information treatments change beliefs, migration intentions, and willingness to invest in supplemental education. The project tests a central mechanism in the brain-gain hypothesis: whether the possibility of migration raises education investment before migration occurs, and whether families respond more strongly to information about foreign earnings, migration risk, or domestic returns to schooling.</w:t>
       </w:r>
     </w:p>
     <w:sectPr>
-      <w:headerReference w:type="default" r:id="rId14"/>
+      <w:headerReference w:type="default" r:id="rId18"/>
       <w:type w:val="continuous"/>
       <w:pgSz w:w="12240" w:h="15840"/>
       <w:pgMar w:top="893" w:right="1368" w:bottom="1008" w:left="1368" w:header="691" w:footer="720" w:gutter="0"/>
@@ -1216,8 +1277,217 @@
 </w:document>
 </file>
 
+<file path=word/comments.xml><?xml version="1.0" encoding="utf-8"?>
+<w:comments xmlns:wpc="http://schemas.microsoft.com/office/word/2010/wordprocessingCanvas" xmlns:cx="http://schemas.microsoft.com/office/drawing/2014/chartex" xmlns:cx1="http://schemas.microsoft.com/office/drawing/2015/9/8/chartex" xmlns:cx2="http://schemas.microsoft.com/office/drawing/2015/10/21/chartex" xmlns:cx3="http://schemas.microsoft.com/office/drawing/2016/5/9/chartex" xmlns:cx4="http://schemas.microsoft.com/office/drawing/2016/5/10/chartex" xmlns:cx5="http://schemas.microsoft.com/office/drawing/2016/5/11/chartex" xmlns:cx6="http://schemas.microsoft.com/office/drawing/2016/5/12/chartex" xmlns:cx7="http://schemas.microsoft.com/office/drawing/2016/5/13/chartex" xmlns:cx8="http://schemas.microsoft.com/office/drawing/2016/5/14/chartex" xmlns:mc="http://schemas.openxmlformats.org/markup-compatibility/2006" xmlns:aink="http://schemas.microsoft.com/office/drawing/2016/ink" xmlns:am3d="http://schemas.microsoft.com/office/drawing/2017/model3d" xmlns:o="urn:schemas-microsoft-com:office:office" xmlns:oel="http://schemas.microsoft.com/office/2019/extlst" xmlns:r="http://schemas.openxmlformats.org/officeDocument/2006/relationships" xmlns:m="http://schemas.openxmlformats.org/officeDocument/2006/math" xmlns:v="urn:schemas-microsoft-com:vml" xmlns:wp14="http://schemas.microsoft.com/office/word/2010/wordprocessingDrawing" xmlns:wp="http://schemas.openxmlformats.org/drawingml/2006/wordprocessingDrawing" xmlns:w10="urn:schemas-microsoft-com:office:word" xmlns:w="http://schemas.openxmlformats.org/wordprocessingml/2006/main" xmlns:w14="http://schemas.microsoft.com/office/word/2010/wordml" xmlns:w15="http://schemas.microsoft.com/office/word/2012/wordml" xmlns:w16cex="http://schemas.microsoft.com/office/word/2018/wordml/cex" xmlns:w16cid="http://schemas.microsoft.com/office/word/2016/wordml/cid" xmlns:w16="http://schemas.microsoft.com/office/word/2018/wordml" xmlns:w16du="http://schemas.microsoft.com/office/word/2023/wordml/word16du" xmlns:w16sdtdh="http://schemas.microsoft.com/office/word/2020/wordml/sdtdatahash" xmlns:w16sdtfl="http://schemas.microsoft.com/office/word/2024/wordml/sdtformatlock" xmlns:w16se="http://schemas.microsoft.com/office/word/2015/wordml/symex" xmlns:wpg="http://schemas.microsoft.com/office/word/2010/wordprocessingGroup" xmlns:wpi="http://schemas.microsoft.com/office/word/2010/wordprocessingInk" xmlns:wne="http://schemas.microsoft.com/office/word/2006/wordml" xmlns:wps="http://schemas.microsoft.com/office/word/2010/wordprocessingShape" mc:Ignorable="w14 w15 w16se w16cid w16 w16cex w16sdtdh w16sdtfl w16du wp14">
+  <w:comment w:id="4" w:author="Khandelwal, Amit" w:date="2026-08-13T12:40:00Z" w:initials="KA">
+    <w:p>
+      <w:r>
+        <w:rPr>
+          <w:rStyle w:val="CommentReference"/>
+        </w:rPr>
+        <w:annotationRef/>
+      </w:r>
+      <w:r>
+        <w:rPr>
+          <w:color w:val="000000"/>
+          <w:sz w:val="20"/>
+          <w:szCs w:val="20"/>
+        </w:rPr>
+        <w:t>People often cite Japan as a counter to this? Old age causes firms to invest new technologies. I think here you are referring to older workers themselves using new technologies at the work place, which becomes clearer going down, but just flagging that the opposite reaction came to mind as I read this.</w:t>
+      </w:r>
+    </w:p>
+  </w:comment>
+  <w:comment w:id="5" w:author="Khandelwal, Amit" w:date="2026-08-13T12:40:00Z" w:initials="KA">
+    <w:p>
+      <w:r>
+        <w:rPr>
+          <w:rStyle w:val="CommentReference"/>
+        </w:rPr>
+        <w:annotationRef/>
+      </w:r>
+      <w:r>
+        <w:rPr>
+          <w:color w:val="000000"/>
+          <w:sz w:val="20"/>
+          <w:szCs w:val="20"/>
+        </w:rPr>
+        <w:t>Which country?</w:t>
+      </w:r>
+    </w:p>
+  </w:comment>
+  <w:comment w:id="6" w:author="Khandelwal, Amit" w:date="2026-08-13T12:40:00Z" w:initials="KA">
+    <w:p>
+      <w:r>
+        <w:rPr>
+          <w:rStyle w:val="CommentReference"/>
+        </w:rPr>
+        <w:annotationRef/>
+      </w:r>
+      <w:r>
+        <w:rPr>
+          <w:color w:val="000000"/>
+          <w:sz w:val="20"/>
+          <w:szCs w:val="20"/>
+        </w:rPr>
+        <w:t>“Adoption”?</w:t>
+      </w:r>
+    </w:p>
+  </w:comment>
+  <w:comment w:id="7" w:author="Khandelwal, Amit" w:date="2026-08-13T12:41:00Z" w:initials="KA">
+    <w:p>
+      <w:r>
+        <w:rPr>
+          <w:rStyle w:val="CommentReference"/>
+        </w:rPr>
+        <w:annotationRef/>
+      </w:r>
+      <w:r>
+        <w:rPr>
+          <w:color w:val="000000"/>
+          <w:sz w:val="20"/>
+          <w:szCs w:val="20"/>
+        </w:rPr>
+        <w:t>This sounds important, may need its own sentence. You did th matching?</w:t>
+      </w:r>
+    </w:p>
+  </w:comment>
+  <w:comment w:id="8" w:author="Khandelwal, Amit" w:date="2026-08-13T12:41:00Z" w:initials="KA">
+    <w:p>
+      <w:r>
+        <w:rPr>
+          <w:rStyle w:val="CommentReference"/>
+        </w:rPr>
+        <w:annotationRef/>
+      </w:r>
+      <w:r>
+        <w:rPr>
+          <w:color w:val="000000"/>
+          <w:sz w:val="20"/>
+          <w:szCs w:val="20"/>
+        </w:rPr>
+        <w:t>Put some numbers</w:t>
+      </w:r>
+    </w:p>
+  </w:comment>
+  <w:comment w:id="9" w:author="Khandelwal, Amit" w:date="2026-08-13T12:42:00Z" w:initials="KA">
+    <w:p>
+      <w:r>
+        <w:rPr>
+          <w:rStyle w:val="CommentReference"/>
+        </w:rPr>
+        <w:annotationRef/>
+      </w:r>
+      <w:r>
+        <w:rPr>
+          <w:color w:val="000000"/>
+          <w:sz w:val="20"/>
+          <w:szCs w:val="20"/>
+        </w:rPr>
+        <w:t>Maybe indicate how you measure this</w:t>
+      </w:r>
+    </w:p>
+  </w:comment>
+  <w:comment w:id="10" w:author="Khandelwal, Amit" w:date="2026-08-13T12:43:00Z" w:initials="KA">
+    <w:p>
+      <w:r>
+        <w:rPr>
+          <w:rStyle w:val="CommentReference"/>
+        </w:rPr>
+        <w:annotationRef/>
+      </w:r>
+      <w:r>
+        <w:rPr>
+          <w:color w:val="000000"/>
+          <w:sz w:val="20"/>
+          <w:szCs w:val="20"/>
+        </w:rPr>
+        <w:t>I think you should offer one or two key numbers that come from the calibration. Do you run any counterfactual exercises?</w:t>
+      </w:r>
+    </w:p>
+  </w:comment>
+  <w:comment w:id="11" w:author="Khandelwal, Amit" w:date="2026-08-13T12:44:00Z" w:initials="KA">
+    <w:p>
+      <w:r>
+        <w:rPr>
+          <w:rStyle w:val="CommentReference"/>
+        </w:rPr>
+        <w:annotationRef/>
+      </w:r>
+      <w:r>
+        <w:rPr>
+          <w:color w:val="000000"/>
+          <w:sz w:val="20"/>
+          <w:szCs w:val="20"/>
+        </w:rPr>
+        <w:t>Central American. You can broaden this first sentence</w:t>
+      </w:r>
+    </w:p>
+  </w:comment>
+  <w:comment w:id="13" w:author="Khandelwal, Amit" w:date="2026-08-13T12:44:00Z" w:initials="KA">
+    <w:p>
+      <w:r>
+        <w:rPr>
+          <w:rStyle w:val="CommentReference"/>
+        </w:rPr>
+        <w:annotationRef/>
+      </w:r>
+      <w:r>
+        <w:rPr>
+          <w:color w:val="000000"/>
+          <w:sz w:val="20"/>
+          <w:szCs w:val="20"/>
+        </w:rPr>
+        <w:t>Either write out or remove</w:t>
+      </w:r>
+    </w:p>
+  </w:comment>
+</w:comments>
+</file>
+
+<file path=word/commentsExtended.xml><?xml version="1.0" encoding="utf-8"?>
+<w15:commentsEx xmlns:wpc="http://schemas.microsoft.com/office/word/2010/wordprocessingCanvas" xmlns:cx="http://schemas.microsoft.com/office/drawing/2014/chartex" xmlns:cx1="http://schemas.microsoft.com/office/drawing/2015/9/8/chartex" xmlns:cx2="http://schemas.microsoft.com/office/drawing/2015/10/21/chartex" xmlns:cx3="http://schemas.microsoft.com/office/drawing/2016/5/9/chartex" xmlns:cx4="http://schemas.microsoft.com/office/drawing/2016/5/10/chartex" xmlns:cx5="http://schemas.microsoft.com/office/drawing/2016/5/11/chartex" xmlns:cx6="http://schemas.microsoft.com/office/drawing/2016/5/12/chartex" xmlns:cx7="http://schemas.microsoft.com/office/drawing/2016/5/13/chartex" xmlns:cx8="http://schemas.microsoft.com/office/drawing/2016/5/14/chartex" xmlns:mc="http://schemas.openxmlformats.org/markup-compatibility/2006" xmlns:aink="http://schemas.microsoft.com/office/drawing/2016/ink" xmlns:am3d="http://schemas.microsoft.com/office/drawing/2017/model3d" xmlns:o="urn:schemas-microsoft-com:office:office" xmlns:oel="http://schemas.microsoft.com/office/2019/extlst" xmlns:r="http://schemas.openxmlformats.org/officeDocument/2006/relationships" xmlns:m="http://schemas.openxmlformats.org/officeDocument/2006/math" xmlns:v="urn:schemas-microsoft-com:vml" xmlns:wp14="http://schemas.microsoft.com/office/word/2010/wordprocessingDrawing" xmlns:wp="http://schemas.openxmlformats.org/drawingml/2006/wordprocessingDrawing" xmlns:w10="urn:schemas-microsoft-com:office:word" xmlns:w="http://schemas.openxmlformats.org/wordprocessingml/2006/main" xmlns:w14="http://schemas.microsoft.com/office/word/2010/wordml" xmlns:w15="http://schemas.microsoft.com/office/word/2012/wordml" xmlns:w16cex="http://schemas.microsoft.com/office/word/2018/wordml/cex" xmlns:w16cid="http://schemas.microsoft.com/office/word/2016/wordml/cid" xmlns:w16="http://schemas.microsoft.com/office/word/2018/wordml" xmlns:w16du="http://schemas.microsoft.com/office/word/2023/wordml/word16du" xmlns:w16sdtdh="http://schemas.microsoft.com/office/word/2020/wordml/sdtdatahash" xmlns:w16sdtfl="http://schemas.microsoft.com/office/word/2024/wordml/sdtformatlock" xmlns:w16se="http://schemas.microsoft.com/office/word/2015/wordml/symex" xmlns:wpg="http://schemas.microsoft.com/office/word/2010/wordprocessingGroup" xmlns:wpi="http://schemas.microsoft.com/office/word/2010/wordprocessingInk" xmlns:wne="http://schemas.microsoft.com/office/word/2006/wordml" xmlns:wps="http://schemas.microsoft.com/office/word/2010/wordprocessingShape" mc:Ignorable="w14 w15 w16se w16cid w16 w16cex w16sdtdh w16sdtfl w16du wp14">
+  <w15:commentEx w15:paraId="038F5ED2" w15:done="0"/>
+  <w15:commentEx w15:paraId="06141BE3" w15:done="0"/>
+  <w15:commentEx w15:paraId="72E2A741" w15:done="0"/>
+  <w15:commentEx w15:paraId="622D893F" w15:done="0"/>
+  <w15:commentEx w15:paraId="2A5012B8" w15:done="0"/>
+  <w15:commentEx w15:paraId="5A4F4BF7" w15:done="0"/>
+  <w15:commentEx w15:paraId="086F4992" w15:done="0"/>
+  <w15:commentEx w15:paraId="13398F3D" w15:done="0"/>
+  <w15:commentEx w15:paraId="4A482FC3" w15:done="0"/>
+</w15:commentsEx>
+</file>
+
+<file path=word/commentsExtensible.xml><?xml version="1.0" encoding="utf-8"?>
+<w16cex:commentsExtensible xmlns:wpc="http://schemas.microsoft.com/office/word/2010/wordprocessingCanvas" xmlns:cx="http://schemas.microsoft.com/office/drawing/2014/chartex" xmlns:cx1="http://schemas.microsoft.com/office/drawing/2015/9/8/chartex" xmlns:cx2="http://schemas.microsoft.com/office/drawing/2015/10/21/chartex" xmlns:cx3="http://schemas.microsoft.com/office/drawing/2016/5/9/chartex" xmlns:cx4="http://schemas.microsoft.com/office/drawing/2016/5/10/chartex" xmlns:cx5="http://schemas.microsoft.com/office/drawing/2016/5/11/chartex" xmlns:cx6="http://schemas.microsoft.com/office/drawing/2016/5/12/chartex" xmlns:cx7="http://schemas.microsoft.com/office/drawing/2016/5/13/chartex" xmlns:cx8="http://schemas.microsoft.com/office/drawing/2016/5/14/chartex" xmlns:cr="http://schemas.microsoft.com/office/comments/2020/reactions" xmlns:mc="http://schemas.openxmlformats.org/markup-compatibility/2006" xmlns:aink="http://schemas.microsoft.com/office/drawing/2016/ink" xmlns:am3d="http://schemas.microsoft.com/office/drawing/2017/model3d" xmlns:o="urn:schemas-microsoft-com:office:office" xmlns:oel="http://schemas.microsoft.com/office/2019/extlst" xmlns:r="http://schemas.openxmlformats.org/officeDocument/2006/relationships" xmlns:m="http://schemas.openxmlformats.org/officeDocument/2006/math" xmlns:v="urn:schemas-microsoft-com:vml" xmlns:wp14="http://schemas.microsoft.com/office/word/2010/wordprocessingDrawing" xmlns:wp="http://schemas.openxmlformats.org/drawingml/2006/wordprocessingDrawing" xmlns:w10="urn:schemas-microsoft-com:office:word" xmlns:w="http://schemas.openxmlformats.org/wordprocessingml/2006/main" xmlns:w14="http://schemas.microsoft.com/office/word/2010/wordml" xmlns:w15="http://schemas.microsoft.com/office/word/2012/wordml" xmlns:w16cex="http://schemas.microsoft.com/office/word/2018/wordml/cex" xmlns:w16cid="http://schemas.microsoft.com/office/word/2016/wordml/cid" xmlns:w16="http://schemas.microsoft.com/office/word/2018/wordml" xmlns:w16du="http://schemas.microsoft.com/office/word/2023/wordml/word16du" xmlns:w16sdtdh="http://schemas.microsoft.com/office/word/2020/wordml/sdtdatahash" xmlns:w16sdtfl="http://schemas.microsoft.com/office/word/2024/wordml/sdtformatlock" xmlns:w16se="http://schemas.microsoft.com/office/word/2015/wordml/symex" xmlns:wpg="http://schemas.microsoft.com/office/word/2010/wordprocessingGroup" xmlns:wpi="http://schemas.microsoft.com/office/word/2010/wordprocessingInk" xmlns:wne="http://schemas.microsoft.com/office/word/2006/wordml" xmlns:wps="http://schemas.microsoft.com/office/word/2010/wordprocessingShape" mc:Ignorable="w14 w15 w16se w16cid w16 w16cex w16sdtdh w16sdtfl cr w16du wp14">
+  <w16cex:commentExtensible w16cex:durableId="7569DCFE" w16cex:dateUtc="2026-08-13T16:40:00Z"/>
+  <w16cex:commentExtensible w16cex:durableId="37FC7AA9" w16cex:dateUtc="2026-08-13T16:40:00Z"/>
+  <w16cex:commentExtensible w16cex:durableId="4E7C8488" w16cex:dateUtc="2026-08-13T16:40:00Z"/>
+  <w16cex:commentExtensible w16cex:durableId="36F12051" w16cex:dateUtc="2026-08-13T16:41:00Z"/>
+  <w16cex:commentExtensible w16cex:durableId="680D5190" w16cex:dateUtc="2026-08-13T16:41:00Z"/>
+  <w16cex:commentExtensible w16cex:durableId="6B12A4AC" w16cex:dateUtc="2026-08-13T16:42:00Z"/>
+  <w16cex:commentExtensible w16cex:durableId="7F1CB589" w16cex:dateUtc="2026-08-13T16:43:00Z"/>
+  <w16cex:commentExtensible w16cex:durableId="0F40AB4E" w16cex:dateUtc="2026-08-13T16:44:00Z"/>
+  <w16cex:commentExtensible w16cex:durableId="5CD9679F" w16cex:dateUtc="2026-08-13T16:44:00Z"/>
+</w16cex:commentsExtensible>
+</file>
+
+<file path=word/commentsIds.xml><?xml version="1.0" encoding="utf-8"?>
+<w16cid:commentsIds xmlns:wpc="http://schemas.microsoft.com/office/word/2010/wordprocessingCanvas" xmlns:cx="http://schemas.microsoft.com/office/drawing/2014/chartex" xmlns:cx1="http://schemas.microsoft.com/office/drawing/2015/9/8/chartex" xmlns:cx2="http://schemas.microsoft.com/office/drawing/2015/10/21/chartex" xmlns:cx3="http://schemas.microsoft.com/office/drawing/2016/5/9/chartex" xmlns:cx4="http://schemas.microsoft.com/office/drawing/2016/5/10/chartex" xmlns:cx5="http://schemas.microsoft.com/office/drawing/2016/5/11/chartex" xmlns:cx6="http://schemas.microsoft.com/office/drawing/2016/5/12/chartex" xmlns:cx7="http://schemas.microsoft.com/office/drawing/2016/5/13/chartex" xmlns:cx8="http://schemas.microsoft.com/office/drawing/2016/5/14/chartex" xmlns:mc="http://schemas.openxmlformats.org/markup-compatibility/2006" xmlns:aink="http://schemas.microsoft.com/office/drawing/2016/ink" xmlns:am3d="http://schemas.microsoft.com/office/drawing/2017/model3d" xmlns:o="urn:schemas-microsoft-com:office:office" xmlns:oel="http://schemas.microsoft.com/office/2019/extlst" xmlns:r="http://schemas.openxmlformats.org/officeDocument/2006/relationships" xmlns:m="http://schemas.openxmlformats.org/officeDocument/2006/math" xmlns:v="urn:schemas-microsoft-com:vml" xmlns:wp14="http://schemas.microsoft.com/office/word/2010/wordprocessingDrawing" xmlns:wp="http://schemas.openxmlformats.org/drawingml/2006/wordprocessingDrawing" xmlns:w10="urn:schemas-microsoft-com:office:word" xmlns:w="http://schemas.openxmlformats.org/wordprocessingml/2006/main" xmlns:w14="http://schemas.microsoft.com/office/word/2010/wordml" xmlns:w15="http://schemas.microsoft.com/office/word/2012/wordml" xmlns:w16cex="http://schemas.microsoft.com/office/word/2018/wordml/cex" xmlns:w16cid="http://schemas.microsoft.com/office/word/2016/wordml/cid" xmlns:w16="http://schemas.microsoft.com/office/word/2018/wordml" xmlns:w16du="http://schemas.microsoft.com/office/word/2023/wordml/word16du" xmlns:w16sdtdh="http://schemas.microsoft.com/office/word/2020/wordml/sdtdatahash" xmlns:w16sdtfl="http://schemas.microsoft.com/office/word/2024/wordml/sdtformatlock" xmlns:w16se="http://schemas.microsoft.com/office/word/2015/wordml/symex" xmlns:wpg="http://schemas.microsoft.com/office/word/2010/wordprocessingGroup" xmlns:wpi="http://schemas.microsoft.com/office/word/2010/wordprocessingInk" xmlns:wne="http://schemas.microsoft.com/office/word/2006/wordml" xmlns:wps="http://schemas.microsoft.com/office/word/2010/wordprocessingShape" mc:Ignorable="w14 w15 w16se w16cid w16 w16cex w16sdtdh w16sdtfl w16du wp14">
+  <w16cid:commentId w16cid:paraId="038F5ED2" w16cid:durableId="7569DCFE"/>
+  <w16cid:commentId w16cid:paraId="06141BE3" w16cid:durableId="37FC7AA9"/>
+  <w16cid:commentId w16cid:paraId="72E2A741" w16cid:durableId="4E7C8488"/>
+  <w16cid:commentId w16cid:paraId="622D893F" w16cid:durableId="36F12051"/>
+  <w16cid:commentId w16cid:paraId="2A5012B8" w16cid:durableId="680D5190"/>
+  <w16cid:commentId w16cid:paraId="5A4F4BF7" w16cid:durableId="6B12A4AC"/>
+  <w16cid:commentId w16cid:paraId="086F4992" w16cid:durableId="7F1CB589"/>
+  <w16cid:commentId w16cid:paraId="13398F3D" w16cid:durableId="0F40AB4E"/>
+  <w16cid:commentId w16cid:paraId="4A482FC3" w16cid:durableId="5CD9679F"/>
+</w16cid:commentsIds>
+</file>
+
 <file path=word/endnotes.xml><?xml version="1.0" encoding="utf-8"?>
-<w:endnotes xmlns:wpc="http://schemas.microsoft.com/office/word/2010/wordprocessingCanvas" xmlns:cx="http://schemas.microsoft.com/office/drawing/2014/chartex" xmlns:cx1="http://schemas.microsoft.com/office/drawing/2015/9/8/chartex" xmlns:cx2="http://schemas.microsoft.com/office/drawing/2015/10/21/chartex" xmlns:cx3="http://schemas.microsoft.com/office/drawing/2016/5/9/chartex" xmlns:cx4="http://schemas.microsoft.com/office/drawing/2016/5/10/chartex" xmlns:cx5="http://schemas.microsoft.com/office/drawing/2016/5/11/chartex" xmlns:cx6="http://schemas.microsoft.com/office/drawing/2016/5/12/chartex" xmlns:cx7="http://schemas.microsoft.com/office/drawing/2016/5/13/chartex" xmlns:cx8="http://schemas.microsoft.com/office/drawing/2016/5/14/chartex" xmlns:mc="http://schemas.openxmlformats.org/markup-compatibility/2006" xmlns:m="http://schemas.openxmlformats.org/officeDocument/2006/math" xmlns:aink="http://schemas.microsoft.com/office/drawing/2016/ink" xmlns:am3d="http://schemas.microsoft.com/office/drawing/2017/model3d" xmlns:oel="http://schemas.microsoft.com/office/2019/extlst" xmlns:r="http://schemas.openxmlformats.org/officeDocument/2006/relationships" xmlns:wp14="http://schemas.microsoft.com/office/word/2010/wordprocessingDrawing" xmlns:wp="http://schemas.openxmlformats.org/drawingml/2006/wordprocessingDrawing" xmlns:wpg="http://schemas.microsoft.com/office/word/2010/wordprocessingGroup" xmlns:wpi="http://schemas.microsoft.com/office/word/2010/wordprocessingInk" xmlns:wps="http://schemas.microsoft.com/office/word/2010/wordprocessingShape" xmlns:o="urn:schemas-microsoft-com:office:office" xmlns:v="urn:schemas-microsoft-com:vml" xmlns:w10="urn:schemas-microsoft-com:office:word" xmlns:w="http://schemas.openxmlformats.org/wordprocessingml/2006/main" xmlns:w14="http://schemas.microsoft.com/office/word/2010/wordml" xmlns:w15="http://schemas.microsoft.com/office/word/2012/wordml" xmlns:w16cei="http://schemas.microsoft.com/office/word/2026/wordml/cei" xmlns:w16cex="http://schemas.microsoft.com/office/word/2018/wordml/cex" xmlns:w16cid="http://schemas.microsoft.com/office/word/2016/wordml/cid" xmlns:w16="http://schemas.microsoft.com/office/word/2018/wordml" xmlns:w16sdtdh="http://schemas.microsoft.com/office/word/2020/wordml/sdtdatahash" xmlns:w16sdtfl="http://schemas.microsoft.com/office/word/2024/wordml/sdtformatlock" xmlns:w16se="http://schemas.microsoft.com/office/word/2015/wordml/symex" xmlns:w16du="http://schemas.microsoft.com/office/word/2023/wordml/word16du" xmlns:wne="http://schemas.microsoft.com/office/word/2006/wordml" mc:Ignorable="w14 w15 w16se w16cid w16 w16cex w16sdtdh w16sdtfl w16du wp14">
+<w:endnotes xmlns:wpc="http://schemas.microsoft.com/office/word/2010/wordprocessingCanvas" xmlns:cx="http://schemas.microsoft.com/office/drawing/2014/chartex" xmlns:cx1="http://schemas.microsoft.com/office/drawing/2015/9/8/chartex" xmlns:cx2="http://schemas.microsoft.com/office/drawing/2015/10/21/chartex" xmlns:cx3="http://schemas.microsoft.com/office/drawing/2016/5/9/chartex" xmlns:cx4="http://schemas.microsoft.com/office/drawing/2016/5/10/chartex" xmlns:cx5="http://schemas.microsoft.com/office/drawing/2016/5/11/chartex" xmlns:cx6="http://schemas.microsoft.com/office/drawing/2016/5/12/chartex" xmlns:cx7="http://schemas.microsoft.com/office/drawing/2016/5/13/chartex" xmlns:cx8="http://schemas.microsoft.com/office/drawing/2016/5/14/chartex" xmlns:mc="http://schemas.openxmlformats.org/markup-compatibility/2006" xmlns:aink="http://schemas.microsoft.com/office/drawing/2016/ink" xmlns:am3d="http://schemas.microsoft.com/office/drawing/2017/model3d" xmlns:o="urn:schemas-microsoft-com:office:office" xmlns:oel="http://schemas.microsoft.com/office/2019/extlst" xmlns:r="http://schemas.openxmlformats.org/officeDocument/2006/relationships" xmlns:m="http://schemas.openxmlformats.org/officeDocument/2006/math" xmlns:v="urn:schemas-microsoft-com:vml" xmlns:wp14="http://schemas.microsoft.com/office/word/2010/wordprocessingDrawing" xmlns:wp="http://schemas.openxmlformats.org/drawingml/2006/wordprocessingDrawing" xmlns:w10="urn:schemas-microsoft-com:office:word" xmlns:w="http://schemas.openxmlformats.org/wordprocessingml/2006/main" xmlns:w14="http://schemas.microsoft.com/office/word/2010/wordml" xmlns:w15="http://schemas.microsoft.com/office/word/2012/wordml" xmlns:w16cex="http://schemas.microsoft.com/office/word/2018/wordml/cex" xmlns:w16cid="http://schemas.microsoft.com/office/word/2016/wordml/cid" xmlns:w16="http://schemas.microsoft.com/office/word/2018/wordml" xmlns:w16du="http://schemas.microsoft.com/office/word/2023/wordml/word16du" xmlns:w16sdtdh="http://schemas.microsoft.com/office/word/2020/wordml/sdtdatahash" xmlns:w16sdtfl="http://schemas.microsoft.com/office/word/2024/wordml/sdtformatlock" xmlns:w16se="http://schemas.microsoft.com/office/word/2015/wordml/symex" xmlns:wpg="http://schemas.microsoft.com/office/word/2010/wordprocessingGroup" xmlns:wpi="http://schemas.microsoft.com/office/word/2010/wordprocessingInk" xmlns:wne="http://schemas.microsoft.com/office/word/2006/wordml" xmlns:wps="http://schemas.microsoft.com/office/word/2010/wordprocessingShape" mc:Ignorable="w14 w15 w16se w16cid w16 w16cex w16sdtdh w16sdtfl w16du wp14">
   <w:endnote w:type="separator" w:id="-1">
     <w:p>
       <w:r>
@@ -1236,7 +1506,7 @@
 </file>
 
 <file path=word/footnotes.xml><?xml version="1.0" encoding="utf-8"?>
-<w:footnotes xmlns:wpc="http://schemas.microsoft.com/office/word/2010/wordprocessingCanvas" xmlns:cx="http://schemas.microsoft.com/office/drawing/2014/chartex" xmlns:cx1="http://schemas.microsoft.com/office/drawing/2015/9/8/chartex" xmlns:cx2="http://schemas.microsoft.com/office/drawing/2015/10/21/chartex" xmlns:cx3="http://schemas.microsoft.com/office/drawing/2016/5/9/chartex" xmlns:cx4="http://schemas.microsoft.com/office/drawing/2016/5/10/chartex" xmlns:cx5="http://schemas.microsoft.com/office/drawing/2016/5/11/chartex" xmlns:cx6="http://schemas.microsoft.com/office/drawing/2016/5/12/chartex" xmlns:cx7="http://schemas.microsoft.com/office/drawing/2016/5/13/chartex" xmlns:cx8="http://schemas.microsoft.com/office/drawing/2016/5/14/chartex" xmlns:mc="http://schemas.openxmlformats.org/markup-compatibility/2006" xmlns:m="http://schemas.openxmlformats.org/officeDocument/2006/math" xmlns:aink="http://schemas.microsoft.com/office/drawing/2016/ink" xmlns:am3d="http://schemas.microsoft.com/office/drawing/2017/model3d" xmlns:oel="http://schemas.microsoft.com/office/2019/extlst" xmlns:r="http://schemas.openxmlformats.org/officeDocument/2006/relationships" xmlns:wp14="http://schemas.microsoft.com/office/word/2010/wordprocessingDrawing" xmlns:wp="http://schemas.openxmlformats.org/drawingml/2006/wordprocessingDrawing" xmlns:wpg="http://schemas.microsoft.com/office/word/2010/wordprocessingGroup" xmlns:wpi="http://schemas.microsoft.com/office/word/2010/wordprocessingInk" xmlns:wps="http://schemas.microsoft.com/office/word/2010/wordprocessingShape" xmlns:o="urn:schemas-microsoft-com:office:office" xmlns:v="urn:schemas-microsoft-com:vml" xmlns:w10="urn:schemas-microsoft-com:office:word" xmlns:w="http://schemas.openxmlformats.org/wordprocessingml/2006/main" xmlns:w14="http://schemas.microsoft.com/office/word/2010/wordml" xmlns:w15="http://schemas.microsoft.com/office/word/2012/wordml" xmlns:w16cei="http://schemas.microsoft.com/office/word/2026/wordml/cei" xmlns:w16cex="http://schemas.microsoft.com/office/word/2018/wordml/cex" xmlns:w16cid="http://schemas.microsoft.com/office/word/2016/wordml/cid" xmlns:w16="http://schemas.microsoft.com/office/word/2018/wordml" xmlns:w16sdtdh="http://schemas.microsoft.com/office/word/2020/wordml/sdtdatahash" xmlns:w16sdtfl="http://schemas.microsoft.com/office/word/2024/wordml/sdtformatlock" xmlns:w16se="http://schemas.microsoft.com/office/word/2015/wordml/symex" xmlns:w16du="http://schemas.microsoft.com/office/word/2023/wordml/word16du" xmlns:wne="http://schemas.microsoft.com/office/word/2006/wordml" mc:Ignorable="w14 w15 w16se w16cid w16 w16cex w16sdtdh w16sdtfl w16du wp14">
+<w:footnotes xmlns:wpc="http://schemas.microsoft.com/office/word/2010/wordprocessingCanvas" xmlns:cx="http://schemas.microsoft.com/office/drawing/2014/chartex" xmlns:cx1="http://schemas.microsoft.com/office/drawing/2015/9/8/chartex" xmlns:cx2="http://schemas.microsoft.com/office/drawing/2015/10/21/chartex" xmlns:cx3="http://schemas.microsoft.com/office/drawing/2016/5/9/chartex" xmlns:cx4="http://schemas.microsoft.com/office/drawing/2016/5/10/chartex" xmlns:cx5="http://schemas.microsoft.com/office/drawing/2016/5/11/chartex" xmlns:cx6="http://schemas.microsoft.com/office/drawing/2016/5/12/chartex" xmlns:cx7="http://schemas.microsoft.com/office/drawing/2016/5/13/chartex" xmlns:cx8="http://schemas.microsoft.com/office/drawing/2016/5/14/chartex" xmlns:mc="http://schemas.openxmlformats.org/markup-compatibility/2006" xmlns:aink="http://schemas.microsoft.com/office/drawing/2016/ink" xmlns:am3d="http://schemas.microsoft.com/office/drawing/2017/model3d" xmlns:o="urn:schemas-microsoft-com:office:office" xmlns:oel="http://schemas.microsoft.com/office/2019/extlst" xmlns:r="http://schemas.openxmlformats.org/officeDocument/2006/relationships" xmlns:m="http://schemas.openxmlformats.org/officeDocument/2006/math" xmlns:v="urn:schemas-microsoft-com:vml" xmlns:wp14="http://schemas.microsoft.com/office/word/2010/wordprocessingDrawing" xmlns:wp="http://schemas.openxmlformats.org/drawingml/2006/wordprocessingDrawing" xmlns:w10="urn:schemas-microsoft-com:office:word" xmlns:w="http://schemas.openxmlformats.org/wordprocessingml/2006/main" xmlns:w14="http://schemas.microsoft.com/office/word/2010/wordml" xmlns:w15="http://schemas.microsoft.com/office/word/2012/wordml" xmlns:w16cex="http://schemas.microsoft.com/office/word/2018/wordml/cex" xmlns:w16cid="http://schemas.microsoft.com/office/word/2016/wordml/cid" xmlns:w16="http://schemas.microsoft.com/office/word/2018/wordml" xmlns:w16du="http://schemas.microsoft.com/office/word/2023/wordml/word16du" xmlns:w16sdtdh="http://schemas.microsoft.com/office/word/2020/wordml/sdtdatahash" xmlns:w16sdtfl="http://schemas.microsoft.com/office/word/2024/wordml/sdtformatlock" xmlns:w16se="http://schemas.microsoft.com/office/word/2015/wordml/symex" xmlns:wpg="http://schemas.microsoft.com/office/word/2010/wordprocessingGroup" xmlns:wpi="http://schemas.microsoft.com/office/word/2010/wordprocessingInk" xmlns:wne="http://schemas.microsoft.com/office/word/2006/wordml" xmlns:wps="http://schemas.microsoft.com/office/word/2010/wordprocessingShape" mc:Ignorable="w14 w15 w16se w16cid w16 w16cex w16sdtdh w16sdtfl w16du wp14">
   <w:footnote w:type="separator" w:id="-1">
     <w:p>
       <w:r>
@@ -1255,7 +1525,7 @@
 </file>
 
 <file path=word/header1.xml><?xml version="1.0" encoding="utf-8"?>
-<w:hdr xmlns:wpc="http://schemas.microsoft.com/office/word/2010/wordprocessingCanvas" xmlns:cx="http://schemas.microsoft.com/office/drawing/2014/chartex" xmlns:cx1="http://schemas.microsoft.com/office/drawing/2015/9/8/chartex" xmlns:cx2="http://schemas.microsoft.com/office/drawing/2015/10/21/chartex" xmlns:cx3="http://schemas.microsoft.com/office/drawing/2016/5/9/chartex" xmlns:cx4="http://schemas.microsoft.com/office/drawing/2016/5/10/chartex" xmlns:cx5="http://schemas.microsoft.com/office/drawing/2016/5/11/chartex" xmlns:cx6="http://schemas.microsoft.com/office/drawing/2016/5/12/chartex" xmlns:cx7="http://schemas.microsoft.com/office/drawing/2016/5/13/chartex" xmlns:cx8="http://schemas.microsoft.com/office/drawing/2016/5/14/chartex" xmlns:mc="http://schemas.openxmlformats.org/markup-compatibility/2006" xmlns:m="http://schemas.openxmlformats.org/officeDocument/2006/math" xmlns:aink="http://schemas.microsoft.com/office/drawing/2016/ink" xmlns:am3d="http://schemas.microsoft.com/office/drawing/2017/model3d" xmlns:oel="http://schemas.microsoft.com/office/2019/extlst" xmlns:r="http://schemas.openxmlformats.org/officeDocument/2006/relationships" xmlns:wp14="http://schemas.microsoft.com/office/word/2010/wordprocessingDrawing" xmlns:wp="http://schemas.openxmlformats.org/drawingml/2006/wordprocessingDrawing" xmlns:wpg="http://schemas.microsoft.com/office/word/2010/wordprocessingGroup" xmlns:wpi="http://schemas.microsoft.com/office/word/2010/wordprocessingInk" xmlns:wps="http://schemas.microsoft.com/office/word/2010/wordprocessingShape" xmlns:o="urn:schemas-microsoft-com:office:office" xmlns:v="urn:schemas-microsoft-com:vml" xmlns:w10="urn:schemas-microsoft-com:office:word" xmlns:w="http://schemas.openxmlformats.org/wordprocessingml/2006/main" xmlns:w14="http://schemas.microsoft.com/office/word/2010/wordml" xmlns:w15="http://schemas.microsoft.com/office/word/2012/wordml" xmlns:w16cei="http://schemas.microsoft.com/office/word/2026/wordml/cei" xmlns:w16cex="http://schemas.microsoft.com/office/word/2018/wordml/cex" xmlns:w16cid="http://schemas.microsoft.com/office/word/2016/wordml/cid" xmlns:w16="http://schemas.microsoft.com/office/word/2018/wordml" xmlns:w16sdtdh="http://schemas.microsoft.com/office/word/2020/wordml/sdtdatahash" xmlns:w16sdtfl="http://schemas.microsoft.com/office/word/2024/wordml/sdtformatlock" xmlns:w16se="http://schemas.microsoft.com/office/word/2015/wordml/symex" xmlns:w16du="http://schemas.microsoft.com/office/word/2023/wordml/word16du" xmlns:wne="http://schemas.microsoft.com/office/word/2006/wordml" mc:Ignorable="w14 w15 w16se w16cid w16 w16cex w16sdtdh w16sdtfl w16du wp14">
+<w:hdr xmlns:wpc="http://schemas.microsoft.com/office/word/2010/wordprocessingCanvas" xmlns:cx="http://schemas.microsoft.com/office/drawing/2014/chartex" xmlns:cx1="http://schemas.microsoft.com/office/drawing/2015/9/8/chartex" xmlns:cx2="http://schemas.microsoft.com/office/drawing/2015/10/21/chartex" xmlns:cx3="http://schemas.microsoft.com/office/drawing/2016/5/9/chartex" xmlns:cx4="http://schemas.microsoft.com/office/drawing/2016/5/10/chartex" xmlns:cx5="http://schemas.microsoft.com/office/drawing/2016/5/11/chartex" xmlns:cx6="http://schemas.microsoft.com/office/drawing/2016/5/12/chartex" xmlns:cx7="http://schemas.microsoft.com/office/drawing/2016/5/13/chartex" xmlns:cx8="http://schemas.microsoft.com/office/drawing/2016/5/14/chartex" xmlns:mc="http://schemas.openxmlformats.org/markup-compatibility/2006" xmlns:aink="http://schemas.microsoft.com/office/drawing/2016/ink" xmlns:am3d="http://schemas.microsoft.com/office/drawing/2017/model3d" xmlns:o="urn:schemas-microsoft-com:office:office" xmlns:oel="http://schemas.microsoft.com/office/2019/extlst" xmlns:r="http://schemas.openxmlformats.org/officeDocument/2006/relationships" xmlns:m="http://schemas.openxmlformats.org/officeDocument/2006/math" xmlns:v="urn:schemas-microsoft-com:vml" xmlns:wp14="http://schemas.microsoft.com/office/word/2010/wordprocessingDrawing" xmlns:wp="http://schemas.openxmlformats.org/drawingml/2006/wordprocessingDrawing" xmlns:w10="urn:schemas-microsoft-com:office:word" xmlns:w="http://schemas.openxmlformats.org/wordprocessingml/2006/main" xmlns:w14="http://schemas.microsoft.com/office/word/2010/wordml" xmlns:w15="http://schemas.microsoft.com/office/word/2012/wordml" xmlns:w16cex="http://schemas.microsoft.com/office/word/2018/wordml/cex" xmlns:w16cid="http://schemas.microsoft.com/office/word/2016/wordml/cid" xmlns:w16="http://schemas.microsoft.com/office/word/2018/wordml" xmlns:w16du="http://schemas.microsoft.com/office/word/2023/wordml/word16du" xmlns:w16sdtdh="http://schemas.microsoft.com/office/word/2020/wordml/sdtdatahash" xmlns:w16sdtfl="http://schemas.microsoft.com/office/word/2024/wordml/sdtformatlock" xmlns:w16se="http://schemas.microsoft.com/office/word/2015/wordml/symex" xmlns:wpg="http://schemas.microsoft.com/office/word/2010/wordprocessingGroup" xmlns:wpi="http://schemas.microsoft.com/office/word/2010/wordprocessingInk" xmlns:wne="http://schemas.microsoft.com/office/word/2006/wordml" xmlns:wps="http://schemas.microsoft.com/office/word/2010/wordprocessingShape" mc:Ignorable="w14 w15 w16se w16cid w16 w16cex w16sdtdh w16sdtfl w16du wp14">
   <w:p>
     <w:pPr>
       <w:pStyle w:val="Header"/>
@@ -1268,8 +1538,16 @@
 </w:hdr>
 </file>
 
+<file path=word/people.xml><?xml version="1.0" encoding="utf-8"?>
+<w15:people xmlns:wpc="http://schemas.microsoft.com/office/word/2010/wordprocessingCanvas" xmlns:cx="http://schemas.microsoft.com/office/drawing/2014/chartex" xmlns:cx1="http://schemas.microsoft.com/office/drawing/2015/9/8/chartex" xmlns:cx2="http://schemas.microsoft.com/office/drawing/2015/10/21/chartex" xmlns:cx3="http://schemas.microsoft.com/office/drawing/2016/5/9/chartex" xmlns:cx4="http://schemas.microsoft.com/office/drawing/2016/5/10/chartex" xmlns:cx5="http://schemas.microsoft.com/office/drawing/2016/5/11/chartex" xmlns:cx6="http://schemas.microsoft.com/office/drawing/2016/5/12/chartex" xmlns:cx7="http://schemas.microsoft.com/office/drawing/2016/5/13/chartex" xmlns:cx8="http://schemas.microsoft.com/office/drawing/2016/5/14/chartex" xmlns:mc="http://schemas.openxmlformats.org/markup-compatibility/2006" xmlns:aink="http://schemas.microsoft.com/office/drawing/2016/ink" xmlns:am3d="http://schemas.microsoft.com/office/drawing/2017/model3d" xmlns:o="urn:schemas-microsoft-com:office:office" xmlns:oel="http://schemas.microsoft.com/office/2019/extlst" xmlns:r="http://schemas.openxmlformats.org/officeDocument/2006/relationships" xmlns:m="http://schemas.openxmlformats.org/officeDocument/2006/math" xmlns:v="urn:schemas-microsoft-com:vml" xmlns:wp14="http://schemas.microsoft.com/office/word/2010/wordprocessingDrawing" xmlns:wp="http://schemas.openxmlformats.org/drawingml/2006/wordprocessingDrawing" xmlns:w10="urn:schemas-microsoft-com:office:word" xmlns:w="http://schemas.openxmlformats.org/wordprocessingml/2006/main" xmlns:w14="http://schemas.microsoft.com/office/word/2010/wordml" xmlns:w15="http://schemas.microsoft.com/office/word/2012/wordml" xmlns:w16cex="http://schemas.microsoft.com/office/word/2018/wordml/cex" xmlns:w16cid="http://schemas.microsoft.com/office/word/2016/wordml/cid" xmlns:w16="http://schemas.microsoft.com/office/word/2018/wordml" xmlns:w16du="http://schemas.microsoft.com/office/word/2023/wordml/word16du" xmlns:w16sdtdh="http://schemas.microsoft.com/office/word/2020/wordml/sdtdatahash" xmlns:w16sdtfl="http://schemas.microsoft.com/office/word/2024/wordml/sdtformatlock" xmlns:w16se="http://schemas.microsoft.com/office/word/2015/wordml/symex" xmlns:wpg="http://schemas.microsoft.com/office/word/2010/wordprocessingGroup" xmlns:wpi="http://schemas.microsoft.com/office/word/2010/wordprocessingInk" xmlns:wne="http://schemas.microsoft.com/office/word/2006/wordml" xmlns:wps="http://schemas.microsoft.com/office/word/2010/wordprocessingShape" mc:Ignorable="w14 w15 w16se w16cid w16 w16cex w16sdtdh w16sdtfl w16du wp14">
+  <w15:person w15:author="Khandelwal, Amit">
+    <w15:presenceInfo w15:providerId="AD" w15:userId="S::amit.khandelwal@yale.edu::0b08a9c9-00a1-4b2c-acf6-acf764319c75"/>
+  </w15:person>
+</w15:people>
+</file>
+
 <file path=word/styles.xml><?xml version="1.0" encoding="utf-8"?>
-<w:styles xmlns:mc="http://schemas.openxmlformats.org/markup-compatibility/2006" xmlns:r="http://schemas.openxmlformats.org/officeDocument/2006/relationships" xmlns:w="http://schemas.openxmlformats.org/wordprocessingml/2006/main" xmlns:w14="http://schemas.microsoft.com/office/word/2010/wordml" xmlns:w15="http://schemas.microsoft.com/office/word/2012/wordml" xmlns:w16cex="http://schemas.microsoft.com/office/word/2018/wordml/cex" xmlns:w16cid="http://schemas.microsoft.com/office/word/2016/wordml/cid" xmlns:w16="http://schemas.microsoft.com/office/word/2018/wordml" xmlns:w16sdtdh="http://schemas.microsoft.com/office/word/2020/wordml/sdtdatahash" xmlns:w16sdtfl="http://schemas.microsoft.com/office/word/2024/wordml/sdtformatlock" xmlns:w16se="http://schemas.microsoft.com/office/word/2015/wordml/symex" xmlns:w16du="http://schemas.microsoft.com/office/word/2023/wordml/word16du" mc:Ignorable="w14 w15 w16se w16cid w16 w16cex w16sdtdh w16sdtfl w16du">
+<w:styles xmlns:mc="http://schemas.openxmlformats.org/markup-compatibility/2006" xmlns:r="http://schemas.openxmlformats.org/officeDocument/2006/relationships" xmlns:w="http://schemas.openxmlformats.org/wordprocessingml/2006/main" xmlns:w14="http://schemas.microsoft.com/office/word/2010/wordml" xmlns:w15="http://schemas.microsoft.com/office/word/2012/wordml" xmlns:w16cex="http://schemas.microsoft.com/office/word/2018/wordml/cex" xmlns:w16cid="http://schemas.microsoft.com/office/word/2016/wordml/cid" xmlns:w16="http://schemas.microsoft.com/office/word/2018/wordml" xmlns:w16du="http://schemas.microsoft.com/office/word/2023/wordml/word16du" xmlns:w16sdtdh="http://schemas.microsoft.com/office/word/2020/wordml/sdtdatahash" xmlns:w16sdtfl="http://schemas.microsoft.com/office/word/2024/wordml/sdtformatlock" xmlns:w16se="http://schemas.microsoft.com/office/word/2015/wordml/symex" mc:Ignorable="w14 w15 w16se w16cid w16 w16cex w16sdtdh w16sdtfl w16du">
   <w:docDefaults>
     <w:rPrDefault>
       <w:rPr>
@@ -1923,6 +2201,81 @@
       <w:bCs/>
     </w:rPr>
   </w:style>
+  <w:style w:type="paragraph" w:styleId="Revision">
+    <w:name w:val="Revision"/>
+    <w:hidden/>
+    <w:uiPriority w:val="99"/>
+    <w:semiHidden/>
+    <w:rsid w:val="00CF6449"/>
+    <w:rPr>
+      <w:sz w:val="24"/>
+      <w:szCs w:val="24"/>
+      <w:lang w:eastAsia="ar-SA"/>
+    </w:rPr>
+  </w:style>
+  <w:style w:type="character" w:styleId="CommentReference">
+    <w:name w:val="annotation reference"/>
+    <w:basedOn w:val="DefaultParagraphFont"/>
+    <w:uiPriority w:val="99"/>
+    <w:semiHidden/>
+    <w:unhideWhenUsed/>
+    <w:rsid w:val="00CF6449"/>
+    <w:rPr>
+      <w:sz w:val="16"/>
+      <w:szCs w:val="16"/>
+    </w:rPr>
+  </w:style>
+  <w:style w:type="paragraph" w:styleId="CommentText">
+    <w:name w:val="annotation text"/>
+    <w:basedOn w:val="Normal"/>
+    <w:link w:val="CommentTextChar"/>
+    <w:uiPriority w:val="99"/>
+    <w:semiHidden/>
+    <w:unhideWhenUsed/>
+    <w:rsid w:val="00CF6449"/>
+    <w:rPr>
+      <w:sz w:val="20"/>
+      <w:szCs w:val="20"/>
+    </w:rPr>
+  </w:style>
+  <w:style w:type="character" w:customStyle="1" w:styleId="CommentTextChar">
+    <w:name w:val="Comment Text Char"/>
+    <w:basedOn w:val="DefaultParagraphFont"/>
+    <w:link w:val="CommentText"/>
+    <w:uiPriority w:val="99"/>
+    <w:semiHidden/>
+    <w:rsid w:val="00CF6449"/>
+    <w:rPr>
+      <w:lang w:eastAsia="ar-SA"/>
+    </w:rPr>
+  </w:style>
+  <w:style w:type="paragraph" w:styleId="CommentSubject">
+    <w:name w:val="annotation subject"/>
+    <w:basedOn w:val="CommentText"/>
+    <w:next w:val="CommentText"/>
+    <w:link w:val="CommentSubjectChar"/>
+    <w:uiPriority w:val="99"/>
+    <w:semiHidden/>
+    <w:unhideWhenUsed/>
+    <w:rsid w:val="00CF6449"/>
+    <w:rPr>
+      <w:b/>
+      <w:bCs/>
+    </w:rPr>
+  </w:style>
+  <w:style w:type="character" w:customStyle="1" w:styleId="CommentSubjectChar">
+    <w:name w:val="Comment Subject Char"/>
+    <w:basedOn w:val="CommentTextChar"/>
+    <w:link w:val="CommentSubject"/>
+    <w:uiPriority w:val="99"/>
+    <w:semiHidden/>
+    <w:rsid w:val="00CF6449"/>
+    <w:rPr>
+      <w:b/>
+      <w:bCs/>
+      <w:lang w:eastAsia="ar-SA"/>
+    </w:rPr>
+  </w:style>
 </w:styles>
 </file>
 
@@ -2188,6 +2541,21 @@
 </file>
 
 <file path=customXml/item1.xml><?xml version="1.0" encoding="utf-8"?>
+<p:properties xmlns:p="http://schemas.microsoft.com/office/2006/metadata/properties" xmlns:xsi="http://www.w3.org/2001/XMLSchema-instance" xmlns:pc="http://schemas.microsoft.com/office/infopath/2007/PartnerControls">
+  <documentManagement/>
+</p:properties>
+</file>
+
+<file path=customXml/item2.xml><?xml version="1.0" encoding="utf-8"?>
+<?mso-contentType ?>
+<FormTemplates xmlns="http://schemas.microsoft.com/sharepoint/v3/contenttype/forms">
+  <Display>DocumentLibraryForm</Display>
+  <Edit>DocumentLibraryForm</Edit>
+  <New>DocumentLibraryForm</New>
+</FormTemplates>
+</file>
+
+<file path=customXml/item3.xml><?xml version="1.0" encoding="utf-8"?>
 <ct:contentTypeSchema xmlns:ct="http://schemas.microsoft.com/office/2006/metadata/contentType" xmlns:ma="http://schemas.microsoft.com/office/2006/metadata/properties/metaAttributes" ct:_="" ma:_="" ma:contentTypeName="Document" ma:contentTypeID="0x01010007FC644F770EBB4593783ED8D49DD1E9" ma:contentTypeVersion="0" ma:contentTypeDescription="Create a new document." ma:contentTypeScope="" ma:versionID="3080d9b11825addb7e1a7356b8c375ef">
   <xsd:schema xmlns:xsd="http://www.w3.org/2001/XMLSchema" xmlns:xs="http://www.w3.org/2001/XMLSchema" xmlns:p="http://schemas.microsoft.com/office/2006/metadata/properties" targetNamespace="http://schemas.microsoft.com/office/2006/metadata/properties" ma:root="true" ma:fieldsID="500c6692915ba10984c0aabd49f31b22">
     <xsd:element name="properties">
@@ -2301,32 +2669,10 @@
 </ct:contentTypeSchema>
 </file>
 
-<file path=customXml/item2.xml><?xml version="1.0" encoding="utf-8"?>
-<?mso-contentType ?>
-<FormTemplates xmlns="http://schemas.microsoft.com/sharepoint/v3/contenttype/forms">
-  <Display>DocumentLibraryForm</Display>
-  <Edit>DocumentLibraryForm</Edit>
-  <New>DocumentLibraryForm</New>
-</FormTemplates>
-</file>
-
-<file path=customXml/item3.xml><?xml version="1.0" encoding="utf-8"?>
-<p:properties xmlns:p="http://schemas.microsoft.com/office/2006/metadata/properties" xmlns:xsi="http://www.w3.org/2001/XMLSchema-instance" xmlns:pc="http://schemas.microsoft.com/office/infopath/2007/PartnerControls">
-  <documentManagement/>
-</p:properties>
-</file>
-
 <file path=customXml/itemProps1.xml><?xml version="1.0" encoding="utf-8"?>
-<ds:datastoreItem xmlns:ds="http://schemas.openxmlformats.org/officeDocument/2006/customXml" ds:itemID="{B636C937-F529-4C3E-AE48-ABCDC19C7117}">
+<ds:datastoreItem xmlns:ds="http://schemas.openxmlformats.org/officeDocument/2006/customXml" ds:itemID="{D0124FFD-1CE1-4B77-84DE-59500854D475}">
   <ds:schemaRefs>
-    <ds:schemaRef ds:uri="http://schemas.microsoft.com/office/2006/metadata/contentType"/>
-    <ds:schemaRef ds:uri="http://schemas.microsoft.com/office/2006/metadata/properties/metaAttributes"/>
-    <ds:schemaRef ds:uri="http://www.w3.org/2001/XMLSchema"/>
     <ds:schemaRef ds:uri="http://schemas.microsoft.com/office/2006/metadata/properties"/>
-    <ds:schemaRef ds:uri="http://schemas.openxmlformats.org/package/2006/metadata/core-properties"/>
-    <ds:schemaRef ds:uri="http://purl.org/dc/elements/1.1/"/>
-    <ds:schemaRef ds:uri="http://purl.org/dc/terms/"/>
-    <ds:schemaRef ds:uri="http://schemas.microsoft.com/internal/obd"/>
     <ds:schemaRef ds:uri="http://schemas.microsoft.com/office/infopath/2007/PartnerControls"/>
   </ds:schemaRefs>
 </ds:datastoreItem>
@@ -2341,9 +2687,16 @@
 </file>
 
 <file path=customXml/itemProps3.xml><?xml version="1.0" encoding="utf-8"?>
-<ds:datastoreItem xmlns:ds="http://schemas.openxmlformats.org/officeDocument/2006/customXml" ds:itemID="{D0124FFD-1CE1-4B77-84DE-59500854D475}">
+<ds:datastoreItem xmlns:ds="http://schemas.openxmlformats.org/officeDocument/2006/customXml" ds:itemID="{B636C937-F529-4C3E-AE48-ABCDC19C7117}">
   <ds:schemaRefs>
+    <ds:schemaRef ds:uri="http://schemas.microsoft.com/office/2006/metadata/contentType"/>
+    <ds:schemaRef ds:uri="http://schemas.microsoft.com/office/2006/metadata/properties/metaAttributes"/>
+    <ds:schemaRef ds:uri="http://www.w3.org/2001/XMLSchema"/>
     <ds:schemaRef ds:uri="http://schemas.microsoft.com/office/2006/metadata/properties"/>
+    <ds:schemaRef ds:uri="http://schemas.openxmlformats.org/package/2006/metadata/core-properties"/>
+    <ds:schemaRef ds:uri="http://purl.org/dc/elements/1.1/"/>
+    <ds:schemaRef ds:uri="http://purl.org/dc/terms/"/>
+    <ds:schemaRef ds:uri="http://schemas.microsoft.com/internal/obd"/>
     <ds:schemaRef ds:uri="http://schemas.microsoft.com/office/infopath/2007/PartnerControls"/>
   </ds:schemaRefs>
 </ds:datastoreItem>

--- a/assets/Nguyen_Tra_CV.docx
+++ b/assets/Nguyen_Tra_CV.docx
@@ -1,6 +1,6 @@
 
 <file path=word/document.xml><?xml version="1.0" encoding="utf-8"?>
-<w:document xmlns:wpc="http://schemas.microsoft.com/office/word/2010/wordprocessingCanvas" xmlns:cx="http://schemas.microsoft.com/office/drawing/2014/chartex" xmlns:cx1="http://schemas.microsoft.com/office/drawing/2015/9/8/chartex" xmlns:cx2="http://schemas.microsoft.com/office/drawing/2015/10/21/chartex" xmlns:cx3="http://schemas.microsoft.com/office/drawing/2016/5/9/chartex" xmlns:cx4="http://schemas.microsoft.com/office/drawing/2016/5/10/chartex" xmlns:cx5="http://schemas.microsoft.com/office/drawing/2016/5/11/chartex" xmlns:cx6="http://schemas.microsoft.com/office/drawing/2016/5/12/chartex" xmlns:cx7="http://schemas.microsoft.com/office/drawing/2016/5/13/chartex" xmlns:cx8="http://schemas.microsoft.com/office/drawing/2016/5/14/chartex" xmlns:mc="http://schemas.openxmlformats.org/markup-compatibility/2006" xmlns:aink="http://schemas.microsoft.com/office/drawing/2016/ink" xmlns:am3d="http://schemas.microsoft.com/office/drawing/2017/model3d" xmlns:o="urn:schemas-microsoft-com:office:office" xmlns:oel="http://schemas.microsoft.com/office/2019/extlst" xmlns:r="http://schemas.openxmlformats.org/officeDocument/2006/relationships" xmlns:m="http://schemas.openxmlformats.org/officeDocument/2006/math" xmlns:v="urn:schemas-microsoft-com:vml" xmlns:wp14="http://schemas.microsoft.com/office/word/2010/wordprocessingDrawing" xmlns:wp="http://schemas.openxmlformats.org/drawingml/2006/wordprocessingDrawing" xmlns:w10="urn:schemas-microsoft-com:office:word" xmlns:w="http://schemas.openxmlformats.org/wordprocessingml/2006/main" xmlns:w14="http://schemas.microsoft.com/office/word/2010/wordml" xmlns:w15="http://schemas.microsoft.com/office/word/2012/wordml" xmlns:w16cex="http://schemas.microsoft.com/office/word/2018/wordml/cex" xmlns:w16cid="http://schemas.microsoft.com/office/word/2016/wordml/cid" xmlns:w16="http://schemas.microsoft.com/office/word/2018/wordml" xmlns:w16du="http://schemas.microsoft.com/office/word/2023/wordml/word16du" xmlns:w16sdtdh="http://schemas.microsoft.com/office/word/2020/wordml/sdtdatahash" xmlns:w16sdtfl="http://schemas.microsoft.com/office/word/2024/wordml/sdtformatlock" xmlns:w16se="http://schemas.microsoft.com/office/word/2015/wordml/symex" xmlns:wpg="http://schemas.microsoft.com/office/word/2010/wordprocessingGroup" xmlns:wpi="http://schemas.microsoft.com/office/word/2010/wordprocessingInk" xmlns:wne="http://schemas.microsoft.com/office/word/2006/wordml" xmlns:wps="http://schemas.microsoft.com/office/word/2010/wordprocessingShape" mc:Ignorable="w14 w15 w16se w16cid w16 w16cex w16sdtdh w16sdtfl w16du wp14">
+<w:document xmlns:wpc="http://schemas.microsoft.com/office/word/2010/wordprocessingCanvas" xmlns:cx="http://schemas.microsoft.com/office/drawing/2014/chartex" xmlns:cx1="http://schemas.microsoft.com/office/drawing/2015/9/8/chartex" xmlns:cx2="http://schemas.microsoft.com/office/drawing/2015/10/21/chartex" xmlns:cx3="http://schemas.microsoft.com/office/drawing/2016/5/9/chartex" xmlns:cx4="http://schemas.microsoft.com/office/drawing/2016/5/10/chartex" xmlns:cx5="http://schemas.microsoft.com/office/drawing/2016/5/11/chartex" xmlns:cx6="http://schemas.microsoft.com/office/drawing/2016/5/12/chartex" xmlns:cx7="http://schemas.microsoft.com/office/drawing/2016/5/13/chartex" xmlns:cx8="http://schemas.microsoft.com/office/drawing/2016/5/14/chartex" xmlns:mc="http://schemas.openxmlformats.org/markup-compatibility/2006" xmlns:m="http://schemas.openxmlformats.org/officeDocument/2006/math" xmlns:aink="http://schemas.microsoft.com/office/drawing/2016/ink" xmlns:am3d="http://schemas.microsoft.com/office/drawing/2017/model3d" xmlns:oel="http://schemas.microsoft.com/office/2019/extlst" xmlns:r="http://schemas.openxmlformats.org/officeDocument/2006/relationships" xmlns:wp14="http://schemas.microsoft.com/office/word/2010/wordprocessingDrawing" xmlns:wp="http://schemas.openxmlformats.org/drawingml/2006/wordprocessingDrawing" xmlns:wpg="http://schemas.microsoft.com/office/word/2010/wordprocessingGroup" xmlns:wpi="http://schemas.microsoft.com/office/word/2010/wordprocessingInk" xmlns:wps="http://schemas.microsoft.com/office/word/2010/wordprocessingShape" xmlns:o="urn:schemas-microsoft-com:office:office" xmlns:v="urn:schemas-microsoft-com:vml" xmlns:w10="urn:schemas-microsoft-com:office:word" xmlns:w="http://schemas.openxmlformats.org/wordprocessingml/2006/main" xmlns:w14="http://schemas.microsoft.com/office/word/2010/wordml" xmlns:w15="http://schemas.microsoft.com/office/word/2012/wordml" xmlns:w16cei="http://schemas.microsoft.com/office/word/2026/wordml/cei" xmlns:w16cex="http://schemas.microsoft.com/office/word/2018/wordml/cex" xmlns:w16cid="http://schemas.microsoft.com/office/word/2016/wordml/cid" xmlns:w16="http://schemas.microsoft.com/office/word/2018/wordml" xmlns:w16sdtdh="http://schemas.microsoft.com/office/word/2020/wordml/sdtdatahash" xmlns:w16sdtfl="http://schemas.microsoft.com/office/word/2024/wordml/sdtformatlock" xmlns:w16se="http://schemas.microsoft.com/office/word/2015/wordml/symex" xmlns:w16du="http://schemas.microsoft.com/office/word/2023/wordml/word16du" xmlns:wne="http://schemas.microsoft.com/office/word/2006/wordml" mc:Ignorable="w14 w15 w16se w16cid w16 w16cex w16sdtdh w16sdtfl w16du wp14">
   <w:body>
     <w:p>
       <w:pPr>
@@ -781,23 +781,7 @@
         <w:ind w:left="792"/>
       </w:pPr>
       <w:r>
-        <w:t xml:space="preserve">“Perceived Education Returns Abroad and Investment at Home,” with Emma Naslund-Hadley, Siu </w:t>
-      </w:r>
-      <w:proofErr w:type="spellStart"/>
-      <w:r>
-        <w:t>Yuat</w:t>
-      </w:r>
-      <w:proofErr w:type="spellEnd"/>
-      <w:r>
-        <w:t xml:space="preserve"> Wong, and </w:t>
-      </w:r>
-      <w:proofErr w:type="spellStart"/>
-      <w:r>
-        <w:t>Qianyao</w:t>
-      </w:r>
-      <w:proofErr w:type="spellEnd"/>
-      <w:r>
-        <w:t xml:space="preserve"> Ye, November 2026.</w:t>
+        <w:t>“Perceived Education Returns Abroad and Investment at Home,” with Emma Naslund-Hadley, Siu Yuat Wong, and Qianyao Ye, November 2026.</w:t>
       </w:r>
     </w:p>
     <w:p>
@@ -1080,7 +1064,21 @@
         <w:rPr>
           <w:sz w:val="22"/>
         </w:rPr>
-        <w:t>, with Sabrina Peng</w:t>
+        <w:t>, with Sabr</w:t>
+      </w:r>
+      <w:del w:id="2" w:author="Nguyen, Tra" w:date="2026-08-13T16:19:00Z" w16du:dateUtc="2026-08-13T20:19:00Z">
+        <w:r>
+          <w:rPr>
+            <w:sz w:val="22"/>
+          </w:rPr>
+          <w:delText>i</w:delText>
+        </w:r>
+      </w:del>
+      <w:r>
+        <w:rPr>
+          <w:sz w:val="22"/>
+        </w:rPr>
+        <w:t>na Peng</w:t>
       </w:r>
       <w:r>
         <w:rPr>
@@ -1108,15 +1106,169 @@
         <w:spacing w:after="120"/>
       </w:pPr>
       <w:r>
-        <w:t>Workforce aging is often viewed as a drag on economic growth because it reduces labor supply and raises old-age dependency. But aging may also affect growth through a less studied channel: the speed at which economies adopt new technologies. If older workers are less likely to learn new tools, then older labor markets may adapt more slowly when new technologies arrive. Despite the importance of this channel for productivity growth, there is little systematic quantitative evidence on whether workforce age composition affects technology adoption.</w:t>
+        <w:t xml:space="preserve">Workforce aging is often viewed as a drag on economic growth because it reduces labor supply and raises old-age dependency. But aging may also affect growth through a </w:t>
+      </w:r>
+      <w:del w:id="3" w:author="Khandelwal, Amit" w:date="2026-08-13T12:37:00Z" w16du:dateUtc="2026-08-13T16:37:00Z">
+        <w:r>
+          <w:delText xml:space="preserve">less </w:delText>
+        </w:r>
+      </w:del>
+      <w:ins w:id="4" w:author="Khandelwal, Amit" w:date="2026-08-13T12:37:00Z" w16du:dateUtc="2026-08-13T16:37:00Z">
+        <w:r>
+          <w:t>less-</w:t>
+        </w:r>
+      </w:ins>
+      <w:r>
+        <w:t xml:space="preserve">studied channel: the speed at which economies </w:t>
+      </w:r>
+      <w:commentRangeStart w:id="5"/>
+      <w:r>
+        <w:t xml:space="preserve">adopt new technologies. </w:t>
+      </w:r>
+      <w:commentRangeEnd w:id="5"/>
+      <w:r>
+        <w:rPr>
+          <w:rStyle w:val="CommentReference"/>
+          <w:sz w:val="24"/>
+          <w:szCs w:val="24"/>
+        </w:rPr>
+        <w:commentReference w:id="5"/>
+      </w:r>
+      <w:r>
+        <w:t>If older workers are less likely to learn new tools, then older labor markets may adapt more slowly when new technologies arrive. Despite the importance of this channel for productivity growth, there is little systematic quantitative evidence on whether workforce age composition affects technology adoption.</w:t>
       </w:r>
     </w:p>
     <w:p>
       <w:pPr>
         <w:spacing w:after="120"/>
       </w:pPr>
-      <w:r>
-        <w:t>This paper fills this gap by estimating the causal effect of local workforce age composition on firms’ adoption of newly released software technologies in the United States, instrumenting the local old-worker share with a Bartik-style measure constructed from historical commuting-zone age composition and national survival rates while allowing for a rich set of controls. We use Lightcast job postings to track local employer demand for 15 newly released software technologies between 2012 and 2016, each matched to an older technology used for similar tasks. Technology adoption is measured by employer demand for frontier software skills, and workforce age composition is measured by the local share of college-educated workers ages 50 to 69.</w:t>
+      <w:commentRangeStart w:id="6"/>
+      <w:r>
+        <w:t>This paper fills this gap by estimating the causal effect of local workforce age composition on firms’ adoption of newly released software technologies</w:t>
+      </w:r>
+      <w:commentRangeEnd w:id="6"/>
+      <w:r>
+        <w:rPr>
+          <w:rStyle w:val="CommentReference"/>
+          <w:sz w:val="24"/>
+          <w:szCs w:val="24"/>
+        </w:rPr>
+        <w:commentReference w:id="6"/>
+      </w:r>
+      <w:ins w:id="7" w:author="Nguyen, Tra" w:date="2026-08-13T15:10:00Z" w16du:dateUtc="2026-08-13T19:10:00Z">
+        <w:r>
+          <w:t xml:space="preserve"> in the U.S.</w:t>
+        </w:r>
+      </w:ins>
+      <w:r>
+        <w:t xml:space="preserve">, instrumenting the local old-worker share with a Bartik-style measure constructed from historical commuting-zone age composition and national survival rates while allowing for a rich set of controls. We use Lightcast job postings to track local employer </w:t>
+      </w:r>
+      <w:commentRangeStart w:id="8"/>
+      <w:r>
+        <w:t xml:space="preserve">demand </w:t>
+      </w:r>
+      <w:commentRangeEnd w:id="8"/>
+      <w:r>
+        <w:rPr>
+          <w:rStyle w:val="CommentReference"/>
+          <w:sz w:val="24"/>
+          <w:szCs w:val="24"/>
+        </w:rPr>
+        <w:commentReference w:id="8"/>
+      </w:r>
+      <w:r>
+        <w:t>for 15 newly released software technologies between 2012 and 2016</w:t>
+      </w:r>
+      <w:del w:id="9" w:author="Nguyen, Tra" w:date="2026-08-13T15:25:00Z" w16du:dateUtc="2026-08-13T19:25:00Z">
+        <w:r>
+          <w:delText xml:space="preserve">, </w:delText>
+        </w:r>
+        <w:commentRangeStart w:id="10"/>
+        <w:r>
+          <w:delText>each matched to an older technology used for similar tasks</w:delText>
+        </w:r>
+      </w:del>
+      <w:r>
+        <w:t>.</w:t>
+      </w:r>
+      <w:ins w:id="11" w:author="Nguyen, Tra" w:date="2026-08-13T15:25:00Z" w16du:dateUtc="2026-08-13T19:25:00Z">
+        <w:r>
+          <w:t xml:space="preserve"> </w:t>
+        </w:r>
+        <w:r>
+          <w:t xml:space="preserve">Each frontier technology is matched to an older technology used for similar tasks, which allows </w:t>
+        </w:r>
+      </w:ins>
+      <w:ins w:id="12" w:author="Nguyen, Tra" w:date="2026-08-13T16:13:00Z" w16du:dateUtc="2026-08-13T20:13:00Z">
+        <w:r>
+          <w:t>studying</w:t>
+        </w:r>
+      </w:ins>
+      <w:ins w:id="13" w:author="Nguyen, Tra" w:date="2026-08-13T15:25:00Z" w16du:dateUtc="2026-08-13T19:25:00Z">
+        <w:r>
+          <w:t xml:space="preserve"> substitution from legacy to frontier tools within the same task famil</w:t>
+        </w:r>
+        <w:r>
+          <w:t>y.</w:t>
+        </w:r>
+      </w:ins>
+      <w:r>
+        <w:t xml:space="preserve"> </w:t>
+      </w:r>
+      <w:commentRangeEnd w:id="10"/>
+      <w:r>
+        <w:rPr>
+          <w:rStyle w:val="CommentReference"/>
+          <w:sz w:val="24"/>
+          <w:szCs w:val="24"/>
+        </w:rPr>
+        <w:commentReference w:id="10"/>
+      </w:r>
+      <w:ins w:id="14" w:author="Nguyen, Tra" w:date="2026-08-13T15:14:00Z" w16du:dateUtc="2026-08-13T19:14:00Z">
+        <w:r>
+          <w:t>Because firms need workers who can use these tools in order to adopt them, demand for frontier software skills</w:t>
+        </w:r>
+      </w:ins>
+      <w:ins w:id="15" w:author="Nguyen, Tra" w:date="2026-08-13T15:25:00Z" w16du:dateUtc="2026-08-13T19:25:00Z">
+        <w:r>
+          <w:t xml:space="preserve"> is interpreted</w:t>
+        </w:r>
+      </w:ins>
+      <w:ins w:id="16" w:author="Nguyen, Tra" w:date="2026-08-13T15:14:00Z" w16du:dateUtc="2026-08-13T19:14:00Z">
+        <w:r>
+          <w:t xml:space="preserve"> as a revealed-demand measure of local technology adoption</w:t>
+        </w:r>
+      </w:ins>
+      <w:del w:id="17" w:author="Nguyen, Tra" w:date="2026-08-13T15:14:00Z" w16du:dateUtc="2026-08-13T19:14:00Z">
+        <w:r>
+          <w:delText>Technology adoption is measured by employer demand for frontier software skills</w:delText>
+        </w:r>
+      </w:del>
+      <w:ins w:id="18" w:author="Nguyen, Tra" w:date="2026-08-13T15:14:00Z" w16du:dateUtc="2026-08-13T19:14:00Z">
+        <w:r>
+          <w:t>.</w:t>
+        </w:r>
+      </w:ins>
+      <w:del w:id="19" w:author="Nguyen, Tra" w:date="2026-08-13T15:14:00Z" w16du:dateUtc="2026-08-13T19:14:00Z">
+        <w:r>
+          <w:delText>, and</w:delText>
+        </w:r>
+      </w:del>
+      <w:r>
+        <w:t xml:space="preserve"> </w:t>
+      </w:r>
+      <w:ins w:id="20" w:author="Nguyen, Tra" w:date="2026-08-13T15:14:00Z" w16du:dateUtc="2026-08-13T19:14:00Z">
+        <w:r>
+          <w:t>W</w:t>
+        </w:r>
+      </w:ins>
+      <w:del w:id="21" w:author="Nguyen, Tra" w:date="2026-08-13T15:14:00Z" w16du:dateUtc="2026-08-13T19:14:00Z">
+        <w:r>
+          <w:delText>w</w:delText>
+        </w:r>
+      </w:del>
+      <w:r>
+        <w:t>orkforce age composition is measured by the local share of college-educated workers ages 50 to 69.</w:t>
       </w:r>
     </w:p>
     <w:p>
@@ -1126,56 +1278,152 @@
       <w:r>
         <w:t xml:space="preserve">The empirical results show that, within five years of release, employers in older labor markets post </w:t>
       </w:r>
-      <w:commentRangeStart w:id="8"/>
+      <w:commentRangeStart w:id="22"/>
       <w:r>
         <w:t xml:space="preserve">increasingly fewer vacancies requiring </w:t>
       </w:r>
-      <w:commentRangeEnd w:id="8"/>
+      <w:commentRangeEnd w:id="22"/>
       <w:r>
         <w:rPr>
           <w:rStyle w:val="CommentReference"/>
-        </w:rPr>
-        <w:commentReference w:id="8"/>
-      </w:r>
-      <w:r>
-        <w:t xml:space="preserve">the newest software technologies. Moreover, the estimates indicate that the age-related adoption gap is larger when the </w:t>
-      </w:r>
-      <w:commentRangeStart w:id="9"/>
-      <w:r>
-        <w:t>new software is more difficult to master</w:t>
-      </w:r>
-      <w:commentRangeEnd w:id="9"/>
+          <w:sz w:val="24"/>
+          <w:szCs w:val="24"/>
+        </w:rPr>
+        <w:commentReference w:id="22"/>
+      </w:r>
+      <w:r>
+        <w:t>the newest software technologies.</w:t>
+      </w:r>
+      <w:ins w:id="23" w:author="Nguyen, Tra" w:date="2026-08-13T15:30:00Z" w16du:dateUtc="2026-08-13T19:30:00Z">
+        <w:r>
+          <w:t xml:space="preserve"> </w:t>
+        </w:r>
+        <w:r>
+          <w:t>A one-standard-deviation increase in the older college-educated</w:t>
+        </w:r>
+      </w:ins>
+      <w:ins w:id="24" w:author="Nguyen, Tra" w:date="2026-08-13T15:31:00Z" w16du:dateUtc="2026-08-13T19:31:00Z">
+        <w:r>
+          <w:t xml:space="preserve"> </w:t>
+        </w:r>
+      </w:ins>
+      <w:ins w:id="25" w:author="Nguyen, Tra" w:date="2026-08-13T15:30:00Z" w16du:dateUtc="2026-08-13T19:30:00Z">
+        <w:r>
+          <w:t>worker share lowers modern-technology demand by roughly 15–19 percent of the pre-release</w:t>
+        </w:r>
+      </w:ins>
+      <w:ins w:id="26" w:author="Nguyen, Tra" w:date="2026-08-13T15:31:00Z" w16du:dateUtc="2026-08-13T19:31:00Z">
+        <w:r>
+          <w:t xml:space="preserve"> </w:t>
+        </w:r>
+      </w:ins>
+      <w:ins w:id="27" w:author="Nguyen, Tra" w:date="2026-08-13T15:30:00Z" w16du:dateUtc="2026-08-13T19:30:00Z">
+        <w:r>
+          <w:t>legacy-technology footprin</w:t>
+        </w:r>
+        <w:r>
+          <w:t>t.</w:t>
+        </w:r>
+      </w:ins>
+      <w:r>
+        <w:t xml:space="preserve"> </w:t>
+      </w:r>
+      <w:ins w:id="28" w:author="Nguyen, Tra" w:date="2026-08-13T15:37:00Z" w16du:dateUtc="2026-08-13T19:37:00Z">
+        <w:r>
+          <w:t xml:space="preserve">Moreover, the estimates indicate that the age-related adoption gap is larger when the new software is more difficult to master. Difficulty is measured using an LLM-based technology-pair transition index that scores how costly it is to move from the legacy tool to the frontier </w:t>
+        </w:r>
+      </w:ins>
+      <w:ins w:id="29" w:author="Nguyen, Tra" w:date="2026-08-13T16:16:00Z" w16du:dateUtc="2026-08-13T20:16:00Z">
+        <w:r>
+          <w:t>tool and</w:t>
+        </w:r>
+      </w:ins>
+      <w:ins w:id="30" w:author="Nguyen, Tra" w:date="2026-08-13T15:37:00Z" w16du:dateUtc="2026-08-13T19:37:00Z">
+        <w:r>
+          <w:t xml:space="preserve"> is validated against survey responses from computer scientists and software professionals</w:t>
+        </w:r>
+      </w:ins>
+      <w:del w:id="31" w:author="Nguyen, Tra" w:date="2026-08-13T15:37:00Z" w16du:dateUtc="2026-08-13T19:37:00Z">
+        <w:r>
+          <w:delText xml:space="preserve">Moreover, the estimates indicate that the age-related adoption gap is larger when the </w:delText>
+        </w:r>
+        <w:commentRangeStart w:id="32"/>
+        <w:r>
+          <w:delText>new software is more difficult to master</w:delText>
+        </w:r>
+        <w:commentRangeEnd w:id="32"/>
+        <w:r>
+          <w:rPr>
+            <w:rStyle w:val="CommentReference"/>
+            <w:sz w:val="24"/>
+            <w:szCs w:val="24"/>
+          </w:rPr>
+          <w:commentReference w:id="32"/>
+        </w:r>
+      </w:del>
+      <w:r>
+        <w:t>.</w:t>
+      </w:r>
+    </w:p>
+    <w:p>
+      <w:pPr>
+        <w:spacing w:after="120"/>
+        <w:rPr>
+          <w:ins w:id="33" w:author="Nguyen, Tra" w:date="2026-08-13T15:38:00Z" w16du:dateUtc="2026-08-13T19:38:00Z"/>
+        </w:rPr>
+      </w:pPr>
+      <w:r>
+        <w:t xml:space="preserve">To explain our empirical findings and evaluate policy counterfactuals, we develop and calibrate a simple model linking workers’ retraining decisions to firms’ demand for frontier-technology skills. The key mechanism is finite-horizon retraining: because older workers have shorter remaining careers, they have less time to recover learning costs, making the same skill investment less attractive late in the career. </w:t>
+      </w:r>
+      <w:commentRangeStart w:id="34"/>
+      <w:r>
+        <w:t>The calibrated model shows that policy margins changing workforce age structure can have different implications for technology adoption</w:t>
+      </w:r>
+      <w:commentRangeEnd w:id="34"/>
       <w:r>
         <w:rPr>
           <w:rStyle w:val="CommentReference"/>
-        </w:rPr>
-        <w:commentReference w:id="9"/>
-      </w:r>
-      <w:r>
-        <w:t>.</w:t>
-      </w:r>
+          <w:sz w:val="24"/>
+          <w:szCs w:val="24"/>
+        </w:rPr>
+        <w:commentReference w:id="34"/>
+      </w:r>
+      <w:r>
+        <w:t xml:space="preserve">. </w:t>
+      </w:r>
+      <w:ins w:id="35" w:author="Nguyen, Tra" w:date="2026-08-13T15:38:00Z" w16du:dateUtc="2026-08-13T19:38:00Z">
+        <w:r>
+          <w:t>A decline in young-cohort growth to zero, meant to capture aging driven by low fertility or low migration, reduces aggregate adoption by about 6 percent. By contrast, extending working life</w:t>
+        </w:r>
+      </w:ins>
+      <w:ins w:id="36" w:author="Nguyen, Tra" w:date="2026-08-13T15:39:00Z" w16du:dateUtc="2026-08-13T19:39:00Z">
+        <w:r>
+          <w:t xml:space="preserve"> increases older workers’ return to to skill investment: raising retirement age by five years </w:t>
+        </w:r>
+      </w:ins>
+      <w:ins w:id="37" w:author="Nguyen, Tra" w:date="2026-08-13T15:38:00Z" w16du:dateUtc="2026-08-13T19:38:00Z">
+        <w:r>
+          <w:t>raises aggregate adoption by about 4 percent</w:t>
+        </w:r>
+      </w:ins>
+      <w:ins w:id="38" w:author="Nguyen, Tra" w:date="2026-08-13T15:39:00Z" w16du:dateUtc="2026-08-13T19:39:00Z">
+        <w:r>
+          <w:t xml:space="preserve"> </w:t>
+        </w:r>
+        <w:r>
+          <w:t>and raises old-worker adoption by about 11 percent.</w:t>
+        </w:r>
+      </w:ins>
+      <w:del w:id="39" w:author="Nguyen, Tra" w:date="2026-08-13T15:38:00Z" w16du:dateUtc="2026-08-13T19:38:00Z">
+        <w:r>
+          <w:delText>Aging caused by weak inflows of young workers, as under low fertility or low migration, slows adoption by reducing the share of workers with long retraining horizons. By contrast, longer expected working lives, as under delayed retirement, can mitigate this force by increasing older workers’ return to skill investment.</w:delText>
+        </w:r>
+      </w:del>
     </w:p>
     <w:p>
       <w:pPr>
         <w:spacing w:after="120"/>
       </w:pPr>
-      <w:r>
-        <w:t xml:space="preserve">To explain our empirical findings and evaluate policy counterfactuals, we develop and calibrate a simple model linking workers’ retraining decisions to firms’ demand for frontier-technology skills. The key mechanism is finite-horizon retraining: because older workers have shorter remaining careers, they have less time to recover learning costs, making the same skill investment less attractive late in the career. </w:t>
-      </w:r>
-      <w:commentRangeStart w:id="10"/>
-      <w:r>
-        <w:t>The calibrated model shows that policy margins changing workforce age structure can have different implications for technology adoption</w:t>
-      </w:r>
-      <w:commentRangeEnd w:id="10"/>
-      <w:r>
-        <w:rPr>
-          <w:rStyle w:val="CommentReference"/>
-        </w:rPr>
-        <w:commentReference w:id="10"/>
-      </w:r>
-      <w:r>
-        <w:t>. Aging caused by weak inflows of young workers, as under low fertility or low migration, slows adoption by reducing the share of workers with long retraining horizons. By contrast, longer expected working lives, as under delayed retirement, can mitigate this force by increasing older workers’ return to skill investment.</w:t>
-      </w:r>
     </w:p>
     <w:p>
       <w:pPr>
@@ -1200,35 +1448,7 @@
         <w:rPr>
           <w:sz w:val="22"/>
         </w:rPr>
-        <w:t xml:space="preserve">” with Emma Naslund-Hadley, Siu </w:t>
-      </w:r>
-      <w:proofErr w:type="spellStart"/>
-      <w:r>
-        <w:rPr>
-          <w:sz w:val="22"/>
-        </w:rPr>
-        <w:t>Yuat</w:t>
-      </w:r>
-      <w:proofErr w:type="spellEnd"/>
-      <w:r>
-        <w:rPr>
-          <w:sz w:val="22"/>
-        </w:rPr>
-        <w:t xml:space="preserve"> Wong, and </w:t>
-      </w:r>
-      <w:proofErr w:type="spellStart"/>
-      <w:r>
-        <w:rPr>
-          <w:sz w:val="22"/>
-        </w:rPr>
-        <w:t>Qianyao</w:t>
-      </w:r>
-      <w:proofErr w:type="spellEnd"/>
-      <w:r>
-        <w:rPr>
-          <w:sz w:val="22"/>
-        </w:rPr>
-        <w:t xml:space="preserve"> Ye [</w:t>
+        <w:t>” with Emma Naslund-Hadley, Siu Yuat Wong, and Qianyao Ye [</w:t>
       </w:r>
       <w:r>
         <w:rPr>
@@ -1250,7 +1470,71 @@
         <w:spacing w:after="120"/>
       </w:pPr>
       <w:r>
-        <w:t>Migration is a central economic strategy for many Central American households, including Salvadoran families whose children may later consider migrating to the United States. The possibility of migration can shape educational investment long before migration occurs by changing how families perceive the returns to schooling. In a household survey conducted in El Salvador, we find that caretakers of children ages 8 to 12 substantially overestimate wages in the United States, especially for workers with secondary schooling, by more than 300 percent. Respondents also overestimate the return to education in the United States relative to El Salvador, and these perceived U.S. returns are strongly associated with the amount of time parents spend helping children with schoolwork. These patterns suggest that beliefs about foreign labor-market opportunities may shape human-capital investment at home.</w:t>
+        <w:t xml:space="preserve">Migration is a central economic strategy for many </w:t>
+      </w:r>
+      <w:commentRangeStart w:id="40"/>
+      <w:del w:id="41" w:author="Nguyen, Tra" w:date="2026-08-13T15:15:00Z" w16du:dateUtc="2026-08-13T19:15:00Z">
+        <w:r>
+          <w:delText>Salvadoran</w:delText>
+        </w:r>
+      </w:del>
+      <w:ins w:id="42" w:author="Nguyen, Tra" w:date="2026-08-13T15:15:00Z" w16du:dateUtc="2026-08-13T19:15:00Z">
+        <w:r>
+          <w:t>Central American</w:t>
+        </w:r>
+      </w:ins>
+      <w:r>
+        <w:t xml:space="preserve"> </w:t>
+      </w:r>
+      <w:commentRangeEnd w:id="40"/>
+      <w:r>
+        <w:rPr>
+          <w:rStyle w:val="CommentReference"/>
+          <w:sz w:val="24"/>
+          <w:szCs w:val="24"/>
+        </w:rPr>
+        <w:commentReference w:id="40"/>
+      </w:r>
+      <w:r>
+        <w:t xml:space="preserve">households, including families whose children may later consider migrating to the United States. The possibility of migration can shape educational investment long before migration occurs by changing how families perceive the returns to schooling. In a </w:t>
+      </w:r>
+      <w:ins w:id="43" w:author="Khandelwal, Amit" w:date="2026-08-13T12:45:00Z" w16du:dateUtc="2026-08-13T16:45:00Z">
+        <w:r>
+          <w:t xml:space="preserve">recent </w:t>
+        </w:r>
+      </w:ins>
+      <w:r>
+        <w:t xml:space="preserve">household survey conducted </w:t>
+      </w:r>
+      <w:commentRangeStart w:id="44"/>
+      <w:del w:id="45" w:author="Nguyen, Tra" w:date="2026-08-13T15:15:00Z" w16du:dateUtc="2026-08-13T19:15:00Z">
+        <w:r>
+          <w:delText xml:space="preserve">with IPA </w:delText>
+        </w:r>
+        <w:commentRangeEnd w:id="44"/>
+        <w:r>
+          <w:rPr>
+            <w:rStyle w:val="CommentReference"/>
+            <w:sz w:val="24"/>
+            <w:szCs w:val="24"/>
+          </w:rPr>
+          <w:commentReference w:id="44"/>
+        </w:r>
+      </w:del>
+      <w:r>
+        <w:t xml:space="preserve">in El Salvador, we find that caretakers of children ages 8 to 12 substantially overestimate wages in the United </w:t>
+      </w:r>
+      <w:r>
+        <w:lastRenderedPageBreak/>
+        <w:t xml:space="preserve">States, especially for workers with secondary schooling, by more than 300 percent. Respondents also overestimate the return to education in the United States relative to El Salvador, and these perceived U.S. returns are strongly associated with the amount of time parents spend helping children with schoolwork. These patterns suggest that beliefs about foreign labor-market opportunities may </w:t>
+      </w:r>
+      <w:del w:id="46" w:author="Khandelwal, Amit" w:date="2026-08-13T12:45:00Z" w16du:dateUtc="2026-08-13T16:45:00Z">
+        <w:r>
+          <w:delText xml:space="preserve">already </w:delText>
+        </w:r>
+      </w:del>
+      <w:r>
+        <w:t>shape human-capital investment at home.</w:t>
       </w:r>
     </w:p>
     <w:p>
@@ -1258,11 +1542,7 @@
         <w:spacing w:after="120"/>
       </w:pPr>
       <w:r>
-        <w:t xml:space="preserve">Building on this evidence, the project studies how perceived returns to education abroad, perceived migration costs and barriers, and domestic education returns jointly affect children’s schooling investments and household migration decisions. The empirical design uses a </w:t>
-      </w:r>
-      <w:r>
-        <w:lastRenderedPageBreak/>
-        <w:t>randomized information experiment with caretakers of school-age children in El Salvador. Participants receive experimentally varied information about U.S. wages for Salvadorans, migration success probabilities, wage uncertainty, and returns to education in El Salvador. The experiment measures how these information treatments change beliefs, migration intentions, and willingness to invest in supplemental education. The project tests a central mechanism in the brain-gain hypothesis: whether the possibility of migration raises education investment before migration occurs, and whether families respond more strongly to information about foreign earnings, migration risk, or domestic returns to schooling.</w:t>
+        <w:t>Building on this evidence, the project studies how perceived returns to education abroad, perceived migration costs and barriers, and domestic education returns jointly affect children’s schooling investments and household migration decisions. The empirical design uses a randomized information experiment with caretakers of school-age children in El Salvador. Participants receive experimentally varied information about U.S. wages for Salvadorans, migration success probabilities, wage uncertainty, and returns to education in El Salvador. The experiment measures how these information treatments change beliefs, migration intentions, and willingness to invest in supplemental education. The project tests a central mechanism in the brain-gain hypothesis: whether the possibility of migration raises education investment before migration occurs, and whether families respond more strongly to information about foreign earnings, migration risk, or domestic returns to schooling.</w:t>
       </w:r>
     </w:p>
     <w:sectPr>
@@ -1278,8 +1558,8 @@
 </file>
 
 <file path=word/comments.xml><?xml version="1.0" encoding="utf-8"?>
-<w:comments xmlns:wpc="http://schemas.microsoft.com/office/word/2010/wordprocessingCanvas" xmlns:cx="http://schemas.microsoft.com/office/drawing/2014/chartex" xmlns:cx1="http://schemas.microsoft.com/office/drawing/2015/9/8/chartex" xmlns:cx2="http://schemas.microsoft.com/office/drawing/2015/10/21/chartex" xmlns:cx3="http://schemas.microsoft.com/office/drawing/2016/5/9/chartex" xmlns:cx4="http://schemas.microsoft.com/office/drawing/2016/5/10/chartex" xmlns:cx5="http://schemas.microsoft.com/office/drawing/2016/5/11/chartex" xmlns:cx6="http://schemas.microsoft.com/office/drawing/2016/5/12/chartex" xmlns:cx7="http://schemas.microsoft.com/office/drawing/2016/5/13/chartex" xmlns:cx8="http://schemas.microsoft.com/office/drawing/2016/5/14/chartex" xmlns:mc="http://schemas.openxmlformats.org/markup-compatibility/2006" xmlns:aink="http://schemas.microsoft.com/office/drawing/2016/ink" xmlns:am3d="http://schemas.microsoft.com/office/drawing/2017/model3d" xmlns:o="urn:schemas-microsoft-com:office:office" xmlns:oel="http://schemas.microsoft.com/office/2019/extlst" xmlns:r="http://schemas.openxmlformats.org/officeDocument/2006/relationships" xmlns:m="http://schemas.openxmlformats.org/officeDocument/2006/math" xmlns:v="urn:schemas-microsoft-com:vml" xmlns:wp14="http://schemas.microsoft.com/office/word/2010/wordprocessingDrawing" xmlns:wp="http://schemas.openxmlformats.org/drawingml/2006/wordprocessingDrawing" xmlns:w10="urn:schemas-microsoft-com:office:word" xmlns:w="http://schemas.openxmlformats.org/wordprocessingml/2006/main" xmlns:w14="http://schemas.microsoft.com/office/word/2010/wordml" xmlns:w15="http://schemas.microsoft.com/office/word/2012/wordml" xmlns:w16cex="http://schemas.microsoft.com/office/word/2018/wordml/cex" xmlns:w16cid="http://schemas.microsoft.com/office/word/2016/wordml/cid" xmlns:w16="http://schemas.microsoft.com/office/word/2018/wordml" xmlns:w16du="http://schemas.microsoft.com/office/word/2023/wordml/word16du" xmlns:w16sdtdh="http://schemas.microsoft.com/office/word/2020/wordml/sdtdatahash" xmlns:w16sdtfl="http://schemas.microsoft.com/office/word/2024/wordml/sdtformatlock" xmlns:w16se="http://schemas.microsoft.com/office/word/2015/wordml/symex" xmlns:wpg="http://schemas.microsoft.com/office/word/2010/wordprocessingGroup" xmlns:wpi="http://schemas.microsoft.com/office/word/2010/wordprocessingInk" xmlns:wne="http://schemas.microsoft.com/office/word/2006/wordml" xmlns:wps="http://schemas.microsoft.com/office/word/2010/wordprocessingShape" mc:Ignorable="w14 w15 w16se w16cid w16 w16cex w16sdtdh w16sdtfl w16du wp14">
-  <w:comment w:id="4" w:author="Khandelwal, Amit" w:date="2026-08-13T12:40:00Z" w:initials="KA">
+<w:comments xmlns:wpc="http://schemas.microsoft.com/office/word/2010/wordprocessingCanvas" xmlns:cx="http://schemas.microsoft.com/office/drawing/2014/chartex" xmlns:cx1="http://schemas.microsoft.com/office/drawing/2015/9/8/chartex" xmlns:cx2="http://schemas.microsoft.com/office/drawing/2015/10/21/chartex" xmlns:cx3="http://schemas.microsoft.com/office/drawing/2016/5/9/chartex" xmlns:cx4="http://schemas.microsoft.com/office/drawing/2016/5/10/chartex" xmlns:cx5="http://schemas.microsoft.com/office/drawing/2016/5/11/chartex" xmlns:cx6="http://schemas.microsoft.com/office/drawing/2016/5/12/chartex" xmlns:cx7="http://schemas.microsoft.com/office/drawing/2016/5/13/chartex" xmlns:cx8="http://schemas.microsoft.com/office/drawing/2016/5/14/chartex" xmlns:mc="http://schemas.openxmlformats.org/markup-compatibility/2006" xmlns:m="http://schemas.openxmlformats.org/officeDocument/2006/math" xmlns:aink="http://schemas.microsoft.com/office/drawing/2016/ink" xmlns:am3d="http://schemas.microsoft.com/office/drawing/2017/model3d" xmlns:oel="http://schemas.microsoft.com/office/2019/extlst" xmlns:r="http://schemas.openxmlformats.org/officeDocument/2006/relationships" xmlns:wp14="http://schemas.microsoft.com/office/word/2010/wordprocessingDrawing" xmlns:wp="http://schemas.openxmlformats.org/drawingml/2006/wordprocessingDrawing" xmlns:wpg="http://schemas.microsoft.com/office/word/2010/wordprocessingGroup" xmlns:wpi="http://schemas.microsoft.com/office/word/2010/wordprocessingInk" xmlns:wps="http://schemas.microsoft.com/office/word/2010/wordprocessingShape" xmlns:o="urn:schemas-microsoft-com:office:office" xmlns:v="urn:schemas-microsoft-com:vml" xmlns:w10="urn:schemas-microsoft-com:office:word" xmlns:w="http://schemas.openxmlformats.org/wordprocessingml/2006/main" xmlns:w14="http://schemas.microsoft.com/office/word/2010/wordml" xmlns:w15="http://schemas.microsoft.com/office/word/2012/wordml" xmlns:w16cei="http://schemas.microsoft.com/office/word/2026/wordml/cei" xmlns:w16cex="http://schemas.microsoft.com/office/word/2018/wordml/cex" xmlns:w16cid="http://schemas.microsoft.com/office/word/2016/wordml/cid" xmlns:w16="http://schemas.microsoft.com/office/word/2018/wordml" xmlns:w16sdtdh="http://schemas.microsoft.com/office/word/2020/wordml/sdtdatahash" xmlns:w16sdtfl="http://schemas.microsoft.com/office/word/2024/wordml/sdtformatlock" xmlns:w16se="http://schemas.microsoft.com/office/word/2015/wordml/symex" xmlns:w16du="http://schemas.microsoft.com/office/word/2023/wordml/word16du" xmlns:wne="http://schemas.microsoft.com/office/word/2006/wordml" mc:Ignorable="w14 w15 w16se w16cid w16 w16cex w16sdtdh w16sdtfl w16du wp14">
+  <w:comment w:id="5" w:author="Khandelwal, Amit" w:date="2026-08-13T12:40:00Z" w:initials="KA">
     <w:p>
       <w:r>
         <w:rPr>
@@ -1297,7 +1577,7 @@
       </w:r>
     </w:p>
   </w:comment>
-  <w:comment w:id="5" w:author="Khandelwal, Amit" w:date="2026-08-13T12:40:00Z" w:initials="KA">
+  <w:comment w:id="6" w:author="Khandelwal, Amit" w:date="2026-08-13T12:40:00Z" w:initials="KA">
     <w:p>
       <w:r>
         <w:rPr>
@@ -1315,7 +1595,7 @@
       </w:r>
     </w:p>
   </w:comment>
-  <w:comment w:id="6" w:author="Khandelwal, Amit" w:date="2026-08-13T12:40:00Z" w:initials="KA">
+  <w:comment w:id="8" w:author="Khandelwal, Amit" w:date="2026-08-13T12:40:00Z" w:initials="KA">
     <w:p>
       <w:r>
         <w:rPr>
@@ -1333,7 +1613,7 @@
       </w:r>
     </w:p>
   </w:comment>
-  <w:comment w:id="7" w:author="Khandelwal, Amit" w:date="2026-08-13T12:41:00Z" w:initials="KA">
+  <w:comment w:id="10" w:author="Khandelwal, Amit" w:date="2026-08-13T12:41:00Z" w:initials="KA">
     <w:p>
       <w:r>
         <w:rPr>
@@ -1351,7 +1631,7 @@
       </w:r>
     </w:p>
   </w:comment>
-  <w:comment w:id="8" w:author="Khandelwal, Amit" w:date="2026-08-13T12:41:00Z" w:initials="KA">
+  <w:comment w:id="22" w:author="Khandelwal, Amit" w:date="2026-08-13T12:41:00Z" w:initials="KA">
     <w:p>
       <w:r>
         <w:rPr>
@@ -1369,7 +1649,7 @@
       </w:r>
     </w:p>
   </w:comment>
-  <w:comment w:id="9" w:author="Khandelwal, Amit" w:date="2026-08-13T12:42:00Z" w:initials="KA">
+  <w:comment w:id="32" w:author="Khandelwal, Amit" w:date="2026-08-13T12:42:00Z" w:initials="KA">
     <w:p>
       <w:r>
         <w:rPr>
@@ -1387,7 +1667,7 @@
       </w:r>
     </w:p>
   </w:comment>
-  <w:comment w:id="10" w:author="Khandelwal, Amit" w:date="2026-08-13T12:43:00Z" w:initials="KA">
+  <w:comment w:id="34" w:author="Khandelwal, Amit" w:date="2026-08-13T12:43:00Z" w:initials="KA">
     <w:p>
       <w:r>
         <w:rPr>
@@ -1405,7 +1685,7 @@
       </w:r>
     </w:p>
   </w:comment>
-  <w:comment w:id="11" w:author="Khandelwal, Amit" w:date="2026-08-13T12:44:00Z" w:initials="KA">
+  <w:comment w:id="40" w:author="Khandelwal, Amit" w:date="2026-08-13T12:44:00Z" w:initials="KA">
     <w:p>
       <w:r>
         <w:rPr>
@@ -1423,7 +1703,7 @@
       </w:r>
     </w:p>
   </w:comment>
-  <w:comment w:id="13" w:author="Khandelwal, Amit" w:date="2026-08-13T12:44:00Z" w:initials="KA">
+  <w:comment w:id="44" w:author="Khandelwal, Amit" w:date="2026-08-13T12:44:00Z" w:initials="KA">
     <w:p>
       <w:r>
         <w:rPr>
@@ -1445,21 +1725,21 @@
 </file>
 
 <file path=word/commentsExtended.xml><?xml version="1.0" encoding="utf-8"?>
-<w15:commentsEx xmlns:wpc="http://schemas.microsoft.com/office/word/2010/wordprocessingCanvas" xmlns:cx="http://schemas.microsoft.com/office/drawing/2014/chartex" xmlns:cx1="http://schemas.microsoft.com/office/drawing/2015/9/8/chartex" xmlns:cx2="http://schemas.microsoft.com/office/drawing/2015/10/21/chartex" xmlns:cx3="http://schemas.microsoft.com/office/drawing/2016/5/9/chartex" xmlns:cx4="http://schemas.microsoft.com/office/drawing/2016/5/10/chartex" xmlns:cx5="http://schemas.microsoft.com/office/drawing/2016/5/11/chartex" xmlns:cx6="http://schemas.microsoft.com/office/drawing/2016/5/12/chartex" xmlns:cx7="http://schemas.microsoft.com/office/drawing/2016/5/13/chartex" xmlns:cx8="http://schemas.microsoft.com/office/drawing/2016/5/14/chartex" xmlns:mc="http://schemas.openxmlformats.org/markup-compatibility/2006" xmlns:aink="http://schemas.microsoft.com/office/drawing/2016/ink" xmlns:am3d="http://schemas.microsoft.com/office/drawing/2017/model3d" xmlns:o="urn:schemas-microsoft-com:office:office" xmlns:oel="http://schemas.microsoft.com/office/2019/extlst" xmlns:r="http://schemas.openxmlformats.org/officeDocument/2006/relationships" xmlns:m="http://schemas.openxmlformats.org/officeDocument/2006/math" xmlns:v="urn:schemas-microsoft-com:vml" xmlns:wp14="http://schemas.microsoft.com/office/word/2010/wordprocessingDrawing" xmlns:wp="http://schemas.openxmlformats.org/drawingml/2006/wordprocessingDrawing" xmlns:w10="urn:schemas-microsoft-com:office:word" xmlns:w="http://schemas.openxmlformats.org/wordprocessingml/2006/main" xmlns:w14="http://schemas.microsoft.com/office/word/2010/wordml" xmlns:w15="http://schemas.microsoft.com/office/word/2012/wordml" xmlns:w16cex="http://schemas.microsoft.com/office/word/2018/wordml/cex" xmlns:w16cid="http://schemas.microsoft.com/office/word/2016/wordml/cid" xmlns:w16="http://schemas.microsoft.com/office/word/2018/wordml" xmlns:w16du="http://schemas.microsoft.com/office/word/2023/wordml/word16du" xmlns:w16sdtdh="http://schemas.microsoft.com/office/word/2020/wordml/sdtdatahash" xmlns:w16sdtfl="http://schemas.microsoft.com/office/word/2024/wordml/sdtformatlock" xmlns:w16se="http://schemas.microsoft.com/office/word/2015/wordml/symex" xmlns:wpg="http://schemas.microsoft.com/office/word/2010/wordprocessingGroup" xmlns:wpi="http://schemas.microsoft.com/office/word/2010/wordprocessingInk" xmlns:wne="http://schemas.microsoft.com/office/word/2006/wordml" xmlns:wps="http://schemas.microsoft.com/office/word/2010/wordprocessingShape" mc:Ignorable="w14 w15 w16se w16cid w16 w16cex w16sdtdh w16sdtfl w16du wp14">
-  <w15:commentEx w15:paraId="038F5ED2" w15:done="0"/>
-  <w15:commentEx w15:paraId="06141BE3" w15:done="0"/>
-  <w15:commentEx w15:paraId="72E2A741" w15:done="0"/>
-  <w15:commentEx w15:paraId="622D893F" w15:done="0"/>
-  <w15:commentEx w15:paraId="2A5012B8" w15:done="0"/>
+<w15:commentsEx xmlns:wpc="http://schemas.microsoft.com/office/word/2010/wordprocessingCanvas" xmlns:cx="http://schemas.microsoft.com/office/drawing/2014/chartex" xmlns:cx1="http://schemas.microsoft.com/office/drawing/2015/9/8/chartex" xmlns:cx2="http://schemas.microsoft.com/office/drawing/2015/10/21/chartex" xmlns:cx3="http://schemas.microsoft.com/office/drawing/2016/5/9/chartex" xmlns:cx4="http://schemas.microsoft.com/office/drawing/2016/5/10/chartex" xmlns:cx5="http://schemas.microsoft.com/office/drawing/2016/5/11/chartex" xmlns:cx6="http://schemas.microsoft.com/office/drawing/2016/5/12/chartex" xmlns:cx7="http://schemas.microsoft.com/office/drawing/2016/5/13/chartex" xmlns:cx8="http://schemas.microsoft.com/office/drawing/2016/5/14/chartex" xmlns:mc="http://schemas.openxmlformats.org/markup-compatibility/2006" xmlns:m="http://schemas.openxmlformats.org/officeDocument/2006/math" xmlns:aink="http://schemas.microsoft.com/office/drawing/2016/ink" xmlns:am3d="http://schemas.microsoft.com/office/drawing/2017/model3d" xmlns:oel="http://schemas.microsoft.com/office/2019/extlst" xmlns:r="http://schemas.openxmlformats.org/officeDocument/2006/relationships" xmlns:wp14="http://schemas.microsoft.com/office/word/2010/wordprocessingDrawing" xmlns:wp="http://schemas.openxmlformats.org/drawingml/2006/wordprocessingDrawing" xmlns:wpg="http://schemas.microsoft.com/office/word/2010/wordprocessingGroup" xmlns:wpi="http://schemas.microsoft.com/office/word/2010/wordprocessingInk" xmlns:wps="http://schemas.microsoft.com/office/word/2010/wordprocessingShape" xmlns:o="urn:schemas-microsoft-com:office:office" xmlns:v="urn:schemas-microsoft-com:vml" xmlns:w10="urn:schemas-microsoft-com:office:word" xmlns:w="http://schemas.openxmlformats.org/wordprocessingml/2006/main" xmlns:w14="http://schemas.microsoft.com/office/word/2010/wordml" xmlns:w15="http://schemas.microsoft.com/office/word/2012/wordml" xmlns:w16cei="http://schemas.microsoft.com/office/word/2026/wordml/cei" xmlns:w16cex="http://schemas.microsoft.com/office/word/2018/wordml/cex" xmlns:w16cid="http://schemas.microsoft.com/office/word/2016/wordml/cid" xmlns:w16="http://schemas.microsoft.com/office/word/2018/wordml" xmlns:w16sdtdh="http://schemas.microsoft.com/office/word/2020/wordml/sdtdatahash" xmlns:w16sdtfl="http://schemas.microsoft.com/office/word/2024/wordml/sdtformatlock" xmlns:w16se="http://schemas.microsoft.com/office/word/2015/wordml/symex" xmlns:w16du="http://schemas.microsoft.com/office/word/2023/wordml/word16du" xmlns:wne="http://schemas.microsoft.com/office/word/2006/wordml" mc:Ignorable="w14 w15 w16se w16cid w16 w16cex w16sdtdh w16sdtfl w16du wp14">
+  <w15:commentEx w15:paraId="038F5ED2" w15:done="1"/>
+  <w15:commentEx w15:paraId="06141BE3" w15:done="1"/>
+  <w15:commentEx w15:paraId="72E2A741" w15:done="1"/>
+  <w15:commentEx w15:paraId="622D893F" w15:done="1"/>
+  <w15:commentEx w15:paraId="2A5012B8" w15:done="1"/>
   <w15:commentEx w15:paraId="5A4F4BF7" w15:done="0"/>
-  <w15:commentEx w15:paraId="086F4992" w15:done="0"/>
-  <w15:commentEx w15:paraId="13398F3D" w15:done="0"/>
+  <w15:commentEx w15:paraId="086F4992" w15:done="1"/>
+  <w15:commentEx w15:paraId="13398F3D" w15:done="1"/>
   <w15:commentEx w15:paraId="4A482FC3" w15:done="0"/>
 </w15:commentsEx>
 </file>
 
 <file path=word/commentsExtensible.xml><?xml version="1.0" encoding="utf-8"?>
-<w16cex:commentsExtensible xmlns:wpc="http://schemas.microsoft.com/office/word/2010/wordprocessingCanvas" xmlns:cx="http://schemas.microsoft.com/office/drawing/2014/chartex" xmlns:cx1="http://schemas.microsoft.com/office/drawing/2015/9/8/chartex" xmlns:cx2="http://schemas.microsoft.com/office/drawing/2015/10/21/chartex" xmlns:cx3="http://schemas.microsoft.com/office/drawing/2016/5/9/chartex" xmlns:cx4="http://schemas.microsoft.com/office/drawing/2016/5/10/chartex" xmlns:cx5="http://schemas.microsoft.com/office/drawing/2016/5/11/chartex" xmlns:cx6="http://schemas.microsoft.com/office/drawing/2016/5/12/chartex" xmlns:cx7="http://schemas.microsoft.com/office/drawing/2016/5/13/chartex" xmlns:cx8="http://schemas.microsoft.com/office/drawing/2016/5/14/chartex" xmlns:cr="http://schemas.microsoft.com/office/comments/2020/reactions" xmlns:mc="http://schemas.openxmlformats.org/markup-compatibility/2006" xmlns:aink="http://schemas.microsoft.com/office/drawing/2016/ink" xmlns:am3d="http://schemas.microsoft.com/office/drawing/2017/model3d" xmlns:o="urn:schemas-microsoft-com:office:office" xmlns:oel="http://schemas.microsoft.com/office/2019/extlst" xmlns:r="http://schemas.openxmlformats.org/officeDocument/2006/relationships" xmlns:m="http://schemas.openxmlformats.org/officeDocument/2006/math" xmlns:v="urn:schemas-microsoft-com:vml" xmlns:wp14="http://schemas.microsoft.com/office/word/2010/wordprocessingDrawing" xmlns:wp="http://schemas.openxmlformats.org/drawingml/2006/wordprocessingDrawing" xmlns:w10="urn:schemas-microsoft-com:office:word" xmlns:w="http://schemas.openxmlformats.org/wordprocessingml/2006/main" xmlns:w14="http://schemas.microsoft.com/office/word/2010/wordml" xmlns:w15="http://schemas.microsoft.com/office/word/2012/wordml" xmlns:w16cex="http://schemas.microsoft.com/office/word/2018/wordml/cex" xmlns:w16cid="http://schemas.microsoft.com/office/word/2016/wordml/cid" xmlns:w16="http://schemas.microsoft.com/office/word/2018/wordml" xmlns:w16du="http://schemas.microsoft.com/office/word/2023/wordml/word16du" xmlns:w16sdtdh="http://schemas.microsoft.com/office/word/2020/wordml/sdtdatahash" xmlns:w16sdtfl="http://schemas.microsoft.com/office/word/2024/wordml/sdtformatlock" xmlns:w16se="http://schemas.microsoft.com/office/word/2015/wordml/symex" xmlns:wpg="http://schemas.microsoft.com/office/word/2010/wordprocessingGroup" xmlns:wpi="http://schemas.microsoft.com/office/word/2010/wordprocessingInk" xmlns:wne="http://schemas.microsoft.com/office/word/2006/wordml" xmlns:wps="http://schemas.microsoft.com/office/word/2010/wordprocessingShape" mc:Ignorable="w14 w15 w16se w16cid w16 w16cex w16sdtdh w16sdtfl cr w16du wp14">
+<w16cex:commentsExtensible xmlns:wpc="http://schemas.microsoft.com/office/word/2010/wordprocessingCanvas" xmlns:cx="http://schemas.microsoft.com/office/drawing/2014/chartex" xmlns:cx1="http://schemas.microsoft.com/office/drawing/2015/9/8/chartex" xmlns:cx2="http://schemas.microsoft.com/office/drawing/2015/10/21/chartex" xmlns:cx3="http://schemas.microsoft.com/office/drawing/2016/5/9/chartex" xmlns:cx4="http://schemas.microsoft.com/office/drawing/2016/5/10/chartex" xmlns:cx5="http://schemas.microsoft.com/office/drawing/2016/5/11/chartex" xmlns:cx6="http://schemas.microsoft.com/office/drawing/2016/5/12/chartex" xmlns:cx7="http://schemas.microsoft.com/office/drawing/2016/5/13/chartex" xmlns:cx8="http://schemas.microsoft.com/office/drawing/2016/5/14/chartex" xmlns:cr="http://schemas.microsoft.com/office/comments/2020/reactions" xmlns:mc="http://schemas.openxmlformats.org/markup-compatibility/2006" xmlns:m="http://schemas.openxmlformats.org/officeDocument/2006/math" xmlns:aink="http://schemas.microsoft.com/office/drawing/2016/ink" xmlns:am3d="http://schemas.microsoft.com/office/drawing/2017/model3d" xmlns:oel="http://schemas.microsoft.com/office/2019/extlst" xmlns:r="http://schemas.openxmlformats.org/officeDocument/2006/relationships" xmlns:wp14="http://schemas.microsoft.com/office/word/2010/wordprocessingDrawing" xmlns:wp="http://schemas.openxmlformats.org/drawingml/2006/wordprocessingDrawing" xmlns:wpg="http://schemas.microsoft.com/office/word/2010/wordprocessingGroup" xmlns:wpi="http://schemas.microsoft.com/office/word/2010/wordprocessingInk" xmlns:wps="http://schemas.microsoft.com/office/word/2010/wordprocessingShape" xmlns:o="urn:schemas-microsoft-com:office:office" xmlns:v="urn:schemas-microsoft-com:vml" xmlns:w10="urn:schemas-microsoft-com:office:word" xmlns:w="http://schemas.openxmlformats.org/wordprocessingml/2006/main" xmlns:w14="http://schemas.microsoft.com/office/word/2010/wordml" xmlns:w15="http://schemas.microsoft.com/office/word/2012/wordml" xmlns:w16cei="http://schemas.microsoft.com/office/word/2026/wordml/cei" xmlns:w16cex="http://schemas.microsoft.com/office/word/2018/wordml/cex" xmlns:w16cid="http://schemas.microsoft.com/office/word/2016/wordml/cid" xmlns:w16="http://schemas.microsoft.com/office/word/2018/wordml" xmlns:w16sdtdh="http://schemas.microsoft.com/office/word/2020/wordml/sdtdatahash" xmlns:w16sdtfl="http://schemas.microsoft.com/office/word/2024/wordml/sdtformatlock" xmlns:w16se="http://schemas.microsoft.com/office/word/2015/wordml/symex" xmlns:w16du="http://schemas.microsoft.com/office/word/2023/wordml/word16du" xmlns:wne="http://schemas.microsoft.com/office/word/2006/wordml" mc:Ignorable="w14 w15 w16se w16cid w16 w16cex w16sdtdh w16sdtfl cr w16du wp14">
   <w16cex:commentExtensible w16cex:durableId="7569DCFE" w16cex:dateUtc="2026-08-13T16:40:00Z"/>
   <w16cex:commentExtensible w16cex:durableId="37FC7AA9" w16cex:dateUtc="2026-08-13T16:40:00Z"/>
   <w16cex:commentExtensible w16cex:durableId="4E7C8488" w16cex:dateUtc="2026-08-13T16:40:00Z"/>
@@ -1473,7 +1753,7 @@
 </file>
 
 <file path=word/commentsIds.xml><?xml version="1.0" encoding="utf-8"?>
-<w16cid:commentsIds xmlns:wpc="http://schemas.microsoft.com/office/word/2010/wordprocessingCanvas" xmlns:cx="http://schemas.microsoft.com/office/drawing/2014/chartex" xmlns:cx1="http://schemas.microsoft.com/office/drawing/2015/9/8/chartex" xmlns:cx2="http://schemas.microsoft.com/office/drawing/2015/10/21/chartex" xmlns:cx3="http://schemas.microsoft.com/office/drawing/2016/5/9/chartex" xmlns:cx4="http://schemas.microsoft.com/office/drawing/2016/5/10/chartex" xmlns:cx5="http://schemas.microsoft.com/office/drawing/2016/5/11/chartex" xmlns:cx6="http://schemas.microsoft.com/office/drawing/2016/5/12/chartex" xmlns:cx7="http://schemas.microsoft.com/office/drawing/2016/5/13/chartex" xmlns:cx8="http://schemas.microsoft.com/office/drawing/2016/5/14/chartex" xmlns:mc="http://schemas.openxmlformats.org/markup-compatibility/2006" xmlns:aink="http://schemas.microsoft.com/office/drawing/2016/ink" xmlns:am3d="http://schemas.microsoft.com/office/drawing/2017/model3d" xmlns:o="urn:schemas-microsoft-com:office:office" xmlns:oel="http://schemas.microsoft.com/office/2019/extlst" xmlns:r="http://schemas.openxmlformats.org/officeDocument/2006/relationships" xmlns:m="http://schemas.openxmlformats.org/officeDocument/2006/math" xmlns:v="urn:schemas-microsoft-com:vml" xmlns:wp14="http://schemas.microsoft.com/office/word/2010/wordprocessingDrawing" xmlns:wp="http://schemas.openxmlformats.org/drawingml/2006/wordprocessingDrawing" xmlns:w10="urn:schemas-microsoft-com:office:word" xmlns:w="http://schemas.openxmlformats.org/wordprocessingml/2006/main" xmlns:w14="http://schemas.microsoft.com/office/word/2010/wordml" xmlns:w15="http://schemas.microsoft.com/office/word/2012/wordml" xmlns:w16cex="http://schemas.microsoft.com/office/word/2018/wordml/cex" xmlns:w16cid="http://schemas.microsoft.com/office/word/2016/wordml/cid" xmlns:w16="http://schemas.microsoft.com/office/word/2018/wordml" xmlns:w16du="http://schemas.microsoft.com/office/word/2023/wordml/word16du" xmlns:w16sdtdh="http://schemas.microsoft.com/office/word/2020/wordml/sdtdatahash" xmlns:w16sdtfl="http://schemas.microsoft.com/office/word/2024/wordml/sdtformatlock" xmlns:w16se="http://schemas.microsoft.com/office/word/2015/wordml/symex" xmlns:wpg="http://schemas.microsoft.com/office/word/2010/wordprocessingGroup" xmlns:wpi="http://schemas.microsoft.com/office/word/2010/wordprocessingInk" xmlns:wne="http://schemas.microsoft.com/office/word/2006/wordml" xmlns:wps="http://schemas.microsoft.com/office/word/2010/wordprocessingShape" mc:Ignorable="w14 w15 w16se w16cid w16 w16cex w16sdtdh w16sdtfl w16du wp14">
+<w16cid:commentsIds xmlns:wpc="http://schemas.microsoft.com/office/word/2010/wordprocessingCanvas" xmlns:cx="http://schemas.microsoft.com/office/drawing/2014/chartex" xmlns:cx1="http://schemas.microsoft.com/office/drawing/2015/9/8/chartex" xmlns:cx2="http://schemas.microsoft.com/office/drawing/2015/10/21/chartex" xmlns:cx3="http://schemas.microsoft.com/office/drawing/2016/5/9/chartex" xmlns:cx4="http://schemas.microsoft.com/office/drawing/2016/5/10/chartex" xmlns:cx5="http://schemas.microsoft.com/office/drawing/2016/5/11/chartex" xmlns:cx6="http://schemas.microsoft.com/office/drawing/2016/5/12/chartex" xmlns:cx7="http://schemas.microsoft.com/office/drawing/2016/5/13/chartex" xmlns:cx8="http://schemas.microsoft.com/office/drawing/2016/5/14/chartex" xmlns:mc="http://schemas.openxmlformats.org/markup-compatibility/2006" xmlns:m="http://schemas.openxmlformats.org/officeDocument/2006/math" xmlns:aink="http://schemas.microsoft.com/office/drawing/2016/ink" xmlns:am3d="http://schemas.microsoft.com/office/drawing/2017/model3d" xmlns:oel="http://schemas.microsoft.com/office/2019/extlst" xmlns:r="http://schemas.openxmlformats.org/officeDocument/2006/relationships" xmlns:wp14="http://schemas.microsoft.com/office/word/2010/wordprocessingDrawing" xmlns:wp="http://schemas.openxmlformats.org/drawingml/2006/wordprocessingDrawing" xmlns:wpg="http://schemas.microsoft.com/office/word/2010/wordprocessingGroup" xmlns:wpi="http://schemas.microsoft.com/office/word/2010/wordprocessingInk" xmlns:wps="http://schemas.microsoft.com/office/word/2010/wordprocessingShape" xmlns:o="urn:schemas-microsoft-com:office:office" xmlns:v="urn:schemas-microsoft-com:vml" xmlns:w10="urn:schemas-microsoft-com:office:word" xmlns:w="http://schemas.openxmlformats.org/wordprocessingml/2006/main" xmlns:w14="http://schemas.microsoft.com/office/word/2010/wordml" xmlns:w15="http://schemas.microsoft.com/office/word/2012/wordml" xmlns:w16cei="http://schemas.microsoft.com/office/word/2026/wordml/cei" xmlns:w16cex="http://schemas.microsoft.com/office/word/2018/wordml/cex" xmlns:w16cid="http://schemas.microsoft.com/office/word/2016/wordml/cid" xmlns:w16="http://schemas.microsoft.com/office/word/2018/wordml" xmlns:w16sdtdh="http://schemas.microsoft.com/office/word/2020/wordml/sdtdatahash" xmlns:w16sdtfl="http://schemas.microsoft.com/office/word/2024/wordml/sdtformatlock" xmlns:w16se="http://schemas.microsoft.com/office/word/2015/wordml/symex" xmlns:w16du="http://schemas.microsoft.com/office/word/2023/wordml/word16du" xmlns:wne="http://schemas.microsoft.com/office/word/2006/wordml" mc:Ignorable="w14 w15 w16se w16cid w16 w16cex w16sdtdh w16sdtfl w16du wp14">
   <w16cid:commentId w16cid:paraId="038F5ED2" w16cid:durableId="7569DCFE"/>
   <w16cid:commentId w16cid:paraId="06141BE3" w16cid:durableId="37FC7AA9"/>
   <w16cid:commentId w16cid:paraId="72E2A741" w16cid:durableId="4E7C8488"/>
@@ -1487,7 +1767,7 @@
 </file>
 
 <file path=word/endnotes.xml><?xml version="1.0" encoding="utf-8"?>
-<w:endnotes xmlns:wpc="http://schemas.microsoft.com/office/word/2010/wordprocessingCanvas" xmlns:cx="http://schemas.microsoft.com/office/drawing/2014/chartex" xmlns:cx1="http://schemas.microsoft.com/office/drawing/2015/9/8/chartex" xmlns:cx2="http://schemas.microsoft.com/office/drawing/2015/10/21/chartex" xmlns:cx3="http://schemas.microsoft.com/office/drawing/2016/5/9/chartex" xmlns:cx4="http://schemas.microsoft.com/office/drawing/2016/5/10/chartex" xmlns:cx5="http://schemas.microsoft.com/office/drawing/2016/5/11/chartex" xmlns:cx6="http://schemas.microsoft.com/office/drawing/2016/5/12/chartex" xmlns:cx7="http://schemas.microsoft.com/office/drawing/2016/5/13/chartex" xmlns:cx8="http://schemas.microsoft.com/office/drawing/2016/5/14/chartex" xmlns:mc="http://schemas.openxmlformats.org/markup-compatibility/2006" xmlns:aink="http://schemas.microsoft.com/office/drawing/2016/ink" xmlns:am3d="http://schemas.microsoft.com/office/drawing/2017/model3d" xmlns:o="urn:schemas-microsoft-com:office:office" xmlns:oel="http://schemas.microsoft.com/office/2019/extlst" xmlns:r="http://schemas.openxmlformats.org/officeDocument/2006/relationships" xmlns:m="http://schemas.openxmlformats.org/officeDocument/2006/math" xmlns:v="urn:schemas-microsoft-com:vml" xmlns:wp14="http://schemas.microsoft.com/office/word/2010/wordprocessingDrawing" xmlns:wp="http://schemas.openxmlformats.org/drawingml/2006/wordprocessingDrawing" xmlns:w10="urn:schemas-microsoft-com:office:word" xmlns:w="http://schemas.openxmlformats.org/wordprocessingml/2006/main" xmlns:w14="http://schemas.microsoft.com/office/word/2010/wordml" xmlns:w15="http://schemas.microsoft.com/office/word/2012/wordml" xmlns:w16cex="http://schemas.microsoft.com/office/word/2018/wordml/cex" xmlns:w16cid="http://schemas.microsoft.com/office/word/2016/wordml/cid" xmlns:w16="http://schemas.microsoft.com/office/word/2018/wordml" xmlns:w16du="http://schemas.microsoft.com/office/word/2023/wordml/word16du" xmlns:w16sdtdh="http://schemas.microsoft.com/office/word/2020/wordml/sdtdatahash" xmlns:w16sdtfl="http://schemas.microsoft.com/office/word/2024/wordml/sdtformatlock" xmlns:w16se="http://schemas.microsoft.com/office/word/2015/wordml/symex" xmlns:wpg="http://schemas.microsoft.com/office/word/2010/wordprocessingGroup" xmlns:wpi="http://schemas.microsoft.com/office/word/2010/wordprocessingInk" xmlns:wne="http://schemas.microsoft.com/office/word/2006/wordml" xmlns:wps="http://schemas.microsoft.com/office/word/2010/wordprocessingShape" mc:Ignorable="w14 w15 w16se w16cid w16 w16cex w16sdtdh w16sdtfl w16du wp14">
+<w:endnotes xmlns:wpc="http://schemas.microsoft.com/office/word/2010/wordprocessingCanvas" xmlns:cx="http://schemas.microsoft.com/office/drawing/2014/chartex" xmlns:cx1="http://schemas.microsoft.com/office/drawing/2015/9/8/chartex" xmlns:cx2="http://schemas.microsoft.com/office/drawing/2015/10/21/chartex" xmlns:cx3="http://schemas.microsoft.com/office/drawing/2016/5/9/chartex" xmlns:cx4="http://schemas.microsoft.com/office/drawing/2016/5/10/chartex" xmlns:cx5="http://schemas.microsoft.com/office/drawing/2016/5/11/chartex" xmlns:cx6="http://schemas.microsoft.com/office/drawing/2016/5/12/chartex" xmlns:cx7="http://schemas.microsoft.com/office/drawing/2016/5/13/chartex" xmlns:cx8="http://schemas.microsoft.com/office/drawing/2016/5/14/chartex" xmlns:mc="http://schemas.openxmlformats.org/markup-compatibility/2006" xmlns:m="http://schemas.openxmlformats.org/officeDocument/2006/math" xmlns:aink="http://schemas.microsoft.com/office/drawing/2016/ink" xmlns:am3d="http://schemas.microsoft.com/office/drawing/2017/model3d" xmlns:oel="http://schemas.microsoft.com/office/2019/extlst" xmlns:r="http://schemas.openxmlformats.org/officeDocument/2006/relationships" xmlns:wp14="http://schemas.microsoft.com/office/word/2010/wordprocessingDrawing" xmlns:wp="http://schemas.openxmlformats.org/drawingml/2006/wordprocessingDrawing" xmlns:wpg="http://schemas.microsoft.com/office/word/2010/wordprocessingGroup" xmlns:wpi="http://schemas.microsoft.com/office/word/2010/wordprocessingInk" xmlns:wps="http://schemas.microsoft.com/office/word/2010/wordprocessingShape" xmlns:o="urn:schemas-microsoft-com:office:office" xmlns:v="urn:schemas-microsoft-com:vml" xmlns:w10="urn:schemas-microsoft-com:office:word" xmlns:w="http://schemas.openxmlformats.org/wordprocessingml/2006/main" xmlns:w14="http://schemas.microsoft.com/office/word/2010/wordml" xmlns:w15="http://schemas.microsoft.com/office/word/2012/wordml" xmlns:w16cei="http://schemas.microsoft.com/office/word/2026/wordml/cei" xmlns:w16cex="http://schemas.microsoft.com/office/word/2018/wordml/cex" xmlns:w16cid="http://schemas.microsoft.com/office/word/2016/wordml/cid" xmlns:w16="http://schemas.microsoft.com/office/word/2018/wordml" xmlns:w16sdtdh="http://schemas.microsoft.com/office/word/2020/wordml/sdtdatahash" xmlns:w16sdtfl="http://schemas.microsoft.com/office/word/2024/wordml/sdtformatlock" xmlns:w16se="http://schemas.microsoft.com/office/word/2015/wordml/symex" xmlns:w16du="http://schemas.microsoft.com/office/word/2023/wordml/word16du" xmlns:wne="http://schemas.microsoft.com/office/word/2006/wordml" mc:Ignorable="w14 w15 w16se w16cid w16 w16cex w16sdtdh w16sdtfl w16du wp14">
   <w:endnote w:type="separator" w:id="-1">
     <w:p>
       <w:r>
@@ -1506,7 +1786,7 @@
 </file>
 
 <file path=word/footnotes.xml><?xml version="1.0" encoding="utf-8"?>
-<w:footnotes xmlns:wpc="http://schemas.microsoft.com/office/word/2010/wordprocessingCanvas" xmlns:cx="http://schemas.microsoft.com/office/drawing/2014/chartex" xmlns:cx1="http://schemas.microsoft.com/office/drawing/2015/9/8/chartex" xmlns:cx2="http://schemas.microsoft.com/office/drawing/2015/10/21/chartex" xmlns:cx3="http://schemas.microsoft.com/office/drawing/2016/5/9/chartex" xmlns:cx4="http://schemas.microsoft.com/office/drawing/2016/5/10/chartex" xmlns:cx5="http://schemas.microsoft.com/office/drawing/2016/5/11/chartex" xmlns:cx6="http://schemas.microsoft.com/office/drawing/2016/5/12/chartex" xmlns:cx7="http://schemas.microsoft.com/office/drawing/2016/5/13/chartex" xmlns:cx8="http://schemas.microsoft.com/office/drawing/2016/5/14/chartex" xmlns:mc="http://schemas.openxmlformats.org/markup-compatibility/2006" xmlns:aink="http://schemas.microsoft.com/office/drawing/2016/ink" xmlns:am3d="http://schemas.microsoft.com/office/drawing/2017/model3d" xmlns:o="urn:schemas-microsoft-com:office:office" xmlns:oel="http://schemas.microsoft.com/office/2019/extlst" xmlns:r="http://schemas.openxmlformats.org/officeDocument/2006/relationships" xmlns:m="http://schemas.openxmlformats.org/officeDocument/2006/math" xmlns:v="urn:schemas-microsoft-com:vml" xmlns:wp14="http://schemas.microsoft.com/office/word/2010/wordprocessingDrawing" xmlns:wp="http://schemas.openxmlformats.org/drawingml/2006/wordprocessingDrawing" xmlns:w10="urn:schemas-microsoft-com:office:word" xmlns:w="http://schemas.openxmlformats.org/wordprocessingml/2006/main" xmlns:w14="http://schemas.microsoft.com/office/word/2010/wordml" xmlns:w15="http://schemas.microsoft.com/office/word/2012/wordml" xmlns:w16cex="http://schemas.microsoft.com/office/word/2018/wordml/cex" xmlns:w16cid="http://schemas.microsoft.com/office/word/2016/wordml/cid" xmlns:w16="http://schemas.microsoft.com/office/word/2018/wordml" xmlns:w16du="http://schemas.microsoft.com/office/word/2023/wordml/word16du" xmlns:w16sdtdh="http://schemas.microsoft.com/office/word/2020/wordml/sdtdatahash" xmlns:w16sdtfl="http://schemas.microsoft.com/office/word/2024/wordml/sdtformatlock" xmlns:w16se="http://schemas.microsoft.com/office/word/2015/wordml/symex" xmlns:wpg="http://schemas.microsoft.com/office/word/2010/wordprocessingGroup" xmlns:wpi="http://schemas.microsoft.com/office/word/2010/wordprocessingInk" xmlns:wne="http://schemas.microsoft.com/office/word/2006/wordml" xmlns:wps="http://schemas.microsoft.com/office/word/2010/wordprocessingShape" mc:Ignorable="w14 w15 w16se w16cid w16 w16cex w16sdtdh w16sdtfl w16du wp14">
+<w:footnotes xmlns:wpc="http://schemas.microsoft.com/office/word/2010/wordprocessingCanvas" xmlns:cx="http://schemas.microsoft.com/office/drawing/2014/chartex" xmlns:cx1="http://schemas.microsoft.com/office/drawing/2015/9/8/chartex" xmlns:cx2="http://schemas.microsoft.com/office/drawing/2015/10/21/chartex" xmlns:cx3="http://schemas.microsoft.com/office/drawing/2016/5/9/chartex" xmlns:cx4="http://schemas.microsoft.com/office/drawing/2016/5/10/chartex" xmlns:cx5="http://schemas.microsoft.com/office/drawing/2016/5/11/chartex" xmlns:cx6="http://schemas.microsoft.com/office/drawing/2016/5/12/chartex" xmlns:cx7="http://schemas.microsoft.com/office/drawing/2016/5/13/chartex" xmlns:cx8="http://schemas.microsoft.com/office/drawing/2016/5/14/chartex" xmlns:mc="http://schemas.openxmlformats.org/markup-compatibility/2006" xmlns:m="http://schemas.openxmlformats.org/officeDocument/2006/math" xmlns:aink="http://schemas.microsoft.com/office/drawing/2016/ink" xmlns:am3d="http://schemas.microsoft.com/office/drawing/2017/model3d" xmlns:oel="http://schemas.microsoft.com/office/2019/extlst" xmlns:r="http://schemas.openxmlformats.org/officeDocument/2006/relationships" xmlns:wp14="http://schemas.microsoft.com/office/word/2010/wordprocessingDrawing" xmlns:wp="http://schemas.openxmlformats.org/drawingml/2006/wordprocessingDrawing" xmlns:wpg="http://schemas.microsoft.com/office/word/2010/wordprocessingGroup" xmlns:wpi="http://schemas.microsoft.com/office/word/2010/wordprocessingInk" xmlns:wps="http://schemas.microsoft.com/office/word/2010/wordprocessingShape" xmlns:o="urn:schemas-microsoft-com:office:office" xmlns:v="urn:schemas-microsoft-com:vml" xmlns:w10="urn:schemas-microsoft-com:office:word" xmlns:w="http://schemas.openxmlformats.org/wordprocessingml/2006/main" xmlns:w14="http://schemas.microsoft.com/office/word/2010/wordml" xmlns:w15="http://schemas.microsoft.com/office/word/2012/wordml" xmlns:w16cei="http://schemas.microsoft.com/office/word/2026/wordml/cei" xmlns:w16cex="http://schemas.microsoft.com/office/word/2018/wordml/cex" xmlns:w16cid="http://schemas.microsoft.com/office/word/2016/wordml/cid" xmlns:w16="http://schemas.microsoft.com/office/word/2018/wordml" xmlns:w16sdtdh="http://schemas.microsoft.com/office/word/2020/wordml/sdtdatahash" xmlns:w16sdtfl="http://schemas.microsoft.com/office/word/2024/wordml/sdtformatlock" xmlns:w16se="http://schemas.microsoft.com/office/word/2015/wordml/symex" xmlns:w16du="http://schemas.microsoft.com/office/word/2023/wordml/word16du" xmlns:wne="http://schemas.microsoft.com/office/word/2006/wordml" mc:Ignorable="w14 w15 w16se w16cid w16 w16cex w16sdtdh w16sdtfl w16du wp14">
   <w:footnote w:type="separator" w:id="-1">
     <w:p>
       <w:r>
@@ -1525,7 +1805,7 @@
 </file>
 
 <file path=word/header1.xml><?xml version="1.0" encoding="utf-8"?>
-<w:hdr xmlns:wpc="http://schemas.microsoft.com/office/word/2010/wordprocessingCanvas" xmlns:cx="http://schemas.microsoft.com/office/drawing/2014/chartex" xmlns:cx1="http://schemas.microsoft.com/office/drawing/2015/9/8/chartex" xmlns:cx2="http://schemas.microsoft.com/office/drawing/2015/10/21/chartex" xmlns:cx3="http://schemas.microsoft.com/office/drawing/2016/5/9/chartex" xmlns:cx4="http://schemas.microsoft.com/office/drawing/2016/5/10/chartex" xmlns:cx5="http://schemas.microsoft.com/office/drawing/2016/5/11/chartex" xmlns:cx6="http://schemas.microsoft.com/office/drawing/2016/5/12/chartex" xmlns:cx7="http://schemas.microsoft.com/office/drawing/2016/5/13/chartex" xmlns:cx8="http://schemas.microsoft.com/office/drawing/2016/5/14/chartex" xmlns:mc="http://schemas.openxmlformats.org/markup-compatibility/2006" xmlns:aink="http://schemas.microsoft.com/office/drawing/2016/ink" xmlns:am3d="http://schemas.microsoft.com/office/drawing/2017/model3d" xmlns:o="urn:schemas-microsoft-com:office:office" xmlns:oel="http://schemas.microsoft.com/office/2019/extlst" xmlns:r="http://schemas.openxmlformats.org/officeDocument/2006/relationships" xmlns:m="http://schemas.openxmlformats.org/officeDocument/2006/math" xmlns:v="urn:schemas-microsoft-com:vml" xmlns:wp14="http://schemas.microsoft.com/office/word/2010/wordprocessingDrawing" xmlns:wp="http://schemas.openxmlformats.org/drawingml/2006/wordprocessingDrawing" xmlns:w10="urn:schemas-microsoft-com:office:word" xmlns:w="http://schemas.openxmlformats.org/wordprocessingml/2006/main" xmlns:w14="http://schemas.microsoft.com/office/word/2010/wordml" xmlns:w15="http://schemas.microsoft.com/office/word/2012/wordml" xmlns:w16cex="http://schemas.microsoft.com/office/word/2018/wordml/cex" xmlns:w16cid="http://schemas.microsoft.com/office/word/2016/wordml/cid" xmlns:w16="http://schemas.microsoft.com/office/word/2018/wordml" xmlns:w16du="http://schemas.microsoft.com/office/word/2023/wordml/word16du" xmlns:w16sdtdh="http://schemas.microsoft.com/office/word/2020/wordml/sdtdatahash" xmlns:w16sdtfl="http://schemas.microsoft.com/office/word/2024/wordml/sdtformatlock" xmlns:w16se="http://schemas.microsoft.com/office/word/2015/wordml/symex" xmlns:wpg="http://schemas.microsoft.com/office/word/2010/wordprocessingGroup" xmlns:wpi="http://schemas.microsoft.com/office/word/2010/wordprocessingInk" xmlns:wne="http://schemas.microsoft.com/office/word/2006/wordml" xmlns:wps="http://schemas.microsoft.com/office/word/2010/wordprocessingShape" mc:Ignorable="w14 w15 w16se w16cid w16 w16cex w16sdtdh w16sdtfl w16du wp14">
+<w:hdr xmlns:wpc="http://schemas.microsoft.com/office/word/2010/wordprocessingCanvas" xmlns:cx="http://schemas.microsoft.com/office/drawing/2014/chartex" xmlns:cx1="http://schemas.microsoft.com/office/drawing/2015/9/8/chartex" xmlns:cx2="http://schemas.microsoft.com/office/drawing/2015/10/21/chartex" xmlns:cx3="http://schemas.microsoft.com/office/drawing/2016/5/9/chartex" xmlns:cx4="http://schemas.microsoft.com/office/drawing/2016/5/10/chartex" xmlns:cx5="http://schemas.microsoft.com/office/drawing/2016/5/11/chartex" xmlns:cx6="http://schemas.microsoft.com/office/drawing/2016/5/12/chartex" xmlns:cx7="http://schemas.microsoft.com/office/drawing/2016/5/13/chartex" xmlns:cx8="http://schemas.microsoft.com/office/drawing/2016/5/14/chartex" xmlns:mc="http://schemas.openxmlformats.org/markup-compatibility/2006" xmlns:m="http://schemas.openxmlformats.org/officeDocument/2006/math" xmlns:aink="http://schemas.microsoft.com/office/drawing/2016/ink" xmlns:am3d="http://schemas.microsoft.com/office/drawing/2017/model3d" xmlns:oel="http://schemas.microsoft.com/office/2019/extlst" xmlns:r="http://schemas.openxmlformats.org/officeDocument/2006/relationships" xmlns:wp14="http://schemas.microsoft.com/office/word/2010/wordprocessingDrawing" xmlns:wp="http://schemas.openxmlformats.org/drawingml/2006/wordprocessingDrawing" xmlns:wpg="http://schemas.microsoft.com/office/word/2010/wordprocessingGroup" xmlns:wpi="http://schemas.microsoft.com/office/word/2010/wordprocessingInk" xmlns:wps="http://schemas.microsoft.com/office/word/2010/wordprocessingShape" xmlns:o="urn:schemas-microsoft-com:office:office" xmlns:v="urn:schemas-microsoft-com:vml" xmlns:w10="urn:schemas-microsoft-com:office:word" xmlns:w="http://schemas.openxmlformats.org/wordprocessingml/2006/main" xmlns:w14="http://schemas.microsoft.com/office/word/2010/wordml" xmlns:w15="http://schemas.microsoft.com/office/word/2012/wordml" xmlns:w16cei="http://schemas.microsoft.com/office/word/2026/wordml/cei" xmlns:w16cex="http://schemas.microsoft.com/office/word/2018/wordml/cex" xmlns:w16cid="http://schemas.microsoft.com/office/word/2016/wordml/cid" xmlns:w16="http://schemas.microsoft.com/office/word/2018/wordml" xmlns:w16sdtdh="http://schemas.microsoft.com/office/word/2020/wordml/sdtdatahash" xmlns:w16sdtfl="http://schemas.microsoft.com/office/word/2024/wordml/sdtformatlock" xmlns:w16se="http://schemas.microsoft.com/office/word/2015/wordml/symex" xmlns:w16du="http://schemas.microsoft.com/office/word/2023/wordml/word16du" xmlns:wne="http://schemas.microsoft.com/office/word/2006/wordml" mc:Ignorable="w14 w15 w16se w16cid w16 w16cex w16sdtdh w16sdtfl w16du wp14">
   <w:p>
     <w:pPr>
       <w:pStyle w:val="Header"/>
@@ -1539,15 +1819,18 @@
 </file>
 
 <file path=word/people.xml><?xml version="1.0" encoding="utf-8"?>
-<w15:people xmlns:wpc="http://schemas.microsoft.com/office/word/2010/wordprocessingCanvas" xmlns:cx="http://schemas.microsoft.com/office/drawing/2014/chartex" xmlns:cx1="http://schemas.microsoft.com/office/drawing/2015/9/8/chartex" xmlns:cx2="http://schemas.microsoft.com/office/drawing/2015/10/21/chartex" xmlns:cx3="http://schemas.microsoft.com/office/drawing/2016/5/9/chartex" xmlns:cx4="http://schemas.microsoft.com/office/drawing/2016/5/10/chartex" xmlns:cx5="http://schemas.microsoft.com/office/drawing/2016/5/11/chartex" xmlns:cx6="http://schemas.microsoft.com/office/drawing/2016/5/12/chartex" xmlns:cx7="http://schemas.microsoft.com/office/drawing/2016/5/13/chartex" xmlns:cx8="http://schemas.microsoft.com/office/drawing/2016/5/14/chartex" xmlns:mc="http://schemas.openxmlformats.org/markup-compatibility/2006" xmlns:aink="http://schemas.microsoft.com/office/drawing/2016/ink" xmlns:am3d="http://schemas.microsoft.com/office/drawing/2017/model3d" xmlns:o="urn:schemas-microsoft-com:office:office" xmlns:oel="http://schemas.microsoft.com/office/2019/extlst" xmlns:r="http://schemas.openxmlformats.org/officeDocument/2006/relationships" xmlns:m="http://schemas.openxmlformats.org/officeDocument/2006/math" xmlns:v="urn:schemas-microsoft-com:vml" xmlns:wp14="http://schemas.microsoft.com/office/word/2010/wordprocessingDrawing" xmlns:wp="http://schemas.openxmlformats.org/drawingml/2006/wordprocessingDrawing" xmlns:w10="urn:schemas-microsoft-com:office:word" xmlns:w="http://schemas.openxmlformats.org/wordprocessingml/2006/main" xmlns:w14="http://schemas.microsoft.com/office/word/2010/wordml" xmlns:w15="http://schemas.microsoft.com/office/word/2012/wordml" xmlns:w16cex="http://schemas.microsoft.com/office/word/2018/wordml/cex" xmlns:w16cid="http://schemas.microsoft.com/office/word/2016/wordml/cid" xmlns:w16="http://schemas.microsoft.com/office/word/2018/wordml" xmlns:w16du="http://schemas.microsoft.com/office/word/2023/wordml/word16du" xmlns:w16sdtdh="http://schemas.microsoft.com/office/word/2020/wordml/sdtdatahash" xmlns:w16sdtfl="http://schemas.microsoft.com/office/word/2024/wordml/sdtformatlock" xmlns:w16se="http://schemas.microsoft.com/office/word/2015/wordml/symex" xmlns:wpg="http://schemas.microsoft.com/office/word/2010/wordprocessingGroup" xmlns:wpi="http://schemas.microsoft.com/office/word/2010/wordprocessingInk" xmlns:wne="http://schemas.microsoft.com/office/word/2006/wordml" xmlns:wps="http://schemas.microsoft.com/office/word/2010/wordprocessingShape" mc:Ignorable="w14 w15 w16se w16cid w16 w16cex w16sdtdh w16sdtfl w16du wp14">
+<w15:people xmlns:wpc="http://schemas.microsoft.com/office/word/2010/wordprocessingCanvas" xmlns:cx="http://schemas.microsoft.com/office/drawing/2014/chartex" xmlns:cx1="http://schemas.microsoft.com/office/drawing/2015/9/8/chartex" xmlns:cx2="http://schemas.microsoft.com/office/drawing/2015/10/21/chartex" xmlns:cx3="http://schemas.microsoft.com/office/drawing/2016/5/9/chartex" xmlns:cx4="http://schemas.microsoft.com/office/drawing/2016/5/10/chartex" xmlns:cx5="http://schemas.microsoft.com/office/drawing/2016/5/11/chartex" xmlns:cx6="http://schemas.microsoft.com/office/drawing/2016/5/12/chartex" xmlns:cx7="http://schemas.microsoft.com/office/drawing/2016/5/13/chartex" xmlns:cx8="http://schemas.microsoft.com/office/drawing/2016/5/14/chartex" xmlns:mc="http://schemas.openxmlformats.org/markup-compatibility/2006" xmlns:m="http://schemas.openxmlformats.org/officeDocument/2006/math" xmlns:aink="http://schemas.microsoft.com/office/drawing/2016/ink" xmlns:am3d="http://schemas.microsoft.com/office/drawing/2017/model3d" xmlns:oel="http://schemas.microsoft.com/office/2019/extlst" xmlns:r="http://schemas.openxmlformats.org/officeDocument/2006/relationships" xmlns:wp14="http://schemas.microsoft.com/office/word/2010/wordprocessingDrawing" xmlns:wp="http://schemas.openxmlformats.org/drawingml/2006/wordprocessingDrawing" xmlns:wpg="http://schemas.microsoft.com/office/word/2010/wordprocessingGroup" xmlns:wpi="http://schemas.microsoft.com/office/word/2010/wordprocessingInk" xmlns:wps="http://schemas.microsoft.com/office/word/2010/wordprocessingShape" xmlns:o="urn:schemas-microsoft-com:office:office" xmlns:v="urn:schemas-microsoft-com:vml" xmlns:w10="urn:schemas-microsoft-com:office:word" xmlns:w="http://schemas.openxmlformats.org/wordprocessingml/2006/main" xmlns:w14="http://schemas.microsoft.com/office/word/2010/wordml" xmlns:w15="http://schemas.microsoft.com/office/word/2012/wordml" xmlns:w16cei="http://schemas.microsoft.com/office/word/2026/wordml/cei" xmlns:w16cex="http://schemas.microsoft.com/office/word/2018/wordml/cex" xmlns:w16cid="http://schemas.microsoft.com/office/word/2016/wordml/cid" xmlns:w16="http://schemas.microsoft.com/office/word/2018/wordml" xmlns:w16sdtdh="http://schemas.microsoft.com/office/word/2020/wordml/sdtdatahash" xmlns:w16sdtfl="http://schemas.microsoft.com/office/word/2024/wordml/sdtformatlock" xmlns:w16se="http://schemas.microsoft.com/office/word/2015/wordml/symex" xmlns:w16du="http://schemas.microsoft.com/office/word/2023/wordml/word16du" xmlns:wne="http://schemas.microsoft.com/office/word/2006/wordml" mc:Ignorable="w14 w15 w16se w16cid w16 w16cex w16sdtdh w16sdtfl w16du wp14">
   <w15:person w15:author="Khandelwal, Amit">
     <w15:presenceInfo w15:providerId="AD" w15:userId="S::amit.khandelwal@yale.edu::0b08a9c9-00a1-4b2c-acf6-acf764319c75"/>
+  </w15:person>
+  <w15:person w15:author="Nguyen, Tra">
+    <w15:presenceInfo w15:providerId="AD" w15:userId="S::tra.nguyen@yale.edu::917dfdb9-c21f-4a59-bcf0-6d666c6c17fd"/>
   </w15:person>
 </w15:people>
 </file>
 
 <file path=word/styles.xml><?xml version="1.0" encoding="utf-8"?>
-<w:styles xmlns:mc="http://schemas.openxmlformats.org/markup-compatibility/2006" xmlns:r="http://schemas.openxmlformats.org/officeDocument/2006/relationships" xmlns:w="http://schemas.openxmlformats.org/wordprocessingml/2006/main" xmlns:w14="http://schemas.microsoft.com/office/word/2010/wordml" xmlns:w15="http://schemas.microsoft.com/office/word/2012/wordml" xmlns:w16cex="http://schemas.microsoft.com/office/word/2018/wordml/cex" xmlns:w16cid="http://schemas.microsoft.com/office/word/2016/wordml/cid" xmlns:w16="http://schemas.microsoft.com/office/word/2018/wordml" xmlns:w16du="http://schemas.microsoft.com/office/word/2023/wordml/word16du" xmlns:w16sdtdh="http://schemas.microsoft.com/office/word/2020/wordml/sdtdatahash" xmlns:w16sdtfl="http://schemas.microsoft.com/office/word/2024/wordml/sdtformatlock" xmlns:w16se="http://schemas.microsoft.com/office/word/2015/wordml/symex" mc:Ignorable="w14 w15 w16se w16cid w16 w16cex w16sdtdh w16sdtfl w16du">
+<w:styles xmlns:mc="http://schemas.openxmlformats.org/markup-compatibility/2006" xmlns:r="http://schemas.openxmlformats.org/officeDocument/2006/relationships" xmlns:w="http://schemas.openxmlformats.org/wordprocessingml/2006/main" xmlns:w14="http://schemas.microsoft.com/office/word/2010/wordml" xmlns:w15="http://schemas.microsoft.com/office/word/2012/wordml" xmlns:w16cex="http://schemas.microsoft.com/office/word/2018/wordml/cex" xmlns:w16cid="http://schemas.microsoft.com/office/word/2016/wordml/cid" xmlns:w16="http://schemas.microsoft.com/office/word/2018/wordml" xmlns:w16sdtdh="http://schemas.microsoft.com/office/word/2020/wordml/sdtdatahash" xmlns:w16sdtfl="http://schemas.microsoft.com/office/word/2024/wordml/sdtformatlock" xmlns:w16se="http://schemas.microsoft.com/office/word/2015/wordml/symex" xmlns:w16du="http://schemas.microsoft.com/office/word/2023/wordml/word16du" mc:Ignorable="w14 w15 w16se w16cid w16 w16cex w16sdtdh w16sdtfl w16du">
   <w:docDefaults>
     <w:rPrDefault>
       <w:rPr>
@@ -2541,18 +2824,18 @@
 </file>
 
 <file path=customXml/item1.xml><?xml version="1.0" encoding="utf-8"?>
-<p:properties xmlns:p="http://schemas.microsoft.com/office/2006/metadata/properties" xmlns:xsi="http://www.w3.org/2001/XMLSchema-instance" xmlns:pc="http://schemas.microsoft.com/office/infopath/2007/PartnerControls">
-  <documentManagement/>
-</p:properties>
-</file>
-
-<file path=customXml/item2.xml><?xml version="1.0" encoding="utf-8"?>
 <?mso-contentType ?>
 <FormTemplates xmlns="http://schemas.microsoft.com/sharepoint/v3/contenttype/forms">
   <Display>DocumentLibraryForm</Display>
   <Edit>DocumentLibraryForm</Edit>
   <New>DocumentLibraryForm</New>
 </FormTemplates>
+</file>
+
+<file path=customXml/item2.xml><?xml version="1.0" encoding="utf-8"?>
+<p:properties xmlns:p="http://schemas.microsoft.com/office/2006/metadata/properties" xmlns:xsi="http://www.w3.org/2001/XMLSchema-instance" xmlns:pc="http://schemas.microsoft.com/office/infopath/2007/PartnerControls">
+  <documentManagement/>
+</p:properties>
 </file>
 
 <file path=customXml/item3.xml><?xml version="1.0" encoding="utf-8"?>
@@ -2670,18 +2953,18 @@
 </file>
 
 <file path=customXml/itemProps1.xml><?xml version="1.0" encoding="utf-8"?>
-<ds:datastoreItem xmlns:ds="http://schemas.openxmlformats.org/officeDocument/2006/customXml" ds:itemID="{D0124FFD-1CE1-4B77-84DE-59500854D475}">
+<ds:datastoreItem xmlns:ds="http://schemas.openxmlformats.org/officeDocument/2006/customXml" ds:itemID="{115E038F-6BD5-4C1B-BDEE-E9EAAEB77524}">
   <ds:schemaRefs>
-    <ds:schemaRef ds:uri="http://schemas.microsoft.com/office/2006/metadata/properties"/>
-    <ds:schemaRef ds:uri="http://schemas.microsoft.com/office/infopath/2007/PartnerControls"/>
+    <ds:schemaRef ds:uri="http://schemas.microsoft.com/sharepoint/v3/contenttype/forms"/>
   </ds:schemaRefs>
 </ds:datastoreItem>
 </file>
 
 <file path=customXml/itemProps2.xml><?xml version="1.0" encoding="utf-8"?>
-<ds:datastoreItem xmlns:ds="http://schemas.openxmlformats.org/officeDocument/2006/customXml" ds:itemID="{115E038F-6BD5-4C1B-BDEE-E9EAAEB77524}">
+<ds:datastoreItem xmlns:ds="http://schemas.openxmlformats.org/officeDocument/2006/customXml" ds:itemID="{D0124FFD-1CE1-4B77-84DE-59500854D475}">
   <ds:schemaRefs>
-    <ds:schemaRef ds:uri="http://schemas.microsoft.com/sharepoint/v3/contenttype/forms"/>
+    <ds:schemaRef ds:uri="http://schemas.microsoft.com/office/2006/metadata/properties"/>
+    <ds:schemaRef ds:uri="http://schemas.microsoft.com/office/infopath/2007/PartnerControls"/>
   </ds:schemaRefs>
 </ds:datastoreItem>
 </file>
